--- a/2026.10.8-10.10调研.docx
+++ b/2026.10.8-10.10调研.docx
@@ -1,6 +1,6 @@
 
 <file path=word/document.xml><?xml version="1.0" encoding="utf-8"?>
-<w:document xmlns:wpc="http://schemas.microsoft.com/office/word/2010/wordprocessingCanvas" xmlns:cx="http://schemas.microsoft.com/office/drawing/2014/chartex" xmlns:cx1="http://schemas.microsoft.com/office/drawing/2015/9/8/chartex" xmlns:cx2="http://schemas.microsoft.com/office/drawing/2015/10/21/chartex" xmlns:cx3="http://schemas.microsoft.com/office/drawing/2016/5/9/chartex" xmlns:cx4="http://schemas.microsoft.com/office/drawing/2016/5/10/chartex" xmlns:cx5="http://schemas.microsoft.com/office/drawing/2016/5/11/chartex" xmlns:cx6="http://schemas.microsoft.com/office/drawing/2016/5/12/chartex" xmlns:cx7="http://schemas.microsoft.com/office/drawing/2016/5/13/chartex" xmlns:cx8="http://schemas.microsoft.com/office/drawing/2016/5/14/chartex" xmlns:mc="http://schemas.openxmlformats.org/markup-compatibility/2006" xmlns:o="urn:schemas-microsoft-com:office:office" xmlns:r="http://schemas.openxmlformats.org/officeDocument/2006/relationships" xmlns:m="http://schemas.openxmlformats.org/officeDocument/2006/math" xmlns:v="urn:schemas-microsoft-com:vml" xmlns:wp14="http://schemas.microsoft.com/office/word/2010/wordprocessingDrawing" xmlns:wp="http://schemas.openxmlformats.org/drawingml/2006/wordprocessingDrawing" xmlns:w="http://schemas.openxmlformats.org/wordprocessingml/2006/main" xmlns:w14="http://schemas.microsoft.com/office/word/2010/wordml" xmlns:w10="urn:schemas-microsoft-com:office:word" xmlns:w15="http://schemas.microsoft.com/office/word/2012/wordml" xmlns:wpg="http://schemas.microsoft.com/office/word/2010/wordprocessingGroup" xmlns:wpi="http://schemas.microsoft.com/office/word/2010/wordprocessingInk" xmlns:wne="http://schemas.microsoft.com/office/word/2006/wordml" xmlns:wps="http://schemas.microsoft.com/office/word/2010/wordprocessingShape" xmlns:wpsCustomData="http://www.wps.cn/officeDocument/2013/wpsCustomData" mc:Ignorable="w14 w15 wp14">
+<w:document xmlns:wpc="http://schemas.microsoft.com/office/word/2010/wordprocessingCanvas" xmlns:mc="http://schemas.openxmlformats.org/markup-compatibility/2006" xmlns:o="urn:schemas-microsoft-com:office:office" xmlns:r="http://schemas.openxmlformats.org/officeDocument/2006/relationships" xmlns:m="http://schemas.openxmlformats.org/officeDocument/2006/math" xmlns:v="urn:schemas-microsoft-com:vml" xmlns:wp14="http://schemas.microsoft.com/office/word/2010/wordprocessingDrawing" xmlns:wp="http://schemas.openxmlformats.org/drawingml/2006/wordprocessingDrawing" xmlns:w="http://schemas.openxmlformats.org/wordprocessingml/2006/main" xmlns:w14="http://schemas.microsoft.com/office/word/2010/wordml" xmlns:w10="urn:schemas-microsoft-com:office:word" xmlns:w15="http://schemas.microsoft.com/office/word/2012/wordml" xmlns:wpg="http://schemas.microsoft.com/office/word/2010/wordprocessingGroup" xmlns:wpi="http://schemas.microsoft.com/office/word/2010/wordprocessingInk" xmlns:wne="http://schemas.microsoft.com/office/word/2006/wordml" xmlns:wps="http://schemas.microsoft.com/office/word/2010/wordprocessingShape" xmlns:wpsCustomData="http://www.wps.cn/officeDocument/2013/wpsCustomData" mc:Ignorable="w14 w15 wp14">
   <w:body>
     <w:p>
       <w:pPr>
@@ -1522,12 +1522,7 @@
         <w:t>、</w:t>
       </w:r>
       <w:r>
-        <w:t>它适合作为预测辅助移动性管理及其验证机制的研究依据，现有材料不足以证明实际商用收益。</w:t>
-      </w:r>
-      <w:bookmarkStart w:id="0" w:name="_GoBack"/>
-      <w:bookmarkEnd w:id="0"/>
-      <w:r>
-        <w:t>实现验证需要能够获取对应无线测量、控制预测使用方式，并观察切换全过程；专利提出的预测触发与模型管理流程，也不能直接等同于已被标准采用。</w:t>
+        <w:t>它适合作为预测辅助移动性管理及其验证机制的研究依据，现有材料不足以证明实际商用收益。实现验证需要能够获取对应无线测量、控制预测使用方式，并观察切换全过程；专利提出的预测触发与模型管理流程，也不能直接等同于已被标准采用。</w:t>
       </w:r>
     </w:p>
     <w:p>
@@ -1575,13 +1570,2445 @@
     </w:p>
     <w:p>
       <w:pPr>
+        <w:pStyle w:val="3"/>
         <w:numPr>
           <w:ilvl w:val="0"/>
+          <w:numId w:val="2"/>
+        </w:numPr>
+        <w:bidi w:val="0"/>
+        <w:ind w:leftChars="0"/>
+        <w:rPr>
+          <w:rFonts w:ascii="宋体" w:hAnsi="宋体" w:eastAsia="宋体" w:cs="宋体"/>
+          <w:woUserID w:val="1"/>
+        </w:rPr>
+      </w:pPr>
+      <w:r>
+        <w:rPr>
+          <w:rFonts w:ascii="宋体" w:hAnsi="宋体" w:eastAsia="宋体" w:cs="宋体"/>
+          <w:woUserID w:val="1"/>
+        </w:rPr>
+        <w:t>苹果专利：新模型加入后，验证整个模型组合</w:t>
+      </w:r>
+    </w:p>
+    <w:p>
+      <w:pPr>
+        <w:keepNext w:val="0"/>
+        <w:keepLines w:val="0"/>
+        <w:widowControl/>
+        <w:suppressLineNumbers w:val="0"/>
+        <w:bidi w:val="0"/>
+        <w:rPr>
+          <w:woUserID w:val="1"/>
+        </w:rPr>
+      </w:pPr>
+      <w:r>
+        <w:rPr>
+          <w:woUserID w:val="1"/>
+        </w:rPr>
+        <w:t>优先权日：2024-09-24；国际申请公开日：2026-04-02。申请人：Apple Inc.；Google Patents 当前标注为申请待审。</w:t>
+      </w:r>
+    </w:p>
+    <w:p>
+      <w:pPr>
+        <w:keepNext w:val="0"/>
+        <w:keepLines w:val="0"/>
+        <w:widowControl/>
+        <w:suppressLineNumbers w:val="0"/>
+        <w:bidi w:val="0"/>
+        <w:rPr>
+          <w:woUserID w:val="1"/>
+        </w:rPr>
+      </w:pPr>
+      <w:r>
+        <w:rPr>
+          <w:woUserID w:val="1"/>
+        </w:rPr>
+        <w:t xml:space="preserve">专利 WO2026072237A1 — </w:t>
+      </w:r>
+      <w:r>
+        <w:rPr>
+          <w:woUserID w:val="1"/>
+        </w:rPr>
+        <w:fldChar w:fldCharType="begin"/>
+      </w:r>
+      <w:r>
+        <w:rPr>
+          <w:woUserID w:val="1"/>
+        </w:rPr>
+        <w:instrText xml:space="preserve"> HYPERLINK "https://patents.google.com/patent/WO2026072237A1/en?utm_source=chatgpt.com" </w:instrText>
+      </w:r>
+      <w:r>
+        <w:rPr>
+          <w:woUserID w:val="1"/>
+        </w:rPr>
+        <w:fldChar w:fldCharType="separate"/>
+      </w:r>
+      <w:r>
+        <w:rPr>
+          <w:rStyle w:val="10"/>
+          <w:woUserID w:val="1"/>
+        </w:rPr>
+        <w:t>Systems and methods for artificial intelligence/machine learning model group validation（人工智能／机器学习模型组合验证系统与方法）</w:t>
+      </w:r>
+      <w:r>
+        <w:rPr>
+          <w:woUserID w:val="1"/>
+        </w:rPr>
+        <w:fldChar w:fldCharType="end"/>
+      </w:r>
+      <w:r>
+        <w:rPr>
+          <w:woUserID w:val="1"/>
+        </w:rPr>
+        <w:t>。</w:t>
+      </w:r>
+    </w:p>
+    <w:p>
+      <w:pPr>
+        <w:numPr>
+          <w:numId w:val="0"/>
+        </w:numPr>
+        <w:rPr>
+          <w:rFonts w:hint="eastAsia"/>
+          <w:b/>
+          <w:bCs/>
+          <w:lang w:val="en-US" w:eastAsia="zh"/>
+          <w:woUserID w:val="1"/>
+        </w:rPr>
+      </w:pPr>
+      <w:r>
+        <w:rPr>
+          <w:rFonts w:hint="eastAsia"/>
+          <w:b/>
+          <w:bCs/>
+          <w:lang w:val="en-US" w:eastAsia="zh"/>
+          <w:woUserID w:val="1"/>
+        </w:rPr>
+        <w:t>（1）技术概述</w:t>
+      </w:r>
+    </w:p>
+    <w:p>
+      <w:pPr>
+        <w:numPr>
+          <w:numId w:val="0"/>
+        </w:numPr>
+        <w:ind w:firstLine="420" w:firstLineChars="0"/>
+        <w:rPr>
+          <w:rFonts w:hint="eastAsia"/>
+          <w:lang w:val="en-US" w:eastAsia="zh"/>
+          <w:woUserID w:val="1"/>
+        </w:rPr>
+      </w:pPr>
+      <w:r>
+        <w:rPr>
+          <w:rFonts w:hint="eastAsia"/>
+          <w:lang w:val="en-US" w:eastAsia="zh"/>
+          <w:woUserID w:val="1"/>
+        </w:rPr>
+        <w:t>这篇专利关注终端使用多个通信 AI 模型时的整体可靠性。一个新模型单独测试合格，并不能保证它加入现有模型组合后，整个通信功能仍然合格。因此，苹果提出在模型正式使用前增加组合测试，并在投入使用后继续监测组合表现。</w:t>
+      </w:r>
+    </w:p>
+    <w:p>
+      <w:pPr>
+        <w:numPr>
+          <w:numId w:val="0"/>
+        </w:numPr>
+        <w:ind w:firstLine="420" w:firstLineChars="0"/>
+        <w:rPr>
+          <w:rFonts w:hint="eastAsia"/>
+          <w:lang w:val="en-US" w:eastAsia="zh"/>
+          <w:woUserID w:val="1"/>
+        </w:rPr>
+      </w:pPr>
+      <w:r>
+        <w:rPr>
+          <w:rFonts w:hint="eastAsia"/>
+          <w:lang w:val="en-US" w:eastAsia="zh"/>
+          <w:woUserID w:val="1"/>
+        </w:rPr>
+        <w:t>这里的“模型组合”可以包含多种关系：前一个模型的输出成为后一个模型的输入；一个模型决定后续选择哪个模型；或者多个模型共同完成受时延、功耗等要求约束的任务。图 3 举出了终端中的信道状态信息（CSI）、波束管理和定位模型。组合验证既要关注模型之间的功能关联，也要关注它们运行时的整体资源需求。</w:t>
+      </w:r>
+    </w:p>
+    <w:p>
+      <w:pPr>
+        <w:numPr>
+          <w:numId w:val="0"/>
+        </w:numPr>
+        <w:ind w:firstLine="420" w:firstLineChars="0"/>
+        <w:rPr>
+          <w:rFonts w:hint="eastAsia"/>
+          <w:lang w:val="en-US" w:eastAsia="zh"/>
+          <w:woUserID w:val="1"/>
+        </w:rPr>
+      </w:pPr>
+      <w:r>
+        <w:rPr>
+          <w:rFonts w:hint="eastAsia"/>
+          <w:lang w:val="en-US" w:eastAsia="zh"/>
+          <w:woUserID w:val="1"/>
+        </w:rPr>
+        <w:t>为便于理解，可以设想：一个模型负责判断当前无线环境，再据此选择另一个预测模型。即使第二个模型本身预测准确，前面的环境判断出现错误，也可能让整条链路失效。这个例子用于解释组合测试的必要性，并非专利提供的实验结果。</w:t>
+      </w:r>
+    </w:p>
+    <w:p>
+      <w:pPr>
+        <w:numPr>
+          <w:numId w:val="0"/>
+        </w:numPr>
+        <w:ind w:firstLine="420" w:firstLineChars="0"/>
+        <w:rPr>
+          <w:rFonts w:hint="eastAsia"/>
+          <w:lang w:val="en-US" w:eastAsia="zh"/>
+          <w:woUserID w:val="1"/>
+        </w:rPr>
+      </w:pPr>
+      <w:r>
+        <w:rPr>
+          <w:rFonts w:hint="eastAsia"/>
+          <w:lang w:val="en-US" w:eastAsia="zh"/>
+          <w:woUserID w:val="1"/>
+        </w:rPr>
+        <w:t>专利的主要流程是：提交候选模型，在相关模型组合中开展测试，对照基线判断是否允许使用；通过后更新允许模型列表；运行期间继续监测，出现退化则进一步定位问题，并采取回退或更新措施。它同时描述了服务器组织验证和终端自行验证的实施方式。输入与输出需要分成两个层面理解：</w:t>
+      </w:r>
+    </w:p>
+    <w:tbl>
+      <w:tblPr>
+        <w:tblW w:w="5000" w:type="pct"/>
+        <w:tblCellSpacing w:w="15" w:type="dxa"/>
+        <w:tblInd w:w="0" w:type="dxa"/>
+        <w:tblBorders>
+          <w:top w:val="none" w:color="auto" w:sz="0" w:space="0"/>
+          <w:left w:val="none" w:color="auto" w:sz="0" w:space="0"/>
+          <w:bottom w:val="none" w:color="auto" w:sz="0" w:space="0"/>
+          <w:right w:val="none" w:color="auto" w:sz="0" w:space="0"/>
+          <w:insideH w:val="none" w:color="auto" w:sz="0" w:space="0"/>
+          <w:insideV w:val="none" w:color="auto" w:sz="0" w:space="0"/>
+        </w:tblBorders>
+        <w:shd w:val="clear"/>
+        <w:tblLayout w:type="autofit"/>
+        <w:tblCellMar>
+          <w:top w:w="15" w:type="dxa"/>
+          <w:left w:w="15" w:type="dxa"/>
+          <w:bottom w:w="15" w:type="dxa"/>
+          <w:right w:w="15" w:type="dxa"/>
+        </w:tblCellMar>
+      </w:tblPr>
+      <w:tblGrid>
+        <w:gridCol w:w="1577"/>
+        <w:gridCol w:w="4237"/>
+        <w:gridCol w:w="2582"/>
+      </w:tblGrid>
+      <w:tr>
+        <w:tblPrEx>
+          <w:tblBorders>
+            <w:top w:val="none" w:color="auto" w:sz="0" w:space="0"/>
+            <w:left w:val="none" w:color="auto" w:sz="0" w:space="0"/>
+            <w:bottom w:val="none" w:color="auto" w:sz="0" w:space="0"/>
+            <w:right w:val="none" w:color="auto" w:sz="0" w:space="0"/>
+            <w:insideH w:val="none" w:color="auto" w:sz="0" w:space="0"/>
+            <w:insideV w:val="none" w:color="auto" w:sz="0" w:space="0"/>
+          </w:tblBorders>
+          <w:tblCellMar>
+            <w:top w:w="15" w:type="dxa"/>
+            <w:left w:w="15" w:type="dxa"/>
+            <w:bottom w:w="15" w:type="dxa"/>
+            <w:right w:w="15" w:type="dxa"/>
+          </w:tblCellMar>
+        </w:tblPrEx>
+        <w:trPr>
+          <w:tblHeader/>
+          <w:tblCellSpacing w:w="15" w:type="dxa"/>
+        </w:trPr>
+        <w:tc>
+          <w:tcPr>
+            <w:tcW w:w="912" w:type="pct"/>
+            <w:shd w:val="clear"/>
+            <w:vAlign w:val="center"/>
+          </w:tcPr>
+          <w:p>
+            <w:pPr>
+              <w:numPr>
+                <w:numId w:val="0"/>
+              </w:numPr>
+              <w:rPr>
+                <w:rFonts w:hint="eastAsia"/>
+                <w:lang w:val="en-US" w:eastAsia="zh"/>
+                <w:woUserID w:val="1"/>
+              </w:rPr>
+            </w:pPr>
+            <w:r>
+              <w:rPr>
+                <w:rFonts w:hint="eastAsia"/>
+                <w:lang w:val="en-US" w:eastAsia="zh"/>
+                <w:woUserID w:val="1"/>
+              </w:rPr>
+              <w:t>层面</w:t>
+            </w:r>
+          </w:p>
+        </w:tc>
+        <w:tc>
+          <w:tcPr>
+            <w:tcW w:w="2504" w:type="pct"/>
+            <w:shd w:val="clear"/>
+            <w:vAlign w:val="center"/>
+          </w:tcPr>
+          <w:p>
+            <w:pPr>
+              <w:numPr>
+                <w:numId w:val="0"/>
+              </w:numPr>
+              <w:rPr>
+                <w:rFonts w:hint="eastAsia"/>
+                <w:lang w:val="en-US" w:eastAsia="zh"/>
+                <w:woUserID w:val="1"/>
+              </w:rPr>
+            </w:pPr>
+            <w:r>
+              <w:rPr>
+                <w:rFonts w:hint="eastAsia"/>
+                <w:lang w:val="en-US" w:eastAsia="zh"/>
+                <w:woUserID w:val="1"/>
+              </w:rPr>
+              <w:t>输入</w:t>
+            </w:r>
+          </w:p>
+        </w:tc>
+        <w:tc>
+          <w:tcPr>
+            <w:tcW w:w="1510" w:type="pct"/>
+            <w:shd w:val="clear"/>
+            <w:vAlign w:val="center"/>
+          </w:tcPr>
+          <w:p>
+            <w:pPr>
+              <w:numPr>
+                <w:numId w:val="0"/>
+              </w:numPr>
+              <w:rPr>
+                <w:rFonts w:hint="eastAsia"/>
+                <w:lang w:val="en-US" w:eastAsia="zh"/>
+                <w:woUserID w:val="1"/>
+              </w:rPr>
+            </w:pPr>
+            <w:r>
+              <w:rPr>
+                <w:rFonts w:hint="eastAsia"/>
+                <w:lang w:val="en-US" w:eastAsia="zh"/>
+                <w:woUserID w:val="1"/>
+              </w:rPr>
+              <w:t>输出及用途</w:t>
+            </w:r>
+          </w:p>
+        </w:tc>
+      </w:tr>
+      <w:tr>
+        <w:tblPrEx>
+          <w:tblBorders>
+            <w:top w:val="none" w:color="auto" w:sz="0" w:space="0"/>
+            <w:left w:val="none" w:color="auto" w:sz="0" w:space="0"/>
+            <w:bottom w:val="none" w:color="auto" w:sz="0" w:space="0"/>
+            <w:right w:val="none" w:color="auto" w:sz="0" w:space="0"/>
+            <w:insideH w:val="none" w:color="auto" w:sz="0" w:space="0"/>
+            <w:insideV w:val="none" w:color="auto" w:sz="0" w:space="0"/>
+          </w:tblBorders>
+          <w:tblCellMar>
+            <w:top w:w="15" w:type="dxa"/>
+            <w:left w:w="15" w:type="dxa"/>
+            <w:bottom w:w="15" w:type="dxa"/>
+            <w:right w:w="15" w:type="dxa"/>
+          </w:tblCellMar>
+        </w:tblPrEx>
+        <w:trPr>
+          <w:tblCellSpacing w:w="15" w:type="dxa"/>
+        </w:trPr>
+        <w:tc>
+          <w:tcPr>
+            <w:tcW w:w="912" w:type="pct"/>
+            <w:shd w:val="clear"/>
+            <w:vAlign w:val="center"/>
+          </w:tcPr>
+          <w:p>
+            <w:pPr>
+              <w:numPr>
+                <w:numId w:val="0"/>
+              </w:numPr>
+              <w:rPr>
+                <w:rFonts w:hint="eastAsia"/>
+                <w:lang w:val="en-US" w:eastAsia="zh"/>
+                <w:woUserID w:val="1"/>
+              </w:rPr>
+            </w:pPr>
+            <w:r>
+              <w:rPr>
+                <w:rFonts w:hint="eastAsia"/>
+                <w:lang w:val="en-US" w:eastAsia="zh"/>
+                <w:woUserID w:val="1"/>
+              </w:rPr>
+              <w:t>通信模型运行</w:t>
+            </w:r>
+          </w:p>
+        </w:tc>
+        <w:tc>
+          <w:tcPr>
+            <w:tcW w:w="2504" w:type="pct"/>
+            <w:shd w:val="clear"/>
+            <w:vAlign w:val="center"/>
+          </w:tcPr>
+          <w:p>
+            <w:pPr>
+              <w:numPr>
+                <w:numId w:val="0"/>
+              </w:numPr>
+              <w:rPr>
+                <w:rFonts w:hint="eastAsia"/>
+                <w:lang w:val="en-US" w:eastAsia="zh"/>
+                <w:woUserID w:val="1"/>
+              </w:rPr>
+            </w:pPr>
+            <w:r>
+              <w:rPr>
+                <w:rFonts w:hint="eastAsia"/>
+                <w:lang w:val="en-US" w:eastAsia="zh"/>
+                <w:woUserID w:val="1"/>
+              </w:rPr>
+              <w:t>对应通信功能的测量或状态，以及组合中其他模型提供的信息；具体内容取决于模型任务</w:t>
+            </w:r>
+          </w:p>
+        </w:tc>
+        <w:tc>
+          <w:tcPr>
+            <w:tcW w:w="1510" w:type="pct"/>
+            <w:shd w:val="clear"/>
+            <w:vAlign w:val="center"/>
+          </w:tcPr>
+          <w:p>
+            <w:pPr>
+              <w:numPr>
+                <w:numId w:val="0"/>
+              </w:numPr>
+              <w:rPr>
+                <w:rFonts w:hint="eastAsia"/>
+                <w:lang w:val="en-US" w:eastAsia="zh"/>
+                <w:woUserID w:val="1"/>
+              </w:rPr>
+            </w:pPr>
+            <w:r>
+              <w:rPr>
+                <w:rFonts w:hint="eastAsia"/>
+                <w:lang w:val="en-US" w:eastAsia="zh"/>
+                <w:woUserID w:val="1"/>
+              </w:rPr>
+              <w:t>单个模型或模型组合的推理结果，供通信功能使用</w:t>
+            </w:r>
+          </w:p>
+        </w:tc>
+      </w:tr>
+      <w:tr>
+        <w:tblPrEx>
+          <w:tblBorders>
+            <w:top w:val="none" w:color="auto" w:sz="0" w:space="0"/>
+            <w:left w:val="none" w:color="auto" w:sz="0" w:space="0"/>
+            <w:bottom w:val="none" w:color="auto" w:sz="0" w:space="0"/>
+            <w:right w:val="none" w:color="auto" w:sz="0" w:space="0"/>
+            <w:insideH w:val="none" w:color="auto" w:sz="0" w:space="0"/>
+            <w:insideV w:val="none" w:color="auto" w:sz="0" w:space="0"/>
+          </w:tblBorders>
+          <w:shd w:val="clear"/>
+          <w:tblCellMar>
+            <w:top w:w="15" w:type="dxa"/>
+            <w:left w:w="15" w:type="dxa"/>
+            <w:bottom w:w="15" w:type="dxa"/>
+            <w:right w:w="15" w:type="dxa"/>
+          </w:tblCellMar>
+        </w:tblPrEx>
+        <w:trPr>
+          <w:tblCellSpacing w:w="15" w:type="dxa"/>
+        </w:trPr>
+        <w:tc>
+          <w:tcPr>
+            <w:tcW w:w="912" w:type="pct"/>
+            <w:shd w:val="clear"/>
+            <w:vAlign w:val="center"/>
+          </w:tcPr>
+          <w:p>
+            <w:pPr>
+              <w:numPr>
+                <w:numId w:val="0"/>
+              </w:numPr>
+              <w:rPr>
+                <w:rFonts w:hint="eastAsia"/>
+                <w:lang w:val="en-US" w:eastAsia="zh"/>
+                <w:woUserID w:val="1"/>
+              </w:rPr>
+            </w:pPr>
+            <w:r>
+              <w:rPr>
+                <w:rFonts w:hint="eastAsia"/>
+                <w:lang w:val="en-US" w:eastAsia="zh"/>
+                <w:woUserID w:val="1"/>
+              </w:rPr>
+              <w:t>组合测试与验收</w:t>
+            </w:r>
+          </w:p>
+        </w:tc>
+        <w:tc>
+          <w:tcPr>
+            <w:tcW w:w="2504" w:type="pct"/>
+            <w:shd w:val="clear"/>
+            <w:vAlign w:val="center"/>
+          </w:tcPr>
+          <w:p>
+            <w:pPr>
+              <w:numPr>
+                <w:numId w:val="0"/>
+              </w:numPr>
+              <w:rPr>
+                <w:rFonts w:hint="eastAsia"/>
+                <w:lang w:val="en-US" w:eastAsia="zh"/>
+                <w:woUserID w:val="1"/>
+              </w:rPr>
+            </w:pPr>
+            <w:r>
+              <w:rPr>
+                <w:rFonts w:hint="eastAsia"/>
+                <w:lang w:val="en-US" w:eastAsia="zh"/>
+                <w:woUserID w:val="1"/>
+              </w:rPr>
+              <w:t>待加入或更新的模型、相关模型组合、代表性测试场景、基线结果及评价要求</w:t>
+            </w:r>
+          </w:p>
+        </w:tc>
+        <w:tc>
+          <w:tcPr>
+            <w:tcW w:w="1510" w:type="pct"/>
+            <w:shd w:val="clear"/>
+            <w:vAlign w:val="center"/>
+          </w:tcPr>
+          <w:p>
+            <w:pPr>
+              <w:numPr>
+                <w:numId w:val="0"/>
+              </w:numPr>
+              <w:rPr>
+                <w:rFonts w:hint="eastAsia"/>
+                <w:lang w:val="en-US" w:eastAsia="zh"/>
+                <w:woUserID w:val="1"/>
+              </w:rPr>
+            </w:pPr>
+            <w:r>
+              <w:rPr>
+                <w:rFonts w:hint="eastAsia"/>
+                <w:lang w:val="en-US" w:eastAsia="zh"/>
+                <w:woUserID w:val="1"/>
+              </w:rPr>
+              <w:t>组合测试结果，以及批准或拒绝使用的决定</w:t>
+            </w:r>
+          </w:p>
+        </w:tc>
+      </w:tr>
+      <w:tr>
+        <w:tblPrEx>
+          <w:tblBorders>
+            <w:top w:val="none" w:color="auto" w:sz="0" w:space="0"/>
+            <w:left w:val="none" w:color="auto" w:sz="0" w:space="0"/>
+            <w:bottom w:val="none" w:color="auto" w:sz="0" w:space="0"/>
+            <w:right w:val="none" w:color="auto" w:sz="0" w:space="0"/>
+            <w:insideH w:val="none" w:color="auto" w:sz="0" w:space="0"/>
+            <w:insideV w:val="none" w:color="auto" w:sz="0" w:space="0"/>
+          </w:tblBorders>
+          <w:shd w:val="clear"/>
+          <w:tblCellMar>
+            <w:top w:w="15" w:type="dxa"/>
+            <w:left w:w="15" w:type="dxa"/>
+            <w:bottom w:w="15" w:type="dxa"/>
+            <w:right w:w="15" w:type="dxa"/>
+          </w:tblCellMar>
+        </w:tblPrEx>
+        <w:trPr>
+          <w:tblCellSpacing w:w="15" w:type="dxa"/>
+        </w:trPr>
+        <w:tc>
+          <w:tcPr>
+            <w:tcW w:w="912" w:type="pct"/>
+            <w:shd w:val="clear"/>
+            <w:vAlign w:val="center"/>
+          </w:tcPr>
+          <w:p>
+            <w:pPr>
+              <w:numPr>
+                <w:numId w:val="0"/>
+              </w:numPr>
+              <w:rPr>
+                <w:rFonts w:hint="eastAsia"/>
+                <w:lang w:val="en-US" w:eastAsia="zh"/>
+                <w:woUserID w:val="1"/>
+              </w:rPr>
+            </w:pPr>
+            <w:r>
+              <w:rPr>
+                <w:rFonts w:hint="eastAsia"/>
+                <w:lang w:val="en-US" w:eastAsia="zh"/>
+                <w:woUserID w:val="1"/>
+              </w:rPr>
+              <w:t>部署后管理</w:t>
+            </w:r>
+          </w:p>
+        </w:tc>
+        <w:tc>
+          <w:tcPr>
+            <w:tcW w:w="2504" w:type="pct"/>
+            <w:shd w:val="clear"/>
+            <w:vAlign w:val="center"/>
+          </w:tcPr>
+          <w:p>
+            <w:pPr>
+              <w:numPr>
+                <w:numId w:val="0"/>
+              </w:numPr>
+              <w:rPr>
+                <w:rFonts w:hint="eastAsia"/>
+                <w:lang w:val="en-US" w:eastAsia="zh"/>
+                <w:woUserID w:val="1"/>
+              </w:rPr>
+            </w:pPr>
+            <w:r>
+              <w:rPr>
+                <w:rFonts w:hint="eastAsia"/>
+                <w:lang w:val="en-US" w:eastAsia="zh"/>
+                <w:woUserID w:val="1"/>
+              </w:rPr>
+              <w:t>组合运行表现、异常事件、模型身份和版本等信息</w:t>
+            </w:r>
+          </w:p>
+        </w:tc>
+        <w:tc>
+          <w:tcPr>
+            <w:tcW w:w="1510" w:type="pct"/>
+            <w:shd w:val="clear"/>
+            <w:vAlign w:val="center"/>
+          </w:tcPr>
+          <w:p>
+            <w:pPr>
+              <w:numPr>
+                <w:numId w:val="0"/>
+              </w:numPr>
+              <w:rPr>
+                <w:rFonts w:hint="eastAsia"/>
+                <w:lang w:val="en-US" w:eastAsia="zh"/>
+                <w:woUserID w:val="1"/>
+              </w:rPr>
+            </w:pPr>
+            <w:r>
+              <w:rPr>
+                <w:rFonts w:hint="eastAsia"/>
+                <w:lang w:val="en-US" w:eastAsia="zh"/>
+                <w:woUserID w:val="1"/>
+              </w:rPr>
+              <w:t>更新允许列表，或触发回退、替换、重新训练等处理</w:t>
+            </w:r>
+          </w:p>
+        </w:tc>
+      </w:tr>
+    </w:tbl>
+    <w:p>
+      <w:pPr>
+        <w:numPr>
+          <w:numId w:val="0"/>
+        </w:numPr>
+        <w:ind w:firstLine="420" w:firstLineChars="0"/>
+        <w:rPr>
+          <w:rFonts w:hint="eastAsia"/>
+          <w:lang w:val="en-US" w:eastAsia="zh"/>
+          <w:woUserID w:val="1"/>
+        </w:rPr>
+      </w:pPr>
+      <w:r>
+        <w:rPr>
+          <w:rFonts w:hint="eastAsia"/>
+          <w:lang w:val="en-US" w:eastAsia="zh"/>
+          <w:woUserID w:val="1"/>
+        </w:rPr>
+        <w:t>测试系统的最终输出包含“是否允许这个模型在指定条件下使用”的管理决定。专利并未为所有通信模型规定统一的推理输入和输出接口。</w:t>
+      </w:r>
+    </w:p>
+    <w:p>
+      <w:pPr>
+        <w:numPr>
+          <w:numId w:val="0"/>
+        </w:numPr>
+        <w:rPr>
+          <w:rFonts w:hint="eastAsia"/>
+          <w:b/>
+          <w:bCs/>
+          <w:lang w:val="en-US" w:eastAsia="zh"/>
+          <w:woUserID w:val="1"/>
+        </w:rPr>
+      </w:pPr>
+      <w:r>
+        <w:rPr>
+          <w:rFonts w:hint="eastAsia"/>
+          <w:b/>
+          <w:bCs/>
+          <w:lang w:val="en-US" w:eastAsia="zh"/>
+          <w:woUserID w:val="1"/>
+        </w:rPr>
+        <w:t>（2）关键点</w:t>
+      </w:r>
+    </w:p>
+    <w:p>
+      <w:pPr>
+        <w:numPr>
+          <w:numId w:val="0"/>
+        </w:numPr>
+        <w:ind w:firstLine="420" w:firstLineChars="0"/>
+        <w:rPr>
+          <w:rFonts w:hint="eastAsia"/>
+          <w:lang w:val="en-US" w:eastAsia="zh"/>
+          <w:woUserID w:val="1"/>
+        </w:rPr>
+      </w:pPr>
+      <w:r>
+        <w:rPr>
+          <w:rFonts w:hint="eastAsia"/>
+          <w:lang w:val="en-US" w:eastAsia="zh"/>
+          <w:woUserID w:val="1"/>
+        </w:rPr>
+        <w:t>第一，验收对象是“新模型加入后的组合表现”，而非仅看新模型自身的准确率。模型可能来自不同厂商或不同训练实体，终端未必掌握其内部结构和训练过程，也未必能够将所有模型重新联合训练。专利因而考虑在这种条件下，通过组合测试检查它们能否共同工作。图 4 展示了串联、模型选择和共同推理等关联形式；图 5 则在模型生命周期中增加组合测试与组合监测环节。这对验收研究的意义是：模型单独表现改善，仍需检查改善能否传递到最终功能，以及是否对相关功能造成影响。测试边界应覆盖模型参与的实际链路。</w:t>
+      </w:r>
+    </w:p>
+    <w:p>
+      <w:pPr>
+        <w:numPr>
+          <w:numId w:val="0"/>
+        </w:numPr>
+        <w:ind w:firstLine="420" w:firstLineChars="0"/>
+        <w:rPr>
+          <w:rFonts w:hint="eastAsia"/>
+          <w:lang w:val="en-US" w:eastAsia="zh"/>
+          <w:woUserID w:val="1"/>
+        </w:rPr>
+      </w:pPr>
+      <w:r>
+        <w:rPr>
+          <w:rFonts w:hint="eastAsia"/>
+          <w:lang w:val="en-US" w:eastAsia="zh"/>
+          <w:woUserID w:val="1"/>
+        </w:rPr>
+        <w:t>第二，核心方法是加入模型前后的对照回归测试。图 7 描述服务器在代表性场景中运行两组测试：一组不使用待测模型，建立基线；另一组将待测模型纳入组合，再比较关键性能指标。这里的“回归测试”指修改系统后重新运行测试，检查原有功能和性能是否仍然满足要求，并非统计学中的回归拟合。从实现角度看，这要求测试系统能够复现相同或可比较的输入条件，明确记录两次测试的模型配置。否则，结果差异可能来自场景变化，难以归因于模型更新。这是将专利机制落实为实验系统时需要补充的设计。</w:t>
+      </w:r>
+    </w:p>
+    <w:p>
+      <w:pPr>
+        <w:numPr>
+          <w:numId w:val="0"/>
+        </w:numPr>
+        <w:ind w:firstLine="420" w:firstLineChars="0"/>
+        <w:rPr>
+          <w:rFonts w:hint="eastAsia"/>
+          <w:lang w:val="en-US" w:eastAsia="zh"/>
+          <w:woUserID w:val="1"/>
+        </w:rPr>
+      </w:pPr>
+      <w:r>
+        <w:rPr>
+          <w:rFonts w:hint="eastAsia"/>
+          <w:lang w:val="en-US" w:eastAsia="zh"/>
+          <w:woUserID w:val="1"/>
+        </w:rPr>
+        <w:t>第三，合格判断同时考虑功能表现、功耗和计算资源，并允许预先定义权衡规则。专利列出了组合整体及特定功能的性能、功耗和计算资源检查。通过规则可由管理服务器设定：一种方式要求加入模型后指标保持相同或更好；另一种方式允许为了显著的性能改善，接受一定程度的功耗指标退化。原文提出了评价维度和规则选择，没有给出统一的数值门限。因此，实际研究中需要明确哪些指标是必须满足的约束，哪些指标可以权衡。例如，功能响应时限可以作为硬约束，功耗增加是否可接受则按实验目标另行规定。此处属于验收方案设计建议，不能写成专利已经规定的判据。</w:t>
+      </w:r>
+    </w:p>
+    <w:p>
+      <w:pPr>
+        <w:numPr>
+          <w:numId w:val="0"/>
+        </w:numPr>
+        <w:ind w:firstLine="420" w:firstLineChars="0"/>
+        <w:rPr>
+          <w:rFonts w:hint="eastAsia"/>
+          <w:lang w:val="en-US" w:eastAsia="zh"/>
+          <w:woUserID w:val="1"/>
+        </w:rPr>
+      </w:pPr>
+      <w:r>
+        <w:rPr>
+          <w:rFonts w:hint="eastAsia"/>
+          <w:lang w:val="en-US" w:eastAsia="zh"/>
+          <w:woUserID w:val="1"/>
+        </w:rPr>
+        <w:t>第四，验证可以由服务器组织，也可以由终端执行，批准结果还可以附带适用条件。</w:t>
+      </w:r>
+    </w:p>
+    <w:p>
+      <w:pPr>
+        <w:numPr>
+          <w:numId w:val="0"/>
+        </w:numPr>
+        <w:rPr>
+          <w:rFonts w:hint="eastAsia"/>
+          <w:lang w:val="en-US" w:eastAsia="zh"/>
+          <w:woUserID w:val="1"/>
+        </w:rPr>
+      </w:pPr>
+      <w:r>
+        <w:rPr>
+          <w:rFonts w:hint="eastAsia"/>
+          <w:lang w:val="en-US" w:eastAsia="zh"/>
+          <w:woUserID w:val="1"/>
+        </w:rPr>
+        <w:t>服务器方案由网络侧提交模型，模型组合管理服务器测试并反馈结果，终端依据允许模型列表检查收到的模型。图 14 的终端方案则将新模型标记为“测试中”，由终端通过既有结果或设备内回归测试进行比较，通过后标记为已验证。批准可以限定设备类型、时间、地理位置或电量等条件。“验证通过”需要关联具体设备、模型配置和使用条件。在一组条件下合格，不宜直接推导为所有终端和所有场景下都可使用。服务器测试怎样准确反映目标终端的功耗和计算表现，也需要部署实现进一步交代。</w:t>
+      </w:r>
+    </w:p>
+    <w:p>
+      <w:pPr>
+        <w:numPr>
+          <w:numId w:val="0"/>
+        </w:numPr>
+        <w:ind w:firstLine="420" w:firstLineChars="0"/>
+        <w:rPr>
+          <w:rFonts w:hint="eastAsia"/>
+          <w:lang w:val="en-US" w:eastAsia="zh"/>
+          <w:woUserID w:val="1"/>
+        </w:rPr>
+      </w:pPr>
+      <w:r>
+        <w:rPr>
+          <w:rFonts w:hint="eastAsia"/>
+          <w:lang w:val="en-US" w:eastAsia="zh"/>
+          <w:woUserID w:val="1"/>
+        </w:rPr>
+        <w:t>第五，部署后的监测、故障处理与模型版本管理构成后续闭环。图 10 描述周期性或事件触发的组合检查，事件例子包括切换时延异常和功耗异常增加。测试失败后进一步开展检查以定位原因，可采取恢复旧版本、退回传统代码或触发重新训练等措施。专利还提出模型依赖关系和身份、版本信息的表达方式，用于协调模型组合。原文给出了“发现退化—进一步定位—采取纠正动作”的流程，但没有给出完整的自动故障定位算法。因此，可以将它理解为系统设计框架，不能表述为已经解决了任意模型组合中的故障归因问题。</w:t>
+      </w:r>
+    </w:p>
+    <w:p>
+      <w:pPr>
+        <w:numPr>
+          <w:numId w:val="0"/>
+        </w:numPr>
+        <w:rPr>
+          <w:rFonts w:hint="eastAsia"/>
+          <w:b/>
+          <w:bCs/>
+          <w:lang w:val="en-US" w:eastAsia="zh"/>
+          <w:woUserID w:val="1"/>
+        </w:rPr>
+      </w:pPr>
+      <w:r>
+        <w:rPr>
+          <w:rFonts w:hint="eastAsia"/>
+          <w:b/>
+          <w:bCs/>
+          <w:lang w:val="en-US" w:eastAsia="zh"/>
+          <w:woUserID w:val="1"/>
+        </w:rPr>
+        <w:t>（3）研究启示、成熟度与应用思路</w:t>
+      </w:r>
+    </w:p>
+    <w:p>
+      <w:pPr>
+        <w:numPr>
+          <w:numId w:val="0"/>
+        </w:numPr>
+        <w:ind w:firstLine="420" w:firstLineChars="0"/>
+        <w:rPr>
+          <w:rFonts w:hint="eastAsia"/>
+          <w:lang w:val="en-US" w:eastAsia="zh"/>
+          <w:woUserID w:val="1"/>
+        </w:rPr>
+      </w:pPr>
+      <w:r>
+        <w:rPr>
+          <w:rFonts w:hint="eastAsia"/>
+          <w:lang w:val="en-US" w:eastAsia="zh"/>
+          <w:woUserID w:val="1"/>
+        </w:rPr>
+        <w:t>这篇专利提供的主要启示是：通信 AI 的验收结论，应从单个模型扩展到“模型版本组合、运行条件和最终功能表现”。它与部署后漂移验证的思路相近，但此处更关注模型之间的关系，以及一个模型加入或更新后对组合的影响。</w:t>
+      </w:r>
+    </w:p>
+    <w:p>
+      <w:pPr>
+        <w:numPr>
+          <w:numId w:val="0"/>
+        </w:numPr>
+        <w:ind w:firstLine="420" w:firstLineChars="0"/>
+        <w:rPr>
+          <w:rFonts w:hint="eastAsia"/>
+          <w:lang w:val="en-US" w:eastAsia="zh"/>
+          <w:woUserID w:val="1"/>
+        </w:rPr>
+      </w:pPr>
+      <w:r>
+        <w:rPr>
+          <w:rFonts w:hint="eastAsia"/>
+          <w:lang w:val="en-US" w:eastAsia="zh"/>
+          <w:woUserID w:val="1"/>
+        </w:rPr>
+        <w:t>应用上，可以将其转化为实验室中的“模型更新回归测试系统”。以下是基于专利机制提出的实现建议，原文没有提供这些具体实验配置。首先，选择一条边界明确、能够取得输入和输出的通信 AI 链路，保留原有模型组合，再替换或增加一个候选模型。使用同一批可重复的测试场景运行更新前后的配置，同时记录模型输出、功能结果、运行时延和可获得的资源指标。先保证两次结果可比较，再判断新模型是否带来收益或退化。其次，将验收结果保存为可追溯记录，包括模型身份与版本、组合配置、场景、指标、门限和通过原因。这样可以回答“哪个版本与哪些模型搭配，在什么条件下通过”，也便于以后更新时复测相关功能。最后，设计失败处理验证：候选模型不合格时是否保持已验证配置；运行后表现退化时是否能恢复旧版本；配置恢复后功能是否正常。若要进一步研究故障定位，可尝试逐个恢复模型或按依赖关系选择复测对象，但这些方法需要自行设计并用实验验证。</w:t>
+      </w:r>
+    </w:p>
+    <w:p>
+      <w:pPr>
+        <w:numPr>
+          <w:numId w:val="0"/>
+        </w:numPr>
+        <w:ind w:firstLine="420" w:firstLineChars="0"/>
+        <w:rPr>
+          <w:rFonts w:hint="eastAsia"/>
+          <w:lang w:val="en-US" w:eastAsia="zh"/>
+          <w:woUserID w:val="1"/>
+        </w:rPr>
+      </w:pPr>
+      <w:r>
+        <w:rPr>
+          <w:rFonts w:hint="eastAsia"/>
+          <w:lang w:val="en-US" w:eastAsia="zh"/>
+          <w:woUserID w:val="1"/>
+        </w:rPr>
+        <w:t>研究成熟度方面，这是一份描述组合测试、批准管理和部署后监测机制的公开专利申请。原文给出了多种实体交互流程，但没有提供可复现实验所需的完整模型、测试数据、定量对比结果或实现代码；也不能据此认定苹果已经在商用终端中部署了完整系统。专利讨论了相关接口和测试用例可能与通信规范的关系，这属于方案设想，不能等同于已被 3GPP 采纳。</w:t>
+      </w:r>
+    </w:p>
+    <w:p>
+      <w:pPr>
+        <w:numPr>
+          <w:numId w:val="0"/>
+        </w:numPr>
+        <w:rPr>
+          <w:rFonts w:hint="eastAsia"/>
+          <w:lang w:val="en-US" w:eastAsia="zh"/>
+          <w:woUserID w:val="1"/>
+        </w:rPr>
+      </w:pPr>
+      <w:r>
+        <w:rPr>
+          <w:rFonts w:hint="eastAsia"/>
+          <w:lang w:val="en-US" w:eastAsia="zh"/>
+          <w:woUserID w:val="1"/>
+        </w:rPr>
+        <w:t>它适合作为通信 AI 模型更新与组合验收的系统框架依据。真正形成可运行的测试系统，还需要补齐可重复场景、指标采集、合格判据和版本回退验证；这些也是后续研究最具体的落点。</w:t>
+      </w:r>
+    </w:p>
+    <w:p>
+      <w:pPr>
+        <w:numPr>
+          <w:numId w:val="0"/>
+        </w:numPr>
+        <w:rPr>
+          <w:rFonts w:hint="eastAsia"/>
+          <w:lang w:val="en-US" w:eastAsia="zh"/>
+        </w:rPr>
+      </w:pPr>
+    </w:p>
+    <w:p>
+      <w:pPr>
+        <w:pStyle w:val="3"/>
+        <w:numPr>
+          <w:ilvl w:val="0"/>
+          <w:numId w:val="2"/>
+        </w:numPr>
+        <w:bidi w:val="0"/>
+        <w:ind w:left="0" w:leftChars="0" w:firstLine="0" w:firstLineChars="0"/>
+        <w:rPr>
+          <w:rFonts w:ascii="宋体" w:hAnsi="宋体" w:eastAsia="宋体" w:cs="宋体"/>
+          <w:woUserID w:val="1"/>
+        </w:rPr>
+      </w:pPr>
+      <w:r>
+        <w:rPr>
+          <w:rFonts w:ascii="宋体" w:hAnsi="宋体" w:eastAsia="宋体" w:cs="宋体"/>
+          <w:woUserID w:val="1"/>
+        </w:rPr>
+        <w:t>苹果专利：部署后验证波束预测，并动态管理模型启用状态</w:t>
+      </w:r>
+    </w:p>
+    <w:p>
+      <w:pPr>
+        <w:keepNext w:val="0"/>
+        <w:keepLines w:val="0"/>
+        <w:widowControl/>
+        <w:suppressLineNumbers w:val="0"/>
+        <w:bidi w:val="0"/>
+        <w:rPr>
+          <w:woUserID w:val="1"/>
+        </w:rPr>
+      </w:pPr>
+      <w:r>
+        <w:rPr>
+          <w:woUserID w:val="1"/>
+        </w:rPr>
+        <w:t>优先权日：2024-07-30；美国申请公开日：2026-02-05。申请人：Apple Inc.；Google Patents 当前标注为申请待审。</w:t>
+      </w:r>
+    </w:p>
+    <w:p>
+      <w:pPr>
+        <w:keepNext w:val="0"/>
+        <w:keepLines w:val="0"/>
+        <w:widowControl/>
+        <w:suppressLineNumbers w:val="0"/>
+        <w:bidi w:val="0"/>
+        <w:rPr>
+          <w:woUserID w:val="1"/>
+        </w:rPr>
+      </w:pPr>
+      <w:r>
+        <w:rPr>
+          <w:woUserID w:val="1"/>
+        </w:rPr>
+        <w:t xml:space="preserve">专利 US20260039366A1 — </w:t>
+      </w:r>
+      <w:r>
+        <w:rPr>
+          <w:woUserID w:val="1"/>
+        </w:rPr>
+        <w:fldChar w:fldCharType="begin"/>
+      </w:r>
+      <w:r>
+        <w:rPr>
+          <w:woUserID w:val="1"/>
+        </w:rPr>
+        <w:instrText xml:space="preserve"> HYPERLINK "https://patents.google.com/patent/US20260039366A1/en?utm_source=chatgpt.com" </w:instrText>
+      </w:r>
+      <w:r>
+        <w:rPr>
+          <w:woUserID w:val="1"/>
+        </w:rPr>
+        <w:fldChar w:fldCharType="separate"/>
+      </w:r>
+      <w:r>
+        <w:rPr>
+          <w:rStyle w:val="10"/>
+          <w:woUserID w:val="1"/>
+        </w:rPr>
+        <w:t>Dynamic model management and post-deployment verification for beam management spatial prediction（波束管理空间预测的动态模型管理与部署后验证）</w:t>
+      </w:r>
+      <w:r>
+        <w:rPr>
+          <w:woUserID w:val="1"/>
+        </w:rPr>
+        <w:fldChar w:fldCharType="end"/>
+      </w:r>
+      <w:r>
+        <w:rPr>
+          <w:woUserID w:val="1"/>
+        </w:rPr>
+        <w:t>。</w:t>
+      </w:r>
+    </w:p>
+    <w:p>
+      <w:pPr>
+        <w:keepNext w:val="0"/>
+        <w:keepLines w:val="0"/>
+        <w:widowControl/>
+        <w:suppressLineNumbers w:val="0"/>
+        <w:bidi w:val="0"/>
+        <w:rPr>
+          <w:b/>
+          <w:bCs/>
+          <w:woUserID w:val="1"/>
+        </w:rPr>
+      </w:pPr>
+      <w:r>
+        <w:rPr>
+          <w:b/>
+          <w:bCs/>
+          <w:woUserID w:val="1"/>
+        </w:rPr>
+        <w:t>（1）技术概述</w:t>
+      </w:r>
+    </w:p>
+    <w:p>
+      <w:pPr>
+        <w:keepNext w:val="0"/>
+        <w:keepLines w:val="0"/>
+        <w:widowControl/>
+        <w:suppressLineNumbers w:val="0"/>
+        <w:bidi w:val="0"/>
+        <w:ind w:firstLine="420" w:firstLineChars="0"/>
+        <w:rPr>
+          <w:woUserID w:val="1"/>
+        </w:rPr>
+      </w:pPr>
+      <w:r>
+        <w:rPr>
+          <w:woUserID w:val="1"/>
+        </w:rPr>
+        <w:t>这篇专利关注一个具体问题：用于波束预测的 AI 模型部署到终端后，如何确认它在当前无线环境下仍然可靠，以及如何验证新版本、决定哪些模型可以实际参与通信。理解这个问题，需要先明确“波束对”和“空间预测”。波束对由基站的一个发射波束与终端的一个接收波束组成，不同组合可能具有不同的接收质量。专利中的空间预测，是根据已测量的波束对信息，推断其他波束对的参考信号接收功率（RSRP），形成预测结果并挑选候选波束对。这里主要预测不同波束组合的无线表现，不应直接理解为预测未来某一时刻的信号变化。</w:t>
+      </w:r>
+    </w:p>
+    <w:p>
+      <w:pPr>
+        <w:keepNext w:val="0"/>
+        <w:keepLines w:val="0"/>
+        <w:widowControl/>
+        <w:suppressLineNumbers w:val="0"/>
+        <w:bidi w:val="0"/>
+        <w:ind w:firstLine="420" w:firstLineChars="0"/>
+        <w:rPr>
+          <w:woUserID w:val="1"/>
+        </w:rPr>
+      </w:pPr>
+      <w:r>
+        <w:rPr>
+          <w:woUserID w:val="1"/>
+        </w:rPr>
+        <w:t>苹果提出的机制是：服务器下发模型及其适用条件；终端检查当前环境和输入是否适合模型，监测输出是否异常，再将预测的 RSRP 与对应实测值进行比较；终端记录并上报模型表现，服务器据此更新模型或配置。候选模型也可以在暂不参与实际通信的状态下接受验证。与上一篇模型组合验证相比，这篇将验证对象进一步收敛到波束预测功能，并明确了验证所需的无线测量来源。</w:t>
+      </w:r>
+    </w:p>
+    <w:p>
+      <w:pPr>
+        <w:keepNext w:val="0"/>
+        <w:keepLines w:val="0"/>
+        <w:widowControl/>
+        <w:suppressLineNumbers w:val="0"/>
+        <w:bidi w:val="0"/>
+        <w:rPr>
+          <w:woUserID w:val="1"/>
+        </w:rPr>
+      </w:pPr>
+      <w:r>
+        <w:rPr>
+          <w:woUserID w:val="1"/>
+        </w:rPr>
+        <w:t>输入与输出可以分为三个层面：</w:t>
+      </w:r>
+    </w:p>
+    <w:tbl>
+      <w:tblPr>
+        <w:tblW w:w="5000" w:type="pct"/>
+        <w:tblCellSpacing w:w="15" w:type="dxa"/>
+        <w:tblInd w:w="0" w:type="dxa"/>
+        <w:tblBorders>
+          <w:top w:val="none" w:color="auto" w:sz="0" w:space="0"/>
+          <w:left w:val="none" w:color="auto" w:sz="0" w:space="0"/>
+          <w:bottom w:val="none" w:color="auto" w:sz="0" w:space="0"/>
+          <w:right w:val="none" w:color="auto" w:sz="0" w:space="0"/>
+          <w:insideH w:val="none" w:color="auto" w:sz="0" w:space="0"/>
+          <w:insideV w:val="none" w:color="auto" w:sz="0" w:space="0"/>
+        </w:tblBorders>
+        <w:shd w:val="clear"/>
+        <w:tblLayout w:type="autofit"/>
+        <w:tblCellMar>
+          <w:top w:w="15" w:type="dxa"/>
+          <w:left w:w="15" w:type="dxa"/>
+          <w:bottom w:w="15" w:type="dxa"/>
+          <w:right w:w="15" w:type="dxa"/>
+        </w:tblCellMar>
+      </w:tblPr>
+      <w:tblGrid>
+        <w:gridCol w:w="1174"/>
+        <w:gridCol w:w="3329"/>
+        <w:gridCol w:w="3893"/>
+      </w:tblGrid>
+      <w:tr>
+        <w:tblPrEx>
+          <w:tblBorders>
+            <w:top w:val="none" w:color="auto" w:sz="0" w:space="0"/>
+            <w:left w:val="none" w:color="auto" w:sz="0" w:space="0"/>
+            <w:bottom w:val="none" w:color="auto" w:sz="0" w:space="0"/>
+            <w:right w:val="none" w:color="auto" w:sz="0" w:space="0"/>
+            <w:insideH w:val="none" w:color="auto" w:sz="0" w:space="0"/>
+            <w:insideV w:val="none" w:color="auto" w:sz="0" w:space="0"/>
+          </w:tblBorders>
+          <w:shd w:val="clear"/>
+          <w:tblCellMar>
+            <w:top w:w="15" w:type="dxa"/>
+            <w:left w:w="15" w:type="dxa"/>
+            <w:bottom w:w="15" w:type="dxa"/>
+            <w:right w:w="15" w:type="dxa"/>
+          </w:tblCellMar>
+        </w:tblPrEx>
+        <w:trPr>
+          <w:tblHeader/>
+          <w:tblCellSpacing w:w="15" w:type="dxa"/>
+        </w:trPr>
+        <w:tc>
+          <w:tcPr>
+            <w:tcW w:w="672" w:type="pct"/>
+            <w:shd w:val="clear"/>
+            <w:vAlign w:val="center"/>
+          </w:tcPr>
+          <w:p>
+            <w:pPr>
+              <w:keepNext w:val="0"/>
+              <w:keepLines w:val="0"/>
+              <w:widowControl/>
+              <w:suppressLineNumbers w:val="0"/>
+              <w:bidi w:val="0"/>
+              <w:rPr>
+                <w:woUserID w:val="1"/>
+              </w:rPr>
+            </w:pPr>
+            <w:r>
+              <w:rPr>
+                <w:rFonts w:ascii="宋体" w:hAnsi="宋体" w:eastAsia="宋体" w:cs="宋体"/>
+                <w:kern w:val="0"/>
+                <w:lang w:val="en-US" w:eastAsia="zh-CN" w:bidi="ar"/>
+                <w:woUserID w:val="1"/>
+              </w:rPr>
+              <w:t>层面</w:t>
+            </w:r>
+          </w:p>
+        </w:tc>
+        <w:tc>
+          <w:tcPr>
+            <w:tcW w:w="1964" w:type="pct"/>
+            <w:shd w:val="clear"/>
+            <w:vAlign w:val="center"/>
+          </w:tcPr>
+          <w:p>
+            <w:pPr>
+              <w:keepNext w:val="0"/>
+              <w:keepLines w:val="0"/>
+              <w:widowControl/>
+              <w:suppressLineNumbers w:val="0"/>
+              <w:bidi w:val="0"/>
+              <w:rPr>
+                <w:woUserID w:val="1"/>
+              </w:rPr>
+            </w:pPr>
+            <w:r>
+              <w:rPr>
+                <w:rFonts w:ascii="宋体" w:hAnsi="宋体" w:eastAsia="宋体" w:cs="宋体"/>
+                <w:kern w:val="0"/>
+                <w:lang w:val="en-US" w:eastAsia="zh-CN" w:bidi="ar"/>
+                <w:woUserID w:val="1"/>
+              </w:rPr>
+              <w:t>输入</w:t>
+            </w:r>
+          </w:p>
+        </w:tc>
+        <w:tc>
+          <w:tcPr>
+            <w:tcW w:w="2291" w:type="pct"/>
+            <w:shd w:val="clear"/>
+            <w:vAlign w:val="center"/>
+          </w:tcPr>
+          <w:p>
+            <w:pPr>
+              <w:keepNext w:val="0"/>
+              <w:keepLines w:val="0"/>
+              <w:widowControl/>
+              <w:suppressLineNumbers w:val="0"/>
+              <w:bidi w:val="0"/>
+              <w:rPr>
+                <w:woUserID w:val="1"/>
+              </w:rPr>
+            </w:pPr>
+            <w:r>
+              <w:rPr>
+                <w:rFonts w:ascii="宋体" w:hAnsi="宋体" w:eastAsia="宋体" w:cs="宋体"/>
+                <w:kern w:val="0"/>
+                <w:lang w:val="en-US" w:eastAsia="zh-CN" w:bidi="ar"/>
+                <w:woUserID w:val="1"/>
+              </w:rPr>
+              <w:t>输出及用途</w:t>
+            </w:r>
+          </w:p>
+        </w:tc>
+      </w:tr>
+      <w:tr>
+        <w:tblPrEx>
+          <w:tblBorders>
+            <w:top w:val="none" w:color="auto" w:sz="0" w:space="0"/>
+            <w:left w:val="none" w:color="auto" w:sz="0" w:space="0"/>
+            <w:bottom w:val="none" w:color="auto" w:sz="0" w:space="0"/>
+            <w:right w:val="none" w:color="auto" w:sz="0" w:space="0"/>
+            <w:insideH w:val="none" w:color="auto" w:sz="0" w:space="0"/>
+            <w:insideV w:val="none" w:color="auto" w:sz="0" w:space="0"/>
+          </w:tblBorders>
+          <w:shd w:val="clear"/>
+          <w:tblCellMar>
+            <w:top w:w="15" w:type="dxa"/>
+            <w:left w:w="15" w:type="dxa"/>
+            <w:bottom w:w="15" w:type="dxa"/>
+            <w:right w:w="15" w:type="dxa"/>
+          </w:tblCellMar>
+        </w:tblPrEx>
+        <w:trPr>
+          <w:tblCellSpacing w:w="15" w:type="dxa"/>
+        </w:trPr>
+        <w:tc>
+          <w:tcPr>
+            <w:tcW w:w="672" w:type="pct"/>
+            <w:shd w:val="clear"/>
+            <w:vAlign w:val="center"/>
+          </w:tcPr>
+          <w:p>
+            <w:pPr>
+              <w:keepNext w:val="0"/>
+              <w:keepLines w:val="0"/>
+              <w:widowControl/>
+              <w:suppressLineNumbers w:val="0"/>
+              <w:bidi w:val="0"/>
+              <w:rPr>
+                <w:woUserID w:val="1"/>
+              </w:rPr>
+            </w:pPr>
+            <w:r>
+              <w:rPr>
+                <w:rFonts w:ascii="宋体" w:hAnsi="宋体" w:eastAsia="宋体" w:cs="宋体"/>
+                <w:kern w:val="0"/>
+                <w:lang w:val="en-US" w:eastAsia="zh-CN" w:bidi="ar"/>
+                <w:woUserID w:val="1"/>
+              </w:rPr>
+              <w:t>波束预测</w:t>
+            </w:r>
+          </w:p>
+        </w:tc>
+        <w:tc>
+          <w:tcPr>
+            <w:tcW w:w="1964" w:type="pct"/>
+            <w:shd w:val="clear"/>
+            <w:vAlign w:val="center"/>
+          </w:tcPr>
+          <w:p>
+            <w:pPr>
+              <w:keepNext w:val="0"/>
+              <w:keepLines w:val="0"/>
+              <w:widowControl/>
+              <w:suppressLineNumbers w:val="0"/>
+              <w:bidi w:val="0"/>
+              <w:rPr>
+                <w:woUserID w:val="1"/>
+              </w:rPr>
+            </w:pPr>
+            <w:r>
+              <w:rPr>
+                <w:rFonts w:ascii="宋体" w:hAnsi="宋体" w:eastAsia="宋体" w:cs="宋体"/>
+                <w:kern w:val="0"/>
+                <w:lang w:val="en-US" w:eastAsia="zh-CN" w:bidi="ar"/>
+                <w:woUserID w:val="1"/>
+              </w:rPr>
+              <w:t>基站探测波束与终端接收波束构成的测量信息，例如波束对 RSRP</w:t>
+            </w:r>
+          </w:p>
+        </w:tc>
+        <w:tc>
+          <w:tcPr>
+            <w:tcW w:w="2291" w:type="pct"/>
+            <w:shd w:val="clear"/>
+            <w:vAlign w:val="center"/>
+          </w:tcPr>
+          <w:p>
+            <w:pPr>
+              <w:keepNext w:val="0"/>
+              <w:keepLines w:val="0"/>
+              <w:widowControl/>
+              <w:suppressLineNumbers w:val="0"/>
+              <w:bidi w:val="0"/>
+              <w:rPr>
+                <w:woUserID w:val="1"/>
+              </w:rPr>
+            </w:pPr>
+            <w:r>
+              <w:rPr>
+                <w:rFonts w:ascii="宋体" w:hAnsi="宋体" w:eastAsia="宋体" w:cs="宋体"/>
+                <w:kern w:val="0"/>
+                <w:lang w:val="en-US" w:eastAsia="zh-CN" w:bidi="ar"/>
+                <w:woUserID w:val="1"/>
+              </w:rPr>
+              <w:t>各波束对的预测 RSRP，以及预测功率最高的前 K 个候选波束对</w:t>
+            </w:r>
+          </w:p>
+        </w:tc>
+      </w:tr>
+      <w:tr>
+        <w:tblPrEx>
+          <w:tblBorders>
+            <w:top w:val="none" w:color="auto" w:sz="0" w:space="0"/>
+            <w:left w:val="none" w:color="auto" w:sz="0" w:space="0"/>
+            <w:bottom w:val="none" w:color="auto" w:sz="0" w:space="0"/>
+            <w:right w:val="none" w:color="auto" w:sz="0" w:space="0"/>
+            <w:insideH w:val="none" w:color="auto" w:sz="0" w:space="0"/>
+            <w:insideV w:val="none" w:color="auto" w:sz="0" w:space="0"/>
+          </w:tblBorders>
+          <w:shd w:val="clear"/>
+          <w:tblCellMar>
+            <w:top w:w="15" w:type="dxa"/>
+            <w:left w:w="15" w:type="dxa"/>
+            <w:bottom w:w="15" w:type="dxa"/>
+            <w:right w:w="15" w:type="dxa"/>
+          </w:tblCellMar>
+        </w:tblPrEx>
+        <w:trPr>
+          <w:tblCellSpacing w:w="15" w:type="dxa"/>
+        </w:trPr>
+        <w:tc>
+          <w:tcPr>
+            <w:tcW w:w="672" w:type="pct"/>
+            <w:shd w:val="clear"/>
+            <w:vAlign w:val="center"/>
+          </w:tcPr>
+          <w:p>
+            <w:pPr>
+              <w:keepNext w:val="0"/>
+              <w:keepLines w:val="0"/>
+              <w:widowControl/>
+              <w:suppressLineNumbers w:val="0"/>
+              <w:bidi w:val="0"/>
+              <w:rPr>
+                <w:woUserID w:val="1"/>
+              </w:rPr>
+            </w:pPr>
+            <w:r>
+              <w:rPr>
+                <w:rFonts w:ascii="宋体" w:hAnsi="宋体" w:eastAsia="宋体" w:cs="宋体"/>
+                <w:kern w:val="0"/>
+                <w:lang w:val="en-US" w:eastAsia="zh-CN" w:bidi="ar"/>
+                <w:woUserID w:val="1"/>
+              </w:rPr>
+              <w:t>部署后验证</w:t>
+            </w:r>
+          </w:p>
+        </w:tc>
+        <w:tc>
+          <w:tcPr>
+            <w:tcW w:w="1964" w:type="pct"/>
+            <w:shd w:val="clear"/>
+            <w:vAlign w:val="center"/>
+          </w:tcPr>
+          <w:p>
+            <w:pPr>
+              <w:keepNext w:val="0"/>
+              <w:keepLines w:val="0"/>
+              <w:widowControl/>
+              <w:suppressLineNumbers w:val="0"/>
+              <w:bidi w:val="0"/>
+              <w:rPr>
+                <w:woUserID w:val="1"/>
+              </w:rPr>
+            </w:pPr>
+            <w:r>
+              <w:rPr>
+                <w:rFonts w:ascii="宋体" w:hAnsi="宋体" w:eastAsia="宋体" w:cs="宋体"/>
+                <w:kern w:val="0"/>
+                <w:lang w:val="en-US" w:eastAsia="zh-CN" w:bidi="ar"/>
+                <w:woUserID w:val="1"/>
+              </w:rPr>
+              <w:t>当前运行条件、输入与输出的分布、候选波束对的预测值和对应实测值</w:t>
+            </w:r>
+          </w:p>
+        </w:tc>
+        <w:tc>
+          <w:tcPr>
+            <w:tcW w:w="2291" w:type="pct"/>
+            <w:shd w:val="clear"/>
+            <w:vAlign w:val="center"/>
+          </w:tcPr>
+          <w:p>
+            <w:pPr>
+              <w:keepNext w:val="0"/>
+              <w:keepLines w:val="0"/>
+              <w:widowControl/>
+              <w:suppressLineNumbers w:val="0"/>
+              <w:bidi w:val="0"/>
+              <w:rPr>
+                <w:woUserID w:val="1"/>
+              </w:rPr>
+            </w:pPr>
+            <w:r>
+              <w:rPr>
+                <w:rFonts w:ascii="宋体" w:hAnsi="宋体" w:eastAsia="宋体" w:cs="宋体"/>
+                <w:kern w:val="0"/>
+                <w:lang w:val="en-US" w:eastAsia="zh-CN" w:bidi="ar"/>
+                <w:woUserID w:val="1"/>
+              </w:rPr>
+              <w:t>条件适配判断、异常检测结果、预测表现指标及模型有效性状态</w:t>
+            </w:r>
+          </w:p>
+        </w:tc>
+      </w:tr>
+      <w:tr>
+        <w:tblPrEx>
+          <w:tblBorders>
+            <w:top w:val="none" w:color="auto" w:sz="0" w:space="0"/>
+            <w:left w:val="none" w:color="auto" w:sz="0" w:space="0"/>
+            <w:bottom w:val="none" w:color="auto" w:sz="0" w:space="0"/>
+            <w:right w:val="none" w:color="auto" w:sz="0" w:space="0"/>
+            <w:insideH w:val="none" w:color="auto" w:sz="0" w:space="0"/>
+            <w:insideV w:val="none" w:color="auto" w:sz="0" w:space="0"/>
+          </w:tblBorders>
+          <w:shd w:val="clear"/>
+          <w:tblCellMar>
+            <w:top w:w="15" w:type="dxa"/>
+            <w:left w:w="15" w:type="dxa"/>
+            <w:bottom w:w="15" w:type="dxa"/>
+            <w:right w:w="15" w:type="dxa"/>
+          </w:tblCellMar>
+        </w:tblPrEx>
+        <w:trPr>
+          <w:tblCellSpacing w:w="15" w:type="dxa"/>
+        </w:trPr>
+        <w:tc>
+          <w:tcPr>
+            <w:tcW w:w="672" w:type="pct"/>
+            <w:shd w:val="clear"/>
+            <w:vAlign w:val="center"/>
+          </w:tcPr>
+          <w:p>
+            <w:pPr>
+              <w:keepNext w:val="0"/>
+              <w:keepLines w:val="0"/>
+              <w:widowControl/>
+              <w:suppressLineNumbers w:val="0"/>
+              <w:bidi w:val="0"/>
+              <w:rPr>
+                <w:woUserID w:val="1"/>
+              </w:rPr>
+            </w:pPr>
+            <w:r>
+              <w:rPr>
+                <w:rFonts w:ascii="宋体" w:hAnsi="宋体" w:eastAsia="宋体" w:cs="宋体"/>
+                <w:kern w:val="0"/>
+                <w:lang w:val="en-US" w:eastAsia="zh-CN" w:bidi="ar"/>
+                <w:woUserID w:val="1"/>
+              </w:rPr>
+              <w:t>模型管理</w:t>
+            </w:r>
+          </w:p>
+        </w:tc>
+        <w:tc>
+          <w:tcPr>
+            <w:tcW w:w="1964" w:type="pct"/>
+            <w:shd w:val="clear"/>
+            <w:vAlign w:val="center"/>
+          </w:tcPr>
+          <w:p>
+            <w:pPr>
+              <w:keepNext w:val="0"/>
+              <w:keepLines w:val="0"/>
+              <w:widowControl/>
+              <w:suppressLineNumbers w:val="0"/>
+              <w:bidi w:val="0"/>
+              <w:rPr>
+                <w:woUserID w:val="1"/>
+              </w:rPr>
+            </w:pPr>
+            <w:r>
+              <w:rPr>
+                <w:rFonts w:ascii="宋体" w:hAnsi="宋体" w:eastAsia="宋体" w:cs="宋体"/>
+                <w:kern w:val="0"/>
+                <w:lang w:val="en-US" w:eastAsia="zh-CN" w:bidi="ar"/>
+                <w:woUserID w:val="1"/>
+              </w:rPr>
+              <w:t>模型身份与版本、适用条件、监测配置、验证结果</w:t>
+            </w:r>
+          </w:p>
+        </w:tc>
+        <w:tc>
+          <w:tcPr>
+            <w:tcW w:w="2291" w:type="pct"/>
+            <w:shd w:val="clear"/>
+            <w:vAlign w:val="center"/>
+          </w:tcPr>
+          <w:p>
+            <w:pPr>
+              <w:keepNext w:val="0"/>
+              <w:keepLines w:val="0"/>
+              <w:widowControl/>
+              <w:suppressLineNumbers w:val="0"/>
+              <w:bidi w:val="0"/>
+              <w:rPr>
+                <w:woUserID w:val="1"/>
+              </w:rPr>
+            </w:pPr>
+            <w:r>
+              <w:rPr>
+                <w:rFonts w:ascii="宋体" w:hAnsi="宋体" w:eastAsia="宋体" w:cs="宋体"/>
+                <w:kern w:val="0"/>
+                <w:lang w:val="en-US" w:eastAsia="zh-CN" w:bidi="ar"/>
+                <w:woUserID w:val="1"/>
+              </w:rPr>
+              <w:t>模型属性更新、启用或停止使用的依据，以及向服务器提供的更新反馈</w:t>
+            </w:r>
+          </w:p>
+        </w:tc>
+      </w:tr>
+    </w:tbl>
+    <w:p>
+      <w:pPr>
+        <w:keepNext w:val="0"/>
+        <w:keepLines w:val="0"/>
+        <w:widowControl/>
+        <w:suppressLineNumbers w:val="0"/>
+        <w:bidi w:val="0"/>
+        <w:ind w:firstLine="420" w:firstLineChars="0"/>
+        <w:rPr>
+          <w:woUserID w:val="1"/>
+        </w:rPr>
+      </w:pPr>
+      <w:r>
+        <w:rPr>
+          <w:woUserID w:val="1"/>
+        </w:rPr>
+        <w:t>预测结果与验收结果需要区分：模型输出的是波束质量预测，验证流程输出的是该模型在相关条件下是否可靠的判断。</w:t>
+      </w:r>
+    </w:p>
+    <w:p>
+      <w:pPr>
+        <w:keepNext w:val="0"/>
+        <w:keepLines w:val="0"/>
+        <w:widowControl/>
+        <w:suppressLineNumbers w:val="0"/>
+        <w:bidi w:val="0"/>
+        <w:rPr>
+          <w:b/>
+          <w:bCs/>
+          <w:woUserID w:val="1"/>
+        </w:rPr>
+      </w:pPr>
+      <w:r>
+        <w:rPr>
+          <w:b/>
+          <w:bCs/>
+          <w:woUserID w:val="1"/>
+        </w:rPr>
+        <w:t>（2）关键点</w:t>
+      </w:r>
+    </w:p>
+    <w:p>
+      <w:pPr>
+        <w:keepNext w:val="0"/>
+        <w:keepLines w:val="0"/>
+        <w:widowControl/>
+        <w:suppressLineNumbers w:val="0"/>
+        <w:bidi w:val="0"/>
+        <w:ind w:firstLine="420" w:firstLineChars="0"/>
+        <w:rPr>
+          <w:woUserID w:val="1"/>
+        </w:rPr>
+      </w:pPr>
+      <w:r>
+        <w:rPr>
+          <w:woUserID w:val="1"/>
+        </w:rPr>
+        <w:t>第一，验证按照“适用条件—输出异常—预测准确性”分层开展。专利将相关检查称为 KPI-3、KPI-2 和 KPI-1，图 10 展示了它们在验证流程中的位置。</w:t>
+      </w:r>
+    </w:p>
+    <w:tbl>
+      <w:tblPr>
+        <w:tblW w:w="5000" w:type="pct"/>
+        <w:tblCellSpacing w:w="15" w:type="dxa"/>
+        <w:tblInd w:w="0" w:type="dxa"/>
+        <w:tblBorders>
+          <w:top w:val="none" w:color="auto" w:sz="0" w:space="0"/>
+          <w:left w:val="none" w:color="auto" w:sz="0" w:space="0"/>
+          <w:bottom w:val="none" w:color="auto" w:sz="0" w:space="0"/>
+          <w:right w:val="none" w:color="auto" w:sz="0" w:space="0"/>
+          <w:insideH w:val="none" w:color="auto" w:sz="0" w:space="0"/>
+          <w:insideV w:val="none" w:color="auto" w:sz="0" w:space="0"/>
+        </w:tblBorders>
+        <w:shd w:val="clear"/>
+        <w:tblLayout w:type="fixed"/>
+        <w:tblCellMar>
+          <w:top w:w="15" w:type="dxa"/>
+          <w:left w:w="15" w:type="dxa"/>
+          <w:bottom w:w="15" w:type="dxa"/>
+          <w:right w:w="15" w:type="dxa"/>
+        </w:tblCellMar>
+      </w:tblPr>
+      <w:tblGrid>
+        <w:gridCol w:w="1768"/>
+        <w:gridCol w:w="803"/>
+        <w:gridCol w:w="5825"/>
+      </w:tblGrid>
+      <w:tr>
+        <w:tblPrEx>
+          <w:tblBorders>
+            <w:top w:val="none" w:color="auto" w:sz="0" w:space="0"/>
+            <w:left w:val="none" w:color="auto" w:sz="0" w:space="0"/>
+            <w:bottom w:val="none" w:color="auto" w:sz="0" w:space="0"/>
+            <w:right w:val="none" w:color="auto" w:sz="0" w:space="0"/>
+            <w:insideH w:val="none" w:color="auto" w:sz="0" w:space="0"/>
+            <w:insideV w:val="none" w:color="auto" w:sz="0" w:space="0"/>
+          </w:tblBorders>
+          <w:shd w:val="clear"/>
+          <w:tblCellMar>
+            <w:top w:w="15" w:type="dxa"/>
+            <w:left w:w="15" w:type="dxa"/>
+            <w:bottom w:w="15" w:type="dxa"/>
+            <w:right w:w="15" w:type="dxa"/>
+          </w:tblCellMar>
+        </w:tblPrEx>
+        <w:trPr>
+          <w:tblHeader/>
+          <w:tblCellSpacing w:w="15" w:type="dxa"/>
+        </w:trPr>
+        <w:tc>
+          <w:tcPr>
+            <w:tcW w:w="1026" w:type="pct"/>
+            <w:shd w:val="clear"/>
+            <w:vAlign w:val="center"/>
+          </w:tcPr>
+          <w:p>
+            <w:pPr>
+              <w:keepNext w:val="0"/>
+              <w:keepLines w:val="0"/>
+              <w:widowControl/>
+              <w:suppressLineNumbers w:val="0"/>
+              <w:bidi w:val="0"/>
+              <w:rPr>
+                <w:woUserID w:val="1"/>
+              </w:rPr>
+            </w:pPr>
+            <w:r>
+              <w:rPr>
+                <w:rFonts w:ascii="宋体" w:hAnsi="宋体" w:eastAsia="宋体" w:cs="宋体"/>
+                <w:kern w:val="0"/>
+                <w:lang w:val="en-US" w:eastAsia="zh-CN" w:bidi="ar"/>
+                <w:woUserID w:val="1"/>
+              </w:rPr>
+              <w:t>检查层次</w:t>
+            </w:r>
+          </w:p>
+        </w:tc>
+        <w:tc>
+          <w:tcPr>
+            <w:tcW w:w="460" w:type="pct"/>
+            <w:shd w:val="clear"/>
+            <w:vAlign w:val="center"/>
+          </w:tcPr>
+          <w:p>
+            <w:pPr>
+              <w:keepNext w:val="0"/>
+              <w:keepLines w:val="0"/>
+              <w:widowControl/>
+              <w:suppressLineNumbers w:val="0"/>
+              <w:bidi w:val="0"/>
+              <w:rPr>
+                <w:woUserID w:val="1"/>
+              </w:rPr>
+            </w:pPr>
+            <w:r>
+              <w:rPr>
+                <w:rFonts w:ascii="宋体" w:hAnsi="宋体" w:eastAsia="宋体" w:cs="宋体"/>
+                <w:kern w:val="0"/>
+                <w:lang w:val="en-US" w:eastAsia="zh-CN" w:bidi="ar"/>
+                <w:woUserID w:val="1"/>
+              </w:rPr>
+              <w:t>原文名称</w:t>
+            </w:r>
+          </w:p>
+        </w:tc>
+        <w:tc>
+          <w:tcPr>
+            <w:tcW w:w="3442" w:type="pct"/>
+            <w:shd w:val="clear"/>
+            <w:vAlign w:val="center"/>
+          </w:tcPr>
+          <w:p>
+            <w:pPr>
+              <w:keepNext w:val="0"/>
+              <w:keepLines w:val="0"/>
+              <w:widowControl/>
+              <w:suppressLineNumbers w:val="0"/>
+              <w:bidi w:val="0"/>
+              <w:rPr>
+                <w:woUserID w:val="1"/>
+              </w:rPr>
+            </w:pPr>
+            <w:r>
+              <w:rPr>
+                <w:rFonts w:ascii="宋体" w:hAnsi="宋体" w:eastAsia="宋体" w:cs="宋体"/>
+                <w:kern w:val="0"/>
+                <w:lang w:val="en-US" w:eastAsia="zh-CN" w:bidi="ar"/>
+                <w:woUserID w:val="1"/>
+              </w:rPr>
+              <w:t>主要检查内容</w:t>
+            </w:r>
+          </w:p>
+        </w:tc>
+      </w:tr>
+      <w:tr>
+        <w:tblPrEx>
+          <w:tblBorders>
+            <w:top w:val="none" w:color="auto" w:sz="0" w:space="0"/>
+            <w:left w:val="none" w:color="auto" w:sz="0" w:space="0"/>
+            <w:bottom w:val="none" w:color="auto" w:sz="0" w:space="0"/>
+            <w:right w:val="none" w:color="auto" w:sz="0" w:space="0"/>
+            <w:insideH w:val="none" w:color="auto" w:sz="0" w:space="0"/>
+            <w:insideV w:val="none" w:color="auto" w:sz="0" w:space="0"/>
+          </w:tblBorders>
+          <w:shd w:val="clear"/>
+          <w:tblCellMar>
+            <w:top w:w="15" w:type="dxa"/>
+            <w:left w:w="15" w:type="dxa"/>
+            <w:bottom w:w="15" w:type="dxa"/>
+            <w:right w:w="15" w:type="dxa"/>
+          </w:tblCellMar>
+        </w:tblPrEx>
+        <w:trPr>
+          <w:tblCellSpacing w:w="15" w:type="dxa"/>
+        </w:trPr>
+        <w:tc>
+          <w:tcPr>
+            <w:tcW w:w="1026" w:type="pct"/>
+            <w:shd w:val="clear"/>
+            <w:vAlign w:val="center"/>
+          </w:tcPr>
+          <w:p>
+            <w:pPr>
+              <w:keepNext w:val="0"/>
+              <w:keepLines w:val="0"/>
+              <w:widowControl/>
+              <w:suppressLineNumbers w:val="0"/>
+              <w:bidi w:val="0"/>
+              <w:rPr>
+                <w:woUserID w:val="1"/>
+              </w:rPr>
+            </w:pPr>
+            <w:r>
+              <w:rPr>
+                <w:rFonts w:ascii="宋体" w:hAnsi="宋体" w:eastAsia="宋体" w:cs="宋体"/>
+                <w:kern w:val="0"/>
+                <w:lang w:val="en-US" w:eastAsia="zh-CN" w:bidi="ar"/>
+                <w:woUserID w:val="1"/>
+              </w:rPr>
+              <w:t>环境与输入检查</w:t>
+            </w:r>
+          </w:p>
+        </w:tc>
+        <w:tc>
+          <w:tcPr>
+            <w:tcW w:w="460" w:type="pct"/>
+            <w:shd w:val="clear"/>
+            <w:vAlign w:val="center"/>
+          </w:tcPr>
+          <w:p>
+            <w:pPr>
+              <w:keepNext w:val="0"/>
+              <w:keepLines w:val="0"/>
+              <w:widowControl/>
+              <w:suppressLineNumbers w:val="0"/>
+              <w:bidi w:val="0"/>
+              <w:rPr>
+                <w:woUserID w:val="1"/>
+              </w:rPr>
+            </w:pPr>
+            <w:r>
+              <w:rPr>
+                <w:rFonts w:ascii="宋体" w:hAnsi="宋体" w:eastAsia="宋体" w:cs="宋体"/>
+                <w:kern w:val="0"/>
+                <w:lang w:val="en-US" w:eastAsia="zh-CN" w:bidi="ar"/>
+                <w:woUserID w:val="1"/>
+              </w:rPr>
+              <w:t>KPI-3</w:t>
+            </w:r>
+          </w:p>
+        </w:tc>
+        <w:tc>
+          <w:tcPr>
+            <w:tcW w:w="3442" w:type="pct"/>
+            <w:shd w:val="clear"/>
+            <w:vAlign w:val="center"/>
+          </w:tcPr>
+          <w:p>
+            <w:pPr>
+              <w:keepNext w:val="0"/>
+              <w:keepLines w:val="0"/>
+              <w:widowControl/>
+              <w:suppressLineNumbers w:val="0"/>
+              <w:bidi w:val="0"/>
+              <w:rPr>
+                <w:woUserID w:val="1"/>
+              </w:rPr>
+            </w:pPr>
+            <w:r>
+              <w:rPr>
+                <w:rFonts w:ascii="宋体" w:hAnsi="宋体" w:eastAsia="宋体" w:cs="宋体"/>
+                <w:kern w:val="0"/>
+                <w:lang w:val="en-US" w:eastAsia="zh-CN" w:bidi="ar"/>
+                <w:woUserID w:val="1"/>
+              </w:rPr>
+              <w:t>当前信噪比、多普勒、时延扩展等条件，以及输入数据是否处于模型可接受范围</w:t>
+            </w:r>
+          </w:p>
+        </w:tc>
+      </w:tr>
+      <w:tr>
+        <w:tblPrEx>
+          <w:tblBorders>
+            <w:top w:val="none" w:color="auto" w:sz="0" w:space="0"/>
+            <w:left w:val="none" w:color="auto" w:sz="0" w:space="0"/>
+            <w:bottom w:val="none" w:color="auto" w:sz="0" w:space="0"/>
+            <w:right w:val="none" w:color="auto" w:sz="0" w:space="0"/>
+            <w:insideH w:val="none" w:color="auto" w:sz="0" w:space="0"/>
+            <w:insideV w:val="none" w:color="auto" w:sz="0" w:space="0"/>
+          </w:tblBorders>
+          <w:shd w:val="clear"/>
+          <w:tblCellMar>
+            <w:top w:w="15" w:type="dxa"/>
+            <w:left w:w="15" w:type="dxa"/>
+            <w:bottom w:w="15" w:type="dxa"/>
+            <w:right w:w="15" w:type="dxa"/>
+          </w:tblCellMar>
+        </w:tblPrEx>
+        <w:trPr>
+          <w:tblCellSpacing w:w="15" w:type="dxa"/>
+        </w:trPr>
+        <w:tc>
+          <w:tcPr>
+            <w:tcW w:w="1026" w:type="pct"/>
+            <w:shd w:val="clear"/>
+            <w:vAlign w:val="center"/>
+          </w:tcPr>
+          <w:p>
+            <w:pPr>
+              <w:keepNext w:val="0"/>
+              <w:keepLines w:val="0"/>
+              <w:widowControl/>
+              <w:suppressLineNumbers w:val="0"/>
+              <w:bidi w:val="0"/>
+              <w:rPr>
+                <w:woUserID w:val="1"/>
+              </w:rPr>
+            </w:pPr>
+            <w:r>
+              <w:rPr>
+                <w:rFonts w:ascii="宋体" w:hAnsi="宋体" w:eastAsia="宋体" w:cs="宋体"/>
+                <w:kern w:val="0"/>
+                <w:lang w:val="en-US" w:eastAsia="zh-CN" w:bidi="ar"/>
+                <w:woUserID w:val="1"/>
+              </w:rPr>
+              <w:t>输出异常检查</w:t>
+            </w:r>
+          </w:p>
+        </w:tc>
+        <w:tc>
+          <w:tcPr>
+            <w:tcW w:w="460" w:type="pct"/>
+            <w:shd w:val="clear"/>
+            <w:vAlign w:val="center"/>
+          </w:tcPr>
+          <w:p>
+            <w:pPr>
+              <w:keepNext w:val="0"/>
+              <w:keepLines w:val="0"/>
+              <w:widowControl/>
+              <w:suppressLineNumbers w:val="0"/>
+              <w:bidi w:val="0"/>
+              <w:rPr>
+                <w:woUserID w:val="1"/>
+              </w:rPr>
+            </w:pPr>
+            <w:r>
+              <w:rPr>
+                <w:rFonts w:ascii="宋体" w:hAnsi="宋体" w:eastAsia="宋体" w:cs="宋体"/>
+                <w:kern w:val="0"/>
+                <w:lang w:val="en-US" w:eastAsia="zh-CN" w:bidi="ar"/>
+                <w:woUserID w:val="1"/>
+              </w:rPr>
+              <w:t>KPI-2</w:t>
+            </w:r>
+          </w:p>
+        </w:tc>
+        <w:tc>
+          <w:tcPr>
+            <w:tcW w:w="3442" w:type="pct"/>
+            <w:shd w:val="clear"/>
+            <w:vAlign w:val="center"/>
+          </w:tcPr>
+          <w:p>
+            <w:pPr>
+              <w:keepNext w:val="0"/>
+              <w:keepLines w:val="0"/>
+              <w:widowControl/>
+              <w:suppressLineNumbers w:val="0"/>
+              <w:bidi w:val="0"/>
+              <w:rPr>
+                <w:woUserID w:val="1"/>
+              </w:rPr>
+            </w:pPr>
+            <w:r>
+              <w:rPr>
+                <w:rFonts w:ascii="宋体" w:hAnsi="宋体" w:eastAsia="宋体" w:cs="宋体"/>
+                <w:kern w:val="0"/>
+                <w:lang w:val="en-US" w:eastAsia="zh-CN" w:bidi="ar"/>
+                <w:woUserID w:val="1"/>
+              </w:rPr>
+              <w:t>预测 RSRP 等输出的分布是否出现异常，是否偏离正常或可接受的输出分布</w:t>
+            </w:r>
+          </w:p>
+        </w:tc>
+      </w:tr>
+      <w:tr>
+        <w:tblPrEx>
+          <w:tblBorders>
+            <w:top w:val="none" w:color="auto" w:sz="0" w:space="0"/>
+            <w:left w:val="none" w:color="auto" w:sz="0" w:space="0"/>
+            <w:bottom w:val="none" w:color="auto" w:sz="0" w:space="0"/>
+            <w:right w:val="none" w:color="auto" w:sz="0" w:space="0"/>
+            <w:insideH w:val="none" w:color="auto" w:sz="0" w:space="0"/>
+            <w:insideV w:val="none" w:color="auto" w:sz="0" w:space="0"/>
+          </w:tblBorders>
+          <w:shd w:val="clear"/>
+          <w:tblCellMar>
+            <w:top w:w="15" w:type="dxa"/>
+            <w:left w:w="15" w:type="dxa"/>
+            <w:bottom w:w="15" w:type="dxa"/>
+            <w:right w:w="15" w:type="dxa"/>
+          </w:tblCellMar>
+        </w:tblPrEx>
+        <w:trPr>
+          <w:tblCellSpacing w:w="15" w:type="dxa"/>
+        </w:trPr>
+        <w:tc>
+          <w:tcPr>
+            <w:tcW w:w="1026" w:type="pct"/>
+            <w:shd w:val="clear"/>
+            <w:vAlign w:val="center"/>
+          </w:tcPr>
+          <w:p>
+            <w:pPr>
+              <w:keepNext w:val="0"/>
+              <w:keepLines w:val="0"/>
+              <w:widowControl/>
+              <w:suppressLineNumbers w:val="0"/>
+              <w:bidi w:val="0"/>
+              <w:rPr>
+                <w:woUserID w:val="1"/>
+              </w:rPr>
+            </w:pPr>
+            <w:r>
+              <w:rPr>
+                <w:rFonts w:ascii="宋体" w:hAnsi="宋体" w:eastAsia="宋体" w:cs="宋体"/>
+                <w:kern w:val="0"/>
+                <w:lang w:val="en-US" w:eastAsia="zh-CN" w:bidi="ar"/>
+                <w:woUserID w:val="1"/>
+              </w:rPr>
+              <w:t>预测表现检查</w:t>
+            </w:r>
+          </w:p>
+        </w:tc>
+        <w:tc>
+          <w:tcPr>
+            <w:tcW w:w="460" w:type="pct"/>
+            <w:shd w:val="clear"/>
+            <w:vAlign w:val="center"/>
+          </w:tcPr>
+          <w:p>
+            <w:pPr>
+              <w:keepNext w:val="0"/>
+              <w:keepLines w:val="0"/>
+              <w:widowControl/>
+              <w:suppressLineNumbers w:val="0"/>
+              <w:bidi w:val="0"/>
+              <w:rPr>
+                <w:woUserID w:val="1"/>
+              </w:rPr>
+            </w:pPr>
+            <w:r>
+              <w:rPr>
+                <w:rFonts w:ascii="宋体" w:hAnsi="宋体" w:eastAsia="宋体" w:cs="宋体"/>
+                <w:kern w:val="0"/>
+                <w:lang w:val="en-US" w:eastAsia="zh-CN" w:bidi="ar"/>
+                <w:woUserID w:val="1"/>
+              </w:rPr>
+              <w:t>KPI-1</w:t>
+            </w:r>
+          </w:p>
+        </w:tc>
+        <w:tc>
+          <w:tcPr>
+            <w:tcW w:w="3442" w:type="pct"/>
+            <w:shd w:val="clear"/>
+            <w:vAlign w:val="center"/>
+          </w:tcPr>
+          <w:p>
+            <w:pPr>
+              <w:keepNext w:val="0"/>
+              <w:keepLines w:val="0"/>
+              <w:widowControl/>
+              <w:suppressLineNumbers w:val="0"/>
+              <w:bidi w:val="0"/>
+              <w:rPr>
+                <w:woUserID w:val="1"/>
+              </w:rPr>
+            </w:pPr>
+            <w:r>
+              <w:rPr>
+                <w:rFonts w:ascii="宋体" w:hAnsi="宋体" w:eastAsia="宋体" w:cs="宋体"/>
+                <w:kern w:val="0"/>
+                <w:lang w:val="en-US" w:eastAsia="zh-CN" w:bidi="ar"/>
+                <w:woUserID w:val="1"/>
+              </w:rPr>
+              <w:t>预测值与对应实测值的差异或相似程度，并据此形成监测分数</w:t>
+            </w:r>
+          </w:p>
+        </w:tc>
+      </w:tr>
+    </w:tbl>
+    <w:p>
+      <w:pPr>
+        <w:keepNext w:val="0"/>
+        <w:keepLines w:val="0"/>
+        <w:widowControl/>
+        <w:suppressLineNumbers w:val="0"/>
+        <w:bidi w:val="0"/>
+        <w:ind w:firstLine="420" w:firstLineChars="0"/>
+        <w:rPr>
+          <w:woUserID w:val="1"/>
+        </w:rPr>
+      </w:pPr>
+      <w:r>
+        <w:rPr>
+          <w:woUserID w:val="1"/>
+        </w:rPr>
+        <w:t>在图 10 的实施方式中，输入不适合时可以停止将其送入模型；输出被判异常时可以不再开展后续准确性计算。原文提出支持向量机（SVM）或单类 SVM 作为输出异常检测的可选工具。这一设计有助于区分不同问题：当前条件超出模型适用范围，和模型在适用范围内预测失准，可能需要不同的处理方式。不过，输出分布正常只能通过一项筛查，仍需实测对照才能判断预测是否准确；异常检测的误报与漏报也需要实验评估。</w:t>
+      </w:r>
+    </w:p>
+    <w:p>
+      <w:pPr>
+        <w:keepNext w:val="0"/>
+        <w:keepLines w:val="0"/>
+        <w:widowControl/>
+        <w:suppressLineNumbers w:val="0"/>
+        <w:bidi w:val="0"/>
+        <w:ind w:firstLine="420" w:firstLineChars="0"/>
+        <w:rPr>
+          <w:woUserID w:val="1"/>
+        </w:rPr>
+      </w:pPr>
+      <w:r>
+        <w:rPr>
+          <w:woUserID w:val="1"/>
+        </w:rPr>
+        <w:t>第二，预测准确性的参照来自实际无线测量。图 9 给出了比较具体的链路：终端根据探测波束测量进行预测，选出前 K 个候选波束对并向基站指示；基站发送相应波束，终端测量这些波束对的实际 RSRP，再与预测 RSRP 比较。原文列举了归一化均方误差（NMSE）、平方广义余弦相似度（SGCS）等评价工具，并提出对监测结果进行平滑处理。这使验证流程具有明确的观测对象：同一个波束对的预测功率与实测功率。在实际实现中，还需要控制两者的时间间隔、测量配置和功率表示方式，避免无线环境变化或数据处理差异影响比较。这些对齐要求需要测试系统进一步落实。</w:t>
+      </w:r>
+    </w:p>
+    <w:p>
+      <w:pPr>
+        <w:keepNext w:val="0"/>
+        <w:keepLines w:val="0"/>
+        <w:widowControl/>
+        <w:suppressLineNumbers w:val="0"/>
+        <w:bidi w:val="0"/>
+        <w:ind w:firstLine="420" w:firstLineChars="0"/>
+        <w:rPr>
+          <w:woUserID w:val="1"/>
+        </w:rPr>
+      </w:pPr>
+      <w:r>
+        <w:rPr>
+          <w:woUserID w:val="1"/>
+        </w:rPr>
+        <w:t>第三，检查候选波束的功率预测，不足以直接证明选出了全局最佳波束。</w:t>
+      </w:r>
+    </w:p>
+    <w:p>
+      <w:pPr>
+        <w:keepNext w:val="0"/>
+        <w:keepLines w:val="0"/>
+        <w:widowControl/>
+        <w:suppressLineNumbers w:val="0"/>
+        <w:bidi w:val="0"/>
+        <w:rPr>
+          <w:woUserID w:val="1"/>
+        </w:rPr>
+      </w:pPr>
+      <w:r>
+        <w:rPr>
+          <w:woUserID w:val="1"/>
+        </w:rPr>
+        <w:t>图 9 的实测对照主要围绕模型预测的前 K 个波束对展开。它可以检查这些候选的预测功率是否接近实测值。由此可以推导出一个重要的验收边界：如果候选集合之外还存在更强的波束，仅测量候选集合未必能够发现遗漏。因此，“候选波束的功率预测准确”和“最佳波束选择正确”应分别评价。实验室若要检验后者，需要增加更完整的波束扫描或其他可信参照。这是对测试覆盖范围的分析，并非专利已经给出的完整验收判据。</w:t>
+      </w:r>
+    </w:p>
+    <w:p>
+      <w:pPr>
+        <w:keepNext w:val="0"/>
+        <w:keepLines w:val="0"/>
+        <w:widowControl/>
+        <w:suppressLineNumbers w:val="0"/>
+        <w:bidi w:val="0"/>
+        <w:ind w:firstLine="420" w:firstLineChars="0"/>
+        <w:rPr>
+          <w:woUserID w:val="1"/>
+        </w:rPr>
+      </w:pPr>
+      <w:r>
+        <w:rPr>
+          <w:woUserID w:val="1"/>
+        </w:rPr>
+        <w:t>第四，“未启用”模型仍可以运行预测，用于验证候选版本。</w:t>
+      </w:r>
+    </w:p>
+    <w:p>
+      <w:pPr>
+        <w:keepNext w:val="0"/>
+        <w:keepLines w:val="0"/>
+        <w:widowControl/>
+        <w:suppressLineNumbers w:val="0"/>
+        <w:bidi w:val="0"/>
+        <w:rPr>
+          <w:woUserID w:val="1"/>
+        </w:rPr>
+      </w:pPr>
+      <w:r>
+        <w:rPr>
+          <w:woUserID w:val="1"/>
+        </w:rPr>
+        <w:t>原文对两种状态作了明确区分：启用模型的预测结果实际用于支持通信；未启用模型可以生成预测供终端评估，但这些预测不用于实际通信。因此，新模型可以先接受测试，再决定是否承担实际功能。图 6 还描述了模型测试、验证和启用状态的不同组合。从实现思路看，这相当于让候选模型先“旁路观察”：现用功能继续工作，候选模型利用相关输入产生结果供比较。但未启用不代表没有开销，模型推理和补充测量仍可能占用计算与无线资源，验证系统需要记录这些成本。</w:t>
+      </w:r>
+    </w:p>
+    <w:p>
+      <w:pPr>
+        <w:keepNext w:val="0"/>
+        <w:keepLines w:val="0"/>
+        <w:widowControl/>
+        <w:suppressLineNumbers w:val="0"/>
+        <w:bidi w:val="0"/>
+        <w:ind w:firstLine="420" w:firstLineChars="0"/>
+        <w:rPr>
+          <w:woUserID w:val="1"/>
+        </w:rPr>
+      </w:pPr>
+      <w:r>
+        <w:rPr>
+          <w:woUserID w:val="1"/>
+        </w:rPr>
+        <w:t>第五，模型有效性与适用条件、身份和版本一起管理。终端可以保存多个模型，并关联模型 ID、适用条件、表现指标和验证状态。服务器能够下发模型版本和监测配置，例如待监测模型的 ID 与定时配置；终端上报对应模型的表现，服务器再据此更新、重新训练或提供新模型。原文也允许对部分适配当前条件的候选模型进行探索性评估。因此，验收记录需要说明“哪个版本、在什么条件下得到什么结果”。在一类环境中验证通过，不宜直接扩展为所有环境下均有效。候选模型在条件不完全匹配时接受评估，也不能自动等同于获准用于实际通信。</w:t>
+      </w:r>
+    </w:p>
+    <w:p>
+      <w:pPr>
+        <w:keepNext w:val="0"/>
+        <w:keepLines w:val="0"/>
+        <w:widowControl/>
+        <w:suppressLineNumbers w:val="0"/>
+        <w:bidi w:val="0"/>
+        <w:ind w:firstLine="420" w:firstLineChars="0"/>
+        <w:rPr>
+          <w:woUserID w:val="1"/>
+        </w:rPr>
+      </w:pPr>
+      <w:r>
+        <w:rPr>
+          <w:woUserID w:val="1"/>
+        </w:rPr>
+        <w:t>第六，模型失效后保留传统测量选波束的回退路径。权利要求明确提出，当模型被判定为无效时，可以退回根据实测 RSRP 评价和选择波束对的方式。这使验收对象延伸到失效处理：不仅要检查能否发现不可靠模型，还要检查停止采用其输出后，测量与波束选择能否正常接续。回退速度、过程中的通信影响和资源开销，则需要具体系统实现与实验验证。</w:t>
+      </w:r>
+    </w:p>
+    <w:p>
+      <w:pPr>
+        <w:keepNext w:val="0"/>
+        <w:keepLines w:val="0"/>
+        <w:widowControl/>
+        <w:suppressLineNumbers w:val="0"/>
+        <w:bidi w:val="0"/>
+        <w:rPr>
+          <w:b/>
+          <w:bCs/>
+          <w:woUserID w:val="1"/>
+        </w:rPr>
+      </w:pPr>
+      <w:r>
+        <w:rPr>
+          <w:b/>
+          <w:bCs/>
+          <w:woUserID w:val="1"/>
+        </w:rPr>
+        <w:t>（3）研究启示、成熟度与应用思路</w:t>
+      </w:r>
+    </w:p>
+    <w:p>
+      <w:pPr>
+        <w:keepNext w:val="0"/>
+        <w:keepLines w:val="0"/>
+        <w:widowControl/>
+        <w:suppressLineNumbers w:val="0"/>
+        <w:bidi w:val="0"/>
+        <w:ind w:firstLine="420" w:firstLineChars="0"/>
+        <w:rPr>
+          <w:woUserID w:val="1"/>
+        </w:rPr>
+      </w:pPr>
+      <w:r>
+        <w:rPr>
+          <w:woUserID w:val="1"/>
+        </w:rPr>
+        <w:t>这篇专利的研究价值在于，将部署后验证落实到了波束对、预测 RSRP、实测 RSRP、适用条件和模型状态等具体对象。相比只描述“发现漂移后更新模型”，它更容易转化为可观察、可记录的测试流程。基于这一机制，可以设计一个波束预测模型验证原型。以下属于应用建议，不是专利提供的实验结果。</w:t>
+      </w:r>
+    </w:p>
+    <w:p>
+      <w:pPr>
+        <w:keepNext w:val="0"/>
+        <w:keepLines w:val="0"/>
+        <w:widowControl/>
+        <w:suppressLineNumbers w:val="0"/>
+        <w:bidi w:val="0"/>
+        <w:ind w:firstLine="420" w:firstLineChars="0"/>
+        <w:rPr>
+          <w:woUserID w:val="1"/>
+        </w:rPr>
+      </w:pPr>
+      <w:r>
+        <w:rPr>
+          <w:woUserID w:val="1"/>
+        </w:rPr>
+        <w:t>首先，使用包含多组波束对 RSRP 的仿真或实测数据，将部分波束测量作为模型输入，保留更完整的测量作为测试参照。记录预测功率、候选波束集合和模型版本，分别评价功率预测误差、候选集合是否覆盖最佳波束，以及所选波束相对最佳波束的功率损失。</w:t>
+      </w:r>
+    </w:p>
+    <w:p>
+      <w:pPr>
+        <w:keepNext w:val="0"/>
+        <w:keepLines w:val="0"/>
+        <w:widowControl/>
+        <w:suppressLineNumbers w:val="0"/>
+        <w:bidi w:val="0"/>
+        <w:ind w:firstLine="420" w:firstLineChars="0"/>
+        <w:rPr>
+          <w:woUserID w:val="1"/>
+        </w:rPr>
+      </w:pPr>
+      <w:r>
+        <w:rPr>
+          <w:woUserID w:val="1"/>
+        </w:rPr>
+        <w:t>其次，改变遮挡、信噪比或移动条件，观察输入适配检查和输出异常检测能否发现问题，并验证告警是否对应实际性能退化。这样可以研究监测指标是否有效，避免只验证“异常检测程序能够输出告警”。</w:t>
+      </w:r>
+    </w:p>
+    <w:p>
+      <w:pPr>
+        <w:keepNext w:val="0"/>
+        <w:keepLines w:val="0"/>
+        <w:widowControl/>
+        <w:suppressLineNumbers w:val="0"/>
+        <w:bidi w:val="0"/>
+        <w:ind w:firstLine="420" w:firstLineChars="0"/>
+        <w:rPr>
+          <w:woUserID w:val="1"/>
+        </w:rPr>
+      </w:pPr>
+      <w:r>
+        <w:rPr>
+          <w:woUserID w:val="1"/>
+        </w:rPr>
+        <w:t>最后，加入现用模型、候选模型和传统测量方法，验证候选模型先接受评估、通过后启用、失准后停止采用或回退的流程。初期可通过离线回放实现；若后续接入终端与可控无线环境，再评估真实推理时延、验证测量开销和通信连续性。</w:t>
+      </w:r>
+    </w:p>
+    <w:p>
+      <w:pPr>
+        <w:keepNext w:val="0"/>
+        <w:keepLines w:val="0"/>
+        <w:widowControl/>
+        <w:suppressLineNumbers w:val="0"/>
+        <w:bidi w:val="0"/>
+        <w:ind w:firstLine="420" w:firstLineChars="0"/>
+        <w:rPr>
+          <w:woUserID w:val="1"/>
+        </w:rPr>
+      </w:pPr>
+      <w:r>
+        <w:rPr>
+          <w:woUserID w:val="1"/>
+        </w:rPr>
+        <w:t>成熟度方面，这是一份公开的待审专利申请。原文给出了模型管理流程、三类监测检查和预测与实测的对照路径，但没有提供完整训练数据、可复现实验配置、定量性能对比或实现代码，也没有规定通用的合格门限。它描述了在终端硬件和实际无线条件下验证的方案，现有文本不足以证明苹果已完成相应商用部署。</w:t>
+      </w:r>
+    </w:p>
+    <w:p>
+      <w:pPr>
+        <w:pStyle w:val="3"/>
+        <w:numPr>
+          <w:ilvl w:val="0"/>
+          <w:numId w:val="2"/>
+        </w:numPr>
+        <w:bidi w:val="0"/>
+        <w:ind w:left="0" w:leftChars="0" w:firstLine="0" w:firstLineChars="0"/>
+        <w:rPr>
+          <w:rFonts w:ascii="宋体" w:hAnsi="宋体" w:eastAsia="宋体" w:cs="宋体"/>
+          <w:woUserID w:val="1"/>
+        </w:rPr>
+      </w:pPr>
+      <w:r>
+        <w:rPr>
+          <w:rFonts w:ascii="宋体" w:hAnsi="宋体" w:eastAsia="宋体" w:cs="宋体"/>
+          <w:woUserID w:val="1"/>
+        </w:rPr>
+        <w:t>苹果专利：波束预测中联合检查“波束选对了没有”和“功率预测准不准”</w:t>
+      </w:r>
+    </w:p>
+    <w:p>
+      <w:pPr>
+        <w:keepNext w:val="0"/>
+        <w:keepLines w:val="0"/>
+        <w:widowControl/>
+        <w:suppressLineNumbers w:val="0"/>
+        <w:bidi w:val="0"/>
+        <w:rPr>
+          <w:woUserID w:val="1"/>
+        </w:rPr>
+      </w:pPr>
+      <w:r>
+        <w:rPr>
+          <w:woUserID w:val="1"/>
+        </w:rPr>
+        <w:t>优先权日：2024-04-02；国际申请公开日：2025-10-09。申请人：Apple Inc.；Google Patents 当前标注为申请待审。</w:t>
+      </w:r>
+    </w:p>
+    <w:p>
+      <w:pPr>
+        <w:keepNext w:val="0"/>
+        <w:keepLines w:val="0"/>
+        <w:widowControl/>
+        <w:suppressLineNumbers w:val="0"/>
+        <w:bidi w:val="0"/>
+        <w:rPr>
+          <w:woUserID w:val="1"/>
+        </w:rPr>
+      </w:pPr>
+      <w:r>
+        <w:rPr>
+          <w:woUserID w:val="1"/>
+        </w:rPr>
+        <w:t xml:space="preserve">专利 WO2025212462A1 — </w:t>
+      </w:r>
+      <w:r>
+        <w:rPr>
+          <w:woUserID w:val="1"/>
+        </w:rPr>
+        <w:fldChar w:fldCharType="begin"/>
+      </w:r>
+      <w:r>
+        <w:rPr>
+          <w:woUserID w:val="1"/>
+        </w:rPr>
+        <w:instrText xml:space="preserve"> HYPERLINK "https://patents.google.com/patent/WO2025212462A1/en?utm_source=chatgpt.com" </w:instrText>
+      </w:r>
+      <w:r>
+        <w:rPr>
+          <w:woUserID w:val="1"/>
+        </w:rPr>
+        <w:fldChar w:fldCharType="separate"/>
+      </w:r>
+      <w:r>
+        <w:rPr>
+          <w:rStyle w:val="10"/>
+          <w:woUserID w:val="1"/>
+        </w:rPr>
+        <w:t>Beam measurement accuracy test metric for artificial intelligence / machine language (AI/ML) based beam management（面向 AI/ML 波束管理的波束测量精度测试指标）</w:t>
+      </w:r>
+      <w:r>
+        <w:rPr>
+          <w:woUserID w:val="1"/>
+        </w:rPr>
+        <w:fldChar w:fldCharType="end"/>
+      </w:r>
+      <w:r>
+        <w:rPr>
+          <w:woUserID w:val="1"/>
+        </w:rPr>
+        <w:t>。</w:t>
+      </w:r>
+    </w:p>
+    <w:p>
+      <w:pPr>
+        <w:numPr>
           <w:numId w:val="0"/>
         </w:numPr>
         <w:ind w:leftChars="0"/>
         <w:rPr>
           <w:rFonts w:hint="eastAsia"/>
+          <w:b/>
+          <w:bCs/>
           <w:lang w:val="en-US" w:eastAsia="zh"/>
           <w:woUserID w:val="1"/>
         </w:rPr>
@@ -1589,11 +4016,4695 @@
       <w:r>
         <w:rPr>
           <w:rFonts w:hint="eastAsia"/>
-          <w:lang w:val="en-US" w:eastAsia="zh"/>
-          <w:woUserID w:val="1"/>
-        </w:rPr>
-        <w:t>1、</w:t>
-      </w:r>
+          <w:b/>
+          <w:bCs/>
+          <w:lang w:val="en-US" w:eastAsia="zh"/>
+          <w:woUserID w:val="1"/>
+        </w:rPr>
+        <w:t>（1）技术概述</w:t>
+      </w:r>
+    </w:p>
+    <w:p>
+      <w:pPr>
+        <w:numPr>
+          <w:numId w:val="0"/>
+        </w:numPr>
+        <w:ind w:leftChars="0" w:firstLine="420" w:firstLineChars="0"/>
+        <w:rPr>
+          <w:rFonts w:hint="eastAsia"/>
+          <w:lang w:val="en-US" w:eastAsia="zh"/>
+          <w:woUserID w:val="1"/>
+        </w:rPr>
+      </w:pPr>
+      <w:r>
+        <w:rPr>
+          <w:rFonts w:hint="eastAsia"/>
+          <w:lang w:val="en-US" w:eastAsia="zh"/>
+          <w:woUserID w:val="1"/>
+        </w:rPr>
+        <w:t>这篇专利研究的是波束预测功能如何判定合格。AI 模型可以根据部分波束的测量，预测更大范围内各波束的接收功率，并选出较好的候选波束。验收时需要回答两个相关但不同的问题：模型是否找到了合适的波束，以及它对波束接收功率的预测是否准确。</w:t>
+      </w:r>
+    </w:p>
+    <w:p>
+      <w:pPr>
+        <w:numPr>
+          <w:numId w:val="0"/>
+        </w:numPr>
+        <w:ind w:leftChars="0" w:firstLine="420" w:firstLineChars="0"/>
+        <w:rPr>
+          <w:rFonts w:hint="eastAsia"/>
+          <w:lang w:val="en-US" w:eastAsia="zh"/>
+          <w:woUserID w:val="1"/>
+        </w:rPr>
+      </w:pPr>
+      <w:r>
+        <w:rPr>
+          <w:rFonts w:hint="eastAsia"/>
+          <w:lang w:val="en-US" w:eastAsia="zh"/>
+          <w:woUserID w:val="1"/>
+        </w:rPr>
+        <w:t>苹果指出，单独采用其中一类指标，可能得到不完整甚至相互矛盾的结论。例如，预测列表中包含实测最强波束，但该波束的预测功率仍可能偏差很大。专利因而提出，在波束标识和参考信号接收功率（RSRP）两个维度上联合比较预测与测量结果。其核心方法是构建“二维容差框”：为波束标识匹配和 RSRP 差异分别设置允许范围，检查预测波束与实测参考波束是否同时满足要求。方案还允许对不同排名的波束设置不同容差，以及在特定情况下增加第二次测量。</w:t>
+      </w:r>
+    </w:p>
+    <w:p>
+      <w:pPr>
+        <w:numPr>
+          <w:numId w:val="0"/>
+        </w:numPr>
+        <w:ind w:leftChars="0" w:firstLine="420" w:firstLineChars="0"/>
+        <w:rPr>
+          <w:rFonts w:hint="eastAsia"/>
+          <w:lang w:val="en-US" w:eastAsia="zh"/>
+          <w:woUserID w:val="1"/>
+        </w:rPr>
+      </w:pPr>
+      <w:r>
+        <w:rPr>
+          <w:rFonts w:hint="eastAsia"/>
+          <w:lang w:val="en-US" w:eastAsia="zh"/>
+          <w:woUserID w:val="1"/>
+        </w:rPr>
+        <w:t>与上一篇侧重部署后的模型监测和状态管理相比，这篇更集中于一个具体环节：预测结果与参考测量之间，采用什么判据才能形成合理的测试结论。</w:t>
+      </w:r>
+    </w:p>
+    <w:p>
+      <w:pPr>
+        <w:numPr>
+          <w:numId w:val="0"/>
+        </w:numPr>
+        <w:ind w:leftChars="0" w:firstLine="420" w:firstLineChars="0"/>
+        <w:rPr>
+          <w:rFonts w:hint="eastAsia"/>
+          <w:lang w:val="en-US" w:eastAsia="zh"/>
+          <w:woUserID w:val="1"/>
+        </w:rPr>
+      </w:pPr>
+      <w:r>
+        <w:rPr>
+          <w:rFonts w:hint="eastAsia"/>
+          <w:lang w:val="en-US" w:eastAsia="zh"/>
+          <w:woUserID w:val="1"/>
+        </w:rPr>
+        <w:t>输入与输出如下：</w:t>
+      </w:r>
+    </w:p>
+    <w:tbl>
+      <w:tblPr>
+        <w:tblW w:w="5000" w:type="pct"/>
+        <w:tblCellSpacing w:w="15" w:type="dxa"/>
+        <w:tblInd w:w="0" w:type="dxa"/>
+        <w:tblBorders>
+          <w:top w:val="none" w:color="auto" w:sz="0" w:space="0"/>
+          <w:left w:val="none" w:color="auto" w:sz="0" w:space="0"/>
+          <w:bottom w:val="none" w:color="auto" w:sz="0" w:space="0"/>
+          <w:right w:val="none" w:color="auto" w:sz="0" w:space="0"/>
+          <w:insideH w:val="none" w:color="auto" w:sz="0" w:space="0"/>
+          <w:insideV w:val="none" w:color="auto" w:sz="0" w:space="0"/>
+        </w:tblBorders>
+        <w:shd w:val="clear"/>
+        <w:tblLayout w:type="autofit"/>
+        <w:tblCellMar>
+          <w:top w:w="15" w:type="dxa"/>
+          <w:left w:w="15" w:type="dxa"/>
+          <w:bottom w:w="15" w:type="dxa"/>
+          <w:right w:w="15" w:type="dxa"/>
+        </w:tblCellMar>
+      </w:tblPr>
+      <w:tblGrid>
+        <w:gridCol w:w="1318"/>
+        <w:gridCol w:w="3362"/>
+        <w:gridCol w:w="3716"/>
+      </w:tblGrid>
+      <w:tr>
+        <w:tblPrEx>
+          <w:tblBorders>
+            <w:top w:val="none" w:color="auto" w:sz="0" w:space="0"/>
+            <w:left w:val="none" w:color="auto" w:sz="0" w:space="0"/>
+            <w:bottom w:val="none" w:color="auto" w:sz="0" w:space="0"/>
+            <w:right w:val="none" w:color="auto" w:sz="0" w:space="0"/>
+            <w:insideH w:val="none" w:color="auto" w:sz="0" w:space="0"/>
+            <w:insideV w:val="none" w:color="auto" w:sz="0" w:space="0"/>
+          </w:tblBorders>
+          <w:shd w:val="clear"/>
+          <w:tblCellMar>
+            <w:top w:w="15" w:type="dxa"/>
+            <w:left w:w="15" w:type="dxa"/>
+            <w:bottom w:w="15" w:type="dxa"/>
+            <w:right w:w="15" w:type="dxa"/>
+          </w:tblCellMar>
+        </w:tblPrEx>
+        <w:trPr>
+          <w:tblHeader/>
+          <w:tblCellSpacing w:w="15" w:type="dxa"/>
+        </w:trPr>
+        <w:tc>
+          <w:tcPr>
+            <w:tcW w:w="758" w:type="pct"/>
+            <w:shd w:val="clear"/>
+            <w:vAlign w:val="center"/>
+          </w:tcPr>
+          <w:p>
+            <w:pPr>
+              <w:numPr>
+                <w:numId w:val="0"/>
+              </w:numPr>
+              <w:ind w:leftChars="0"/>
+              <w:rPr>
+                <w:rFonts w:hint="eastAsia"/>
+                <w:lang w:val="en-US" w:eastAsia="zh"/>
+                <w:woUserID w:val="1"/>
+              </w:rPr>
+            </w:pPr>
+            <w:r>
+              <w:rPr>
+                <w:rFonts w:hint="eastAsia"/>
+                <w:lang w:val="en-US" w:eastAsia="zh"/>
+                <w:woUserID w:val="1"/>
+              </w:rPr>
+              <w:t>层面</w:t>
+            </w:r>
+          </w:p>
+        </w:tc>
+        <w:tc>
+          <w:tcPr>
+            <w:tcW w:w="1984" w:type="pct"/>
+            <w:shd w:val="clear"/>
+            <w:vAlign w:val="center"/>
+          </w:tcPr>
+          <w:p>
+            <w:pPr>
+              <w:numPr>
+                <w:numId w:val="0"/>
+              </w:numPr>
+              <w:ind w:leftChars="0"/>
+              <w:rPr>
+                <w:rFonts w:hint="eastAsia"/>
+                <w:lang w:val="en-US" w:eastAsia="zh"/>
+                <w:woUserID w:val="1"/>
+              </w:rPr>
+            </w:pPr>
+            <w:r>
+              <w:rPr>
+                <w:rFonts w:hint="eastAsia"/>
+                <w:lang w:val="en-US" w:eastAsia="zh"/>
+                <w:woUserID w:val="1"/>
+              </w:rPr>
+              <w:t>输入</w:t>
+            </w:r>
+          </w:p>
+        </w:tc>
+        <w:tc>
+          <w:tcPr>
+            <w:tcW w:w="2186" w:type="pct"/>
+            <w:shd w:val="clear"/>
+            <w:vAlign w:val="center"/>
+          </w:tcPr>
+          <w:p>
+            <w:pPr>
+              <w:numPr>
+                <w:numId w:val="0"/>
+              </w:numPr>
+              <w:ind w:leftChars="0"/>
+              <w:rPr>
+                <w:rFonts w:hint="eastAsia"/>
+                <w:lang w:val="en-US" w:eastAsia="zh"/>
+                <w:woUserID w:val="1"/>
+              </w:rPr>
+            </w:pPr>
+            <w:r>
+              <w:rPr>
+                <w:rFonts w:hint="eastAsia"/>
+                <w:lang w:val="en-US" w:eastAsia="zh"/>
+                <w:woUserID w:val="1"/>
+              </w:rPr>
+              <w:t>输出及用途</w:t>
+            </w:r>
+          </w:p>
+        </w:tc>
+      </w:tr>
+      <w:tr>
+        <w:tblPrEx>
+          <w:tblBorders>
+            <w:top w:val="none" w:color="auto" w:sz="0" w:space="0"/>
+            <w:left w:val="none" w:color="auto" w:sz="0" w:space="0"/>
+            <w:bottom w:val="none" w:color="auto" w:sz="0" w:space="0"/>
+            <w:right w:val="none" w:color="auto" w:sz="0" w:space="0"/>
+            <w:insideH w:val="none" w:color="auto" w:sz="0" w:space="0"/>
+            <w:insideV w:val="none" w:color="auto" w:sz="0" w:space="0"/>
+          </w:tblBorders>
+          <w:shd w:val="clear"/>
+          <w:tblCellMar>
+            <w:top w:w="15" w:type="dxa"/>
+            <w:left w:w="15" w:type="dxa"/>
+            <w:bottom w:w="15" w:type="dxa"/>
+            <w:right w:w="15" w:type="dxa"/>
+          </w:tblCellMar>
+        </w:tblPrEx>
+        <w:trPr>
+          <w:tblCellSpacing w:w="15" w:type="dxa"/>
+        </w:trPr>
+        <w:tc>
+          <w:tcPr>
+            <w:tcW w:w="758" w:type="pct"/>
+            <w:shd w:val="clear"/>
+            <w:vAlign w:val="center"/>
+          </w:tcPr>
+          <w:p>
+            <w:pPr>
+              <w:numPr>
+                <w:numId w:val="0"/>
+              </w:numPr>
+              <w:ind w:leftChars="0"/>
+              <w:rPr>
+                <w:rFonts w:hint="eastAsia"/>
+                <w:lang w:val="en-US" w:eastAsia="zh"/>
+                <w:woUserID w:val="1"/>
+              </w:rPr>
+            </w:pPr>
+            <w:r>
+              <w:rPr>
+                <w:rFonts w:hint="eastAsia"/>
+                <w:lang w:val="en-US" w:eastAsia="zh"/>
+                <w:woUserID w:val="1"/>
+              </w:rPr>
+              <w:t>AI 波束预测</w:t>
+            </w:r>
+          </w:p>
+        </w:tc>
+        <w:tc>
+          <w:tcPr>
+            <w:tcW w:w="1984" w:type="pct"/>
+            <w:shd w:val="clear"/>
+            <w:vAlign w:val="center"/>
+          </w:tcPr>
+          <w:p>
+            <w:pPr>
+              <w:numPr>
+                <w:numId w:val="0"/>
+              </w:numPr>
+              <w:ind w:leftChars="0"/>
+              <w:rPr>
+                <w:rFonts w:hint="eastAsia"/>
+                <w:lang w:val="en-US" w:eastAsia="zh"/>
+                <w:woUserID w:val="1"/>
+              </w:rPr>
+            </w:pPr>
+            <w:r>
+              <w:rPr>
+                <w:rFonts w:hint="eastAsia"/>
+                <w:lang w:val="en-US" w:eastAsia="zh"/>
+                <w:woUserID w:val="1"/>
+              </w:rPr>
+              <w:t>部分波束的测量 RSRP 和波束 ID</w:t>
+            </w:r>
+          </w:p>
+        </w:tc>
+        <w:tc>
+          <w:tcPr>
+            <w:tcW w:w="2186" w:type="pct"/>
+            <w:shd w:val="clear"/>
+            <w:vAlign w:val="center"/>
+          </w:tcPr>
+          <w:p>
+            <w:pPr>
+              <w:numPr>
+                <w:numId w:val="0"/>
+              </w:numPr>
+              <w:ind w:leftChars="0"/>
+              <w:rPr>
+                <w:rFonts w:hint="eastAsia"/>
+                <w:lang w:val="en-US" w:eastAsia="zh"/>
+                <w:woUserID w:val="1"/>
+              </w:rPr>
+            </w:pPr>
+            <w:r>
+              <w:rPr>
+                <w:rFonts w:hint="eastAsia"/>
+                <w:lang w:val="en-US" w:eastAsia="zh"/>
+                <w:woUserID w:val="1"/>
+              </w:rPr>
+              <w:t>更大波束集合的预测 RSRP及对应 ID，并据此选出前 K 个候选波束</w:t>
+            </w:r>
+          </w:p>
+        </w:tc>
+      </w:tr>
+      <w:tr>
+        <w:tblPrEx>
+          <w:tblBorders>
+            <w:top w:val="none" w:color="auto" w:sz="0" w:space="0"/>
+            <w:left w:val="none" w:color="auto" w:sz="0" w:space="0"/>
+            <w:bottom w:val="none" w:color="auto" w:sz="0" w:space="0"/>
+            <w:right w:val="none" w:color="auto" w:sz="0" w:space="0"/>
+            <w:insideH w:val="none" w:color="auto" w:sz="0" w:space="0"/>
+            <w:insideV w:val="none" w:color="auto" w:sz="0" w:space="0"/>
+          </w:tblBorders>
+          <w:shd w:val="clear"/>
+          <w:tblCellMar>
+            <w:top w:w="15" w:type="dxa"/>
+            <w:left w:w="15" w:type="dxa"/>
+            <w:bottom w:w="15" w:type="dxa"/>
+            <w:right w:w="15" w:type="dxa"/>
+          </w:tblCellMar>
+        </w:tblPrEx>
+        <w:trPr>
+          <w:tblCellSpacing w:w="15" w:type="dxa"/>
+        </w:trPr>
+        <w:tc>
+          <w:tcPr>
+            <w:tcW w:w="758" w:type="pct"/>
+            <w:shd w:val="clear"/>
+            <w:vAlign w:val="center"/>
+          </w:tcPr>
+          <w:p>
+            <w:pPr>
+              <w:numPr>
+                <w:numId w:val="0"/>
+              </w:numPr>
+              <w:ind w:leftChars="0"/>
+              <w:rPr>
+                <w:rFonts w:hint="eastAsia"/>
+                <w:lang w:val="en-US" w:eastAsia="zh"/>
+                <w:woUserID w:val="1"/>
+              </w:rPr>
+            </w:pPr>
+            <w:r>
+              <w:rPr>
+                <w:rFonts w:hint="eastAsia"/>
+                <w:lang w:val="en-US" w:eastAsia="zh"/>
+                <w:woUserID w:val="1"/>
+              </w:rPr>
+              <w:t>测试参照</w:t>
+            </w:r>
+          </w:p>
+        </w:tc>
+        <w:tc>
+          <w:tcPr>
+            <w:tcW w:w="1984" w:type="pct"/>
+            <w:shd w:val="clear"/>
+            <w:vAlign w:val="center"/>
+          </w:tcPr>
+          <w:p>
+            <w:pPr>
+              <w:numPr>
+                <w:numId w:val="0"/>
+              </w:numPr>
+              <w:ind w:leftChars="0"/>
+              <w:rPr>
+                <w:rFonts w:hint="eastAsia"/>
+                <w:lang w:val="en-US" w:eastAsia="zh"/>
+                <w:woUserID w:val="1"/>
+              </w:rPr>
+            </w:pPr>
+            <w:r>
+              <w:rPr>
+                <w:rFonts w:hint="eastAsia"/>
+                <w:lang w:val="en-US" w:eastAsia="zh"/>
+                <w:woUserID w:val="1"/>
+              </w:rPr>
+              <w:t>实测波束的 ID、RSRP，以及由这些测量确定的较强波束</w:t>
+            </w:r>
+          </w:p>
+        </w:tc>
+        <w:tc>
+          <w:tcPr>
+            <w:tcW w:w="2186" w:type="pct"/>
+            <w:shd w:val="clear"/>
+            <w:vAlign w:val="center"/>
+          </w:tcPr>
+          <w:p>
+            <w:pPr>
+              <w:numPr>
+                <w:numId w:val="0"/>
+              </w:numPr>
+              <w:ind w:leftChars="0"/>
+              <w:rPr>
+                <w:rFonts w:hint="eastAsia"/>
+                <w:lang w:val="en-US" w:eastAsia="zh"/>
+                <w:woUserID w:val="1"/>
+              </w:rPr>
+            </w:pPr>
+            <w:r>
+              <w:rPr>
+                <w:rFonts w:hint="eastAsia"/>
+                <w:lang w:val="en-US" w:eastAsia="zh"/>
+                <w:woUserID w:val="1"/>
+              </w:rPr>
+              <w:t>与模型预测进行比较的参考结果</w:t>
+            </w:r>
+          </w:p>
+        </w:tc>
+      </w:tr>
+      <w:tr>
+        <w:tblPrEx>
+          <w:tblBorders>
+            <w:top w:val="none" w:color="auto" w:sz="0" w:space="0"/>
+            <w:left w:val="none" w:color="auto" w:sz="0" w:space="0"/>
+            <w:bottom w:val="none" w:color="auto" w:sz="0" w:space="0"/>
+            <w:right w:val="none" w:color="auto" w:sz="0" w:space="0"/>
+            <w:insideH w:val="none" w:color="auto" w:sz="0" w:space="0"/>
+            <w:insideV w:val="none" w:color="auto" w:sz="0" w:space="0"/>
+          </w:tblBorders>
+          <w:shd w:val="clear"/>
+          <w:tblCellMar>
+            <w:top w:w="15" w:type="dxa"/>
+            <w:left w:w="15" w:type="dxa"/>
+            <w:bottom w:w="15" w:type="dxa"/>
+            <w:right w:w="15" w:type="dxa"/>
+          </w:tblCellMar>
+        </w:tblPrEx>
+        <w:trPr>
+          <w:tblCellSpacing w:w="15" w:type="dxa"/>
+        </w:trPr>
+        <w:tc>
+          <w:tcPr>
+            <w:tcW w:w="758" w:type="pct"/>
+            <w:shd w:val="clear"/>
+            <w:vAlign w:val="center"/>
+          </w:tcPr>
+          <w:p>
+            <w:pPr>
+              <w:numPr>
+                <w:numId w:val="0"/>
+              </w:numPr>
+              <w:ind w:leftChars="0"/>
+              <w:rPr>
+                <w:rFonts w:hint="eastAsia"/>
+                <w:lang w:val="en-US" w:eastAsia="zh"/>
+                <w:woUserID w:val="1"/>
+              </w:rPr>
+            </w:pPr>
+            <w:r>
+              <w:rPr>
+                <w:rFonts w:hint="eastAsia"/>
+                <w:lang w:val="en-US" w:eastAsia="zh"/>
+                <w:woUserID w:val="1"/>
+              </w:rPr>
+              <w:t>联合判定</w:t>
+            </w:r>
+          </w:p>
+        </w:tc>
+        <w:tc>
+          <w:tcPr>
+            <w:tcW w:w="1984" w:type="pct"/>
+            <w:shd w:val="clear"/>
+            <w:vAlign w:val="center"/>
+          </w:tcPr>
+          <w:p>
+            <w:pPr>
+              <w:numPr>
+                <w:numId w:val="0"/>
+              </w:numPr>
+              <w:ind w:leftChars="0"/>
+              <w:rPr>
+                <w:rFonts w:hint="eastAsia"/>
+                <w:lang w:val="en-US" w:eastAsia="zh"/>
+                <w:woUserID w:val="1"/>
+              </w:rPr>
+            </w:pPr>
+            <w:r>
+              <w:rPr>
+                <w:rFonts w:hint="eastAsia"/>
+                <w:lang w:val="en-US" w:eastAsia="zh"/>
+                <w:woUserID w:val="1"/>
+              </w:rPr>
+              <w:t>预测与实测结果、配对规则、波束 ID 和 RSRP 容差</w:t>
+            </w:r>
+          </w:p>
+        </w:tc>
+        <w:tc>
+          <w:tcPr>
+            <w:tcW w:w="2186" w:type="pct"/>
+            <w:shd w:val="clear"/>
+            <w:vAlign w:val="center"/>
+          </w:tcPr>
+          <w:p>
+            <w:pPr>
+              <w:numPr>
+                <w:numId w:val="0"/>
+              </w:numPr>
+              <w:ind w:leftChars="0"/>
+              <w:rPr>
+                <w:rFonts w:hint="eastAsia"/>
+                <w:lang w:val="en-US" w:eastAsia="zh"/>
+                <w:woUserID w:val="1"/>
+              </w:rPr>
+            </w:pPr>
+            <w:r>
+              <w:rPr>
+                <w:rFonts w:hint="eastAsia"/>
+                <w:lang w:val="en-US" w:eastAsia="zh"/>
+                <w:woUserID w:val="1"/>
+              </w:rPr>
+              <w:t>模型是否在所设判据下满足可接受要求</w:t>
+            </w:r>
+          </w:p>
+        </w:tc>
+      </w:tr>
+    </w:tbl>
+    <w:p>
+      <w:pPr>
+        <w:numPr>
+          <w:numId w:val="0"/>
+        </w:numPr>
+        <w:ind w:leftChars="0" w:firstLine="420" w:firstLineChars="0"/>
+        <w:rPr>
+          <w:rFonts w:hint="eastAsia"/>
+          <w:lang w:val="en-US" w:eastAsia="zh"/>
+          <w:woUserID w:val="1"/>
+        </w:rPr>
+      </w:pPr>
+      <w:r>
+        <w:rPr>
+          <w:rFonts w:hint="eastAsia"/>
+          <w:lang w:val="en-US" w:eastAsia="zh"/>
+          <w:woUserID w:val="1"/>
+        </w:rPr>
+        <w:t>图 12 举例说明，可以用较小的测量集合预测完整码本或其子集；这里的码本可以理解为预先定义的一组可用波束配置。原文中的波束数量只是实施例，不是统一测试要求。</w:t>
+      </w:r>
+    </w:p>
+    <w:p>
+      <w:pPr>
+        <w:numPr>
+          <w:numId w:val="0"/>
+        </w:numPr>
+        <w:ind w:leftChars="0"/>
+        <w:rPr>
+          <w:rFonts w:hint="eastAsia"/>
+          <w:b/>
+          <w:bCs/>
+          <w:lang w:val="en-US" w:eastAsia="zh"/>
+          <w:woUserID w:val="1"/>
+        </w:rPr>
+      </w:pPr>
+      <w:r>
+        <w:rPr>
+          <w:rFonts w:hint="eastAsia"/>
+          <w:b/>
+          <w:bCs/>
+          <w:lang w:val="en-US" w:eastAsia="zh"/>
+          <w:woUserID w:val="1"/>
+        </w:rPr>
+        <w:t>（2）关键点</w:t>
+      </w:r>
+    </w:p>
+    <w:p>
+      <w:pPr>
+        <w:numPr>
+          <w:numId w:val="0"/>
+        </w:numPr>
+        <w:ind w:leftChars="0" w:firstLine="420" w:firstLineChars="0"/>
+        <w:rPr>
+          <w:rFonts w:hint="eastAsia"/>
+          <w:lang w:val="en-US" w:eastAsia="zh"/>
+          <w:woUserID w:val="1"/>
+        </w:rPr>
+      </w:pPr>
+      <w:r>
+        <w:rPr>
+          <w:rFonts w:hint="eastAsia"/>
+          <w:lang w:val="en-US" w:eastAsia="zh"/>
+          <w:woUserID w:val="1"/>
+        </w:rPr>
+        <w:t>第一，波束识别正确和功率预测准确，需要分别观察。</w:t>
+      </w:r>
+    </w:p>
+    <w:p>
+      <w:pPr>
+        <w:numPr>
+          <w:numId w:val="0"/>
+        </w:numPr>
+        <w:ind w:leftChars="0" w:firstLine="420" w:firstLineChars="0"/>
+        <w:rPr>
+          <w:rFonts w:hint="eastAsia"/>
+          <w:lang w:val="en-US" w:eastAsia="zh"/>
+          <w:woUserID w:val="1"/>
+        </w:rPr>
+      </w:pPr>
+      <w:r>
+        <w:rPr>
+          <w:rFonts w:hint="eastAsia"/>
+          <w:lang w:val="en-US" w:eastAsia="zh"/>
+          <w:woUserID w:val="1"/>
+        </w:rPr>
+        <w:t>专利讨论了三类已有或候选评价方式：</w:t>
+      </w:r>
+    </w:p>
+    <w:tbl>
+      <w:tblPr>
+        <w:tblW w:w="5000" w:type="pct"/>
+        <w:tblCellSpacing w:w="15" w:type="dxa"/>
+        <w:tblInd w:w="0" w:type="dxa"/>
+        <w:tblBorders>
+          <w:top w:val="none" w:color="auto" w:sz="0" w:space="0"/>
+          <w:left w:val="none" w:color="auto" w:sz="0" w:space="0"/>
+          <w:bottom w:val="none" w:color="auto" w:sz="0" w:space="0"/>
+          <w:right w:val="none" w:color="auto" w:sz="0" w:space="0"/>
+          <w:insideH w:val="none" w:color="auto" w:sz="0" w:space="0"/>
+          <w:insideV w:val="none" w:color="auto" w:sz="0" w:space="0"/>
+        </w:tblBorders>
+        <w:shd w:val="clear"/>
+        <w:tblLayout w:type="autofit"/>
+        <w:tblCellMar>
+          <w:top w:w="15" w:type="dxa"/>
+          <w:left w:w="15" w:type="dxa"/>
+          <w:bottom w:w="15" w:type="dxa"/>
+          <w:right w:w="15" w:type="dxa"/>
+        </w:tblCellMar>
+      </w:tblPr>
+      <w:tblGrid>
+        <w:gridCol w:w="1346"/>
+        <w:gridCol w:w="5025"/>
+        <w:gridCol w:w="2025"/>
+      </w:tblGrid>
+      <w:tr>
+        <w:tblPrEx>
+          <w:tblBorders>
+            <w:top w:val="none" w:color="auto" w:sz="0" w:space="0"/>
+            <w:left w:val="none" w:color="auto" w:sz="0" w:space="0"/>
+            <w:bottom w:val="none" w:color="auto" w:sz="0" w:space="0"/>
+            <w:right w:val="none" w:color="auto" w:sz="0" w:space="0"/>
+            <w:insideH w:val="none" w:color="auto" w:sz="0" w:space="0"/>
+            <w:insideV w:val="none" w:color="auto" w:sz="0" w:space="0"/>
+          </w:tblBorders>
+          <w:shd w:val="clear"/>
+          <w:tblCellMar>
+            <w:top w:w="15" w:type="dxa"/>
+            <w:left w:w="15" w:type="dxa"/>
+            <w:bottom w:w="15" w:type="dxa"/>
+            <w:right w:w="15" w:type="dxa"/>
+          </w:tblCellMar>
+        </w:tblPrEx>
+        <w:trPr>
+          <w:tblHeader/>
+          <w:tblCellSpacing w:w="15" w:type="dxa"/>
+        </w:trPr>
+        <w:tc>
+          <w:tcPr>
+            <w:tcW w:w="775" w:type="pct"/>
+            <w:shd w:val="clear"/>
+            <w:vAlign w:val="center"/>
+          </w:tcPr>
+          <w:p>
+            <w:pPr>
+              <w:numPr>
+                <w:numId w:val="0"/>
+              </w:numPr>
+              <w:ind w:leftChars="0"/>
+              <w:rPr>
+                <w:rFonts w:hint="eastAsia"/>
+                <w:lang w:val="en-US" w:eastAsia="zh"/>
+                <w:woUserID w:val="1"/>
+              </w:rPr>
+            </w:pPr>
+            <w:r>
+              <w:rPr>
+                <w:rFonts w:hint="eastAsia"/>
+                <w:lang w:val="en-US" w:eastAsia="zh"/>
+                <w:woUserID w:val="1"/>
+              </w:rPr>
+              <w:t>评价方式</w:t>
+            </w:r>
+          </w:p>
+        </w:tc>
+        <w:tc>
+          <w:tcPr>
+            <w:tcW w:w="2974" w:type="pct"/>
+            <w:shd w:val="clear"/>
+            <w:vAlign w:val="center"/>
+          </w:tcPr>
+          <w:p>
+            <w:pPr>
+              <w:numPr>
+                <w:numId w:val="0"/>
+              </w:numPr>
+              <w:ind w:leftChars="0"/>
+              <w:rPr>
+                <w:rFonts w:hint="eastAsia"/>
+                <w:lang w:val="en-US" w:eastAsia="zh"/>
+                <w:woUserID w:val="1"/>
+              </w:rPr>
+            </w:pPr>
+            <w:r>
+              <w:rPr>
+                <w:rFonts w:hint="eastAsia"/>
+                <w:lang w:val="en-US" w:eastAsia="zh"/>
+                <w:woUserID w:val="1"/>
+              </w:rPr>
+              <w:t>检查对象</w:t>
+            </w:r>
+          </w:p>
+        </w:tc>
+        <w:tc>
+          <w:tcPr>
+            <w:tcW w:w="1179" w:type="pct"/>
+            <w:shd w:val="clear"/>
+            <w:vAlign w:val="center"/>
+          </w:tcPr>
+          <w:p>
+            <w:pPr>
+              <w:numPr>
+                <w:numId w:val="0"/>
+              </w:numPr>
+              <w:ind w:leftChars="0"/>
+              <w:rPr>
+                <w:rFonts w:hint="eastAsia"/>
+                <w:lang w:val="en-US" w:eastAsia="zh"/>
+                <w:woUserID w:val="1"/>
+              </w:rPr>
+            </w:pPr>
+            <w:r>
+              <w:rPr>
+                <w:rFonts w:hint="eastAsia"/>
+                <w:lang w:val="en-US" w:eastAsia="zh"/>
+                <w:woUserID w:val="1"/>
+              </w:rPr>
+              <w:t>主要关注点</w:t>
+            </w:r>
+          </w:p>
+        </w:tc>
+      </w:tr>
+      <w:tr>
+        <w:tblPrEx>
+          <w:tblBorders>
+            <w:top w:val="none" w:color="auto" w:sz="0" w:space="0"/>
+            <w:left w:val="none" w:color="auto" w:sz="0" w:space="0"/>
+            <w:bottom w:val="none" w:color="auto" w:sz="0" w:space="0"/>
+            <w:right w:val="none" w:color="auto" w:sz="0" w:space="0"/>
+            <w:insideH w:val="none" w:color="auto" w:sz="0" w:space="0"/>
+            <w:insideV w:val="none" w:color="auto" w:sz="0" w:space="0"/>
+          </w:tblBorders>
+          <w:shd w:val="clear"/>
+          <w:tblCellMar>
+            <w:top w:w="15" w:type="dxa"/>
+            <w:left w:w="15" w:type="dxa"/>
+            <w:bottom w:w="15" w:type="dxa"/>
+            <w:right w:w="15" w:type="dxa"/>
+          </w:tblCellMar>
+        </w:tblPrEx>
+        <w:trPr>
+          <w:tblCellSpacing w:w="15" w:type="dxa"/>
+        </w:trPr>
+        <w:tc>
+          <w:tcPr>
+            <w:tcW w:w="775" w:type="pct"/>
+            <w:shd w:val="clear"/>
+            <w:vAlign w:val="center"/>
+          </w:tcPr>
+          <w:p>
+            <w:pPr>
+              <w:numPr>
+                <w:numId w:val="0"/>
+              </w:numPr>
+              <w:ind w:leftChars="0"/>
+              <w:rPr>
+                <w:rFonts w:hint="eastAsia"/>
+                <w:lang w:val="en-US" w:eastAsia="zh"/>
+                <w:woUserID w:val="1"/>
+              </w:rPr>
+            </w:pPr>
+            <w:r>
+              <w:rPr>
+                <w:rFonts w:hint="eastAsia"/>
+                <w:lang w:val="en-US" w:eastAsia="zh"/>
+                <w:woUserID w:val="1"/>
+              </w:rPr>
+              <w:t>RSRP 精度</w:t>
+            </w:r>
+          </w:p>
+        </w:tc>
+        <w:tc>
+          <w:tcPr>
+            <w:tcW w:w="2974" w:type="pct"/>
+            <w:shd w:val="clear"/>
+            <w:vAlign w:val="center"/>
+          </w:tcPr>
+          <w:p>
+            <w:pPr>
+              <w:numPr>
+                <w:numId w:val="0"/>
+              </w:numPr>
+              <w:ind w:leftChars="0"/>
+              <w:rPr>
+                <w:rFonts w:hint="eastAsia"/>
+                <w:lang w:val="en-US" w:eastAsia="zh"/>
+                <w:woUserID w:val="1"/>
+              </w:rPr>
+            </w:pPr>
+            <w:r>
+              <w:rPr>
+                <w:rFonts w:hint="eastAsia"/>
+                <w:lang w:val="en-US" w:eastAsia="zh"/>
+                <w:woUserID w:val="1"/>
+              </w:rPr>
+              <w:t>预测功率与参考实测功率的差异</w:t>
+            </w:r>
+          </w:p>
+        </w:tc>
+        <w:tc>
+          <w:tcPr>
+            <w:tcW w:w="1179" w:type="pct"/>
+            <w:shd w:val="clear"/>
+            <w:vAlign w:val="center"/>
+          </w:tcPr>
+          <w:p>
+            <w:pPr>
+              <w:numPr>
+                <w:numId w:val="0"/>
+              </w:numPr>
+              <w:ind w:leftChars="0"/>
+              <w:rPr>
+                <w:rFonts w:hint="eastAsia"/>
+                <w:lang w:val="en-US" w:eastAsia="zh"/>
+                <w:woUserID w:val="1"/>
+              </w:rPr>
+            </w:pPr>
+            <w:r>
+              <w:rPr>
+                <w:rFonts w:hint="eastAsia"/>
+                <w:lang w:val="en-US" w:eastAsia="zh"/>
+                <w:woUserID w:val="1"/>
+              </w:rPr>
+              <w:t>功率数值是否接近</w:t>
+            </w:r>
+          </w:p>
+        </w:tc>
+      </w:tr>
+      <w:tr>
+        <w:tblPrEx>
+          <w:tblBorders>
+            <w:top w:val="none" w:color="auto" w:sz="0" w:space="0"/>
+            <w:left w:val="none" w:color="auto" w:sz="0" w:space="0"/>
+            <w:bottom w:val="none" w:color="auto" w:sz="0" w:space="0"/>
+            <w:right w:val="none" w:color="auto" w:sz="0" w:space="0"/>
+            <w:insideH w:val="none" w:color="auto" w:sz="0" w:space="0"/>
+            <w:insideV w:val="none" w:color="auto" w:sz="0" w:space="0"/>
+          </w:tblBorders>
+          <w:shd w:val="clear"/>
+          <w:tblCellMar>
+            <w:top w:w="15" w:type="dxa"/>
+            <w:left w:w="15" w:type="dxa"/>
+            <w:bottom w:w="15" w:type="dxa"/>
+            <w:right w:w="15" w:type="dxa"/>
+          </w:tblCellMar>
+        </w:tblPrEx>
+        <w:trPr>
+          <w:tblCellSpacing w:w="15" w:type="dxa"/>
+        </w:trPr>
+        <w:tc>
+          <w:tcPr>
+            <w:tcW w:w="775" w:type="pct"/>
+            <w:shd w:val="clear"/>
+            <w:vAlign w:val="center"/>
+          </w:tcPr>
+          <w:p>
+            <w:pPr>
+              <w:numPr>
+                <w:numId w:val="0"/>
+              </w:numPr>
+              <w:ind w:leftChars="0"/>
+              <w:rPr>
+                <w:rFonts w:hint="eastAsia"/>
+                <w:lang w:val="en-US" w:eastAsia="zh"/>
+                <w:woUserID w:val="1"/>
+              </w:rPr>
+            </w:pPr>
+            <w:r>
+              <w:rPr>
+                <w:rFonts w:hint="eastAsia"/>
+                <w:lang w:val="en-US" w:eastAsia="zh"/>
+                <w:woUserID w:val="1"/>
+              </w:rPr>
+              <w:t>波束预测精度</w:t>
+            </w:r>
+          </w:p>
+        </w:tc>
+        <w:tc>
+          <w:tcPr>
+            <w:tcW w:w="2974" w:type="pct"/>
+            <w:shd w:val="clear"/>
+            <w:vAlign w:val="center"/>
+          </w:tcPr>
+          <w:p>
+            <w:pPr>
+              <w:numPr>
+                <w:numId w:val="0"/>
+              </w:numPr>
+              <w:ind w:leftChars="0"/>
+              <w:rPr>
+                <w:rFonts w:hint="eastAsia"/>
+                <w:lang w:val="en-US" w:eastAsia="zh"/>
+                <w:woUserID w:val="1"/>
+              </w:rPr>
+            </w:pPr>
+            <w:r>
+              <w:rPr>
+                <w:rFonts w:hint="eastAsia"/>
+                <w:lang w:val="en-US" w:eastAsia="zh"/>
+                <w:woUserID w:val="1"/>
+              </w:rPr>
+              <w:t>实测最强波束是否出现在预测候选集合中等</w:t>
+            </w:r>
+          </w:p>
+        </w:tc>
+        <w:tc>
+          <w:tcPr>
+            <w:tcW w:w="1179" w:type="pct"/>
+            <w:shd w:val="clear"/>
+            <w:vAlign w:val="center"/>
+          </w:tcPr>
+          <w:p>
+            <w:pPr>
+              <w:numPr>
+                <w:numId w:val="0"/>
+              </w:numPr>
+              <w:ind w:leftChars="0"/>
+              <w:rPr>
+                <w:rFonts w:hint="eastAsia"/>
+                <w:lang w:val="en-US" w:eastAsia="zh"/>
+                <w:woUserID w:val="1"/>
+              </w:rPr>
+            </w:pPr>
+            <w:r>
+              <w:rPr>
+                <w:rFonts w:hint="eastAsia"/>
+                <w:lang w:val="en-US" w:eastAsia="zh"/>
+                <w:woUserID w:val="1"/>
+              </w:rPr>
+              <w:t>是否识别到目标波束</w:t>
+            </w:r>
+          </w:p>
+        </w:tc>
+      </w:tr>
+      <w:tr>
+        <w:tblPrEx>
+          <w:tblBorders>
+            <w:top w:val="none" w:color="auto" w:sz="0" w:space="0"/>
+            <w:left w:val="none" w:color="auto" w:sz="0" w:space="0"/>
+            <w:bottom w:val="none" w:color="auto" w:sz="0" w:space="0"/>
+            <w:right w:val="none" w:color="auto" w:sz="0" w:space="0"/>
+            <w:insideH w:val="none" w:color="auto" w:sz="0" w:space="0"/>
+            <w:insideV w:val="none" w:color="auto" w:sz="0" w:space="0"/>
+          </w:tblBorders>
+          <w:shd w:val="clear"/>
+          <w:tblCellMar>
+            <w:top w:w="15" w:type="dxa"/>
+            <w:left w:w="15" w:type="dxa"/>
+            <w:bottom w:w="15" w:type="dxa"/>
+            <w:right w:w="15" w:type="dxa"/>
+          </w:tblCellMar>
+        </w:tblPrEx>
+        <w:trPr>
+          <w:tblCellSpacing w:w="15" w:type="dxa"/>
+        </w:trPr>
+        <w:tc>
+          <w:tcPr>
+            <w:tcW w:w="775" w:type="pct"/>
+            <w:shd w:val="clear"/>
+            <w:vAlign w:val="center"/>
+          </w:tcPr>
+          <w:p>
+            <w:pPr>
+              <w:numPr>
+                <w:numId w:val="0"/>
+              </w:numPr>
+              <w:ind w:leftChars="0"/>
+              <w:rPr>
+                <w:rFonts w:hint="eastAsia"/>
+                <w:lang w:val="en-US" w:eastAsia="zh"/>
+                <w:woUserID w:val="1"/>
+              </w:rPr>
+            </w:pPr>
+            <w:r>
+              <w:rPr>
+                <w:rFonts w:hint="eastAsia"/>
+                <w:lang w:val="en-US" w:eastAsia="zh"/>
+                <w:woUserID w:val="1"/>
+              </w:rPr>
+              <w:t>功率门限比较</w:t>
+            </w:r>
+          </w:p>
+        </w:tc>
+        <w:tc>
+          <w:tcPr>
+            <w:tcW w:w="2974" w:type="pct"/>
+            <w:shd w:val="clear"/>
+            <w:vAlign w:val="center"/>
+          </w:tcPr>
+          <w:p>
+            <w:pPr>
+              <w:numPr>
+                <w:numId w:val="0"/>
+              </w:numPr>
+              <w:ind w:leftChars="0"/>
+              <w:rPr>
+                <w:rFonts w:hint="eastAsia"/>
+                <w:lang w:val="en-US" w:eastAsia="zh"/>
+                <w:woUserID w:val="1"/>
+              </w:rPr>
+            </w:pPr>
+            <w:r>
+              <w:rPr>
+                <w:rFonts w:hint="eastAsia"/>
+                <w:lang w:val="en-US" w:eastAsia="zh"/>
+                <w:woUserID w:val="1"/>
+              </w:rPr>
+              <w:t>候选集合中的最大预测 RSRP 是否高于“参考最强波束 RSRP 减去允许差值”</w:t>
+            </w:r>
+          </w:p>
+        </w:tc>
+        <w:tc>
+          <w:tcPr>
+            <w:tcW w:w="1179" w:type="pct"/>
+            <w:shd w:val="clear"/>
+            <w:vAlign w:val="center"/>
+          </w:tcPr>
+          <w:p>
+            <w:pPr>
+              <w:numPr>
+                <w:numId w:val="0"/>
+              </w:numPr>
+              <w:ind w:leftChars="0"/>
+              <w:rPr>
+                <w:rFonts w:hint="eastAsia"/>
+                <w:lang w:val="en-US" w:eastAsia="zh"/>
+                <w:woUserID w:val="1"/>
+              </w:rPr>
+            </w:pPr>
+            <w:r>
+              <w:rPr>
+                <w:rFonts w:hint="eastAsia"/>
+                <w:lang w:val="en-US" w:eastAsia="zh"/>
+                <w:woUserID w:val="1"/>
+              </w:rPr>
+              <w:t>是否达到规定的功率比较条件</w:t>
+            </w:r>
+          </w:p>
+        </w:tc>
+      </w:tr>
+    </w:tbl>
+    <w:p>
+      <w:pPr>
+        <w:numPr>
+          <w:numId w:val="0"/>
+        </w:numPr>
+        <w:ind w:leftChars="0" w:firstLine="420" w:firstLineChars="0"/>
+        <w:rPr>
+          <w:rFonts w:hint="eastAsia"/>
+          <w:lang w:val="en-US" w:eastAsia="zh"/>
+          <w:woUserID w:val="1"/>
+        </w:rPr>
+      </w:pPr>
+      <w:r>
+        <w:rPr>
+          <w:rFonts w:hint="eastAsia"/>
+          <w:lang w:val="en-US" w:eastAsia="zh"/>
+          <w:woUserID w:val="1"/>
+        </w:rPr>
+        <w:t>图 13—16 用示意情况说明，采用不同指标可能得到不同的通过或失败结论。这些图是在解释判据差异，不是模型性能的定量实验结果。用一个说明性例子理解：实测最强波束是 A，功率为 −70 dBm。模型虽然把 A 放入候选列表，却预测为 −85 dBm，那么波束命中检查可以通过，功率预测检查仍可能失败。这里的数值仅用于解释，不来自专利实验。第三类比较还需要特别注意：它涉及预测功率。预测值较高，并不能单独证明对应波束实际接收质量较好。因此，验收报告应明确比较的是预测值还是实测值，避免将两者混用。</w:t>
+      </w:r>
+    </w:p>
+    <w:p>
+      <w:pPr>
+        <w:numPr>
+          <w:numId w:val="0"/>
+        </w:numPr>
+        <w:ind w:leftChars="0" w:firstLine="420" w:firstLineChars="0"/>
+        <w:rPr>
+          <w:rFonts w:hint="eastAsia"/>
+          <w:lang w:val="en-US" w:eastAsia="zh"/>
+          <w:woUserID w:val="1"/>
+        </w:rPr>
+      </w:pPr>
+      <w:r>
+        <w:rPr>
+          <w:rFonts w:hint="eastAsia"/>
+          <w:lang w:val="en-US" w:eastAsia="zh"/>
+          <w:woUserID w:val="1"/>
+        </w:rPr>
+        <w:t>第二，二维容差框将波束匹配和功率差异纳入同一次判断。图 17 的核心思路，是把每个待比较结果表示为“波束 ID、RSRP”这一对信息，再分别设置两个维度上的容差。按选定配对规则，预测结果与实测结果落入同一个容差框时，可判定该比较满足要求。原文描述了多种配对方式，例如比较实测最强与预测最强波束，或者寻找波束 ID 最接近的预测候选。因此，这一方案不仅需要定义门限，还需要明确“哪些结果相互比较”。比较两边排名第一的波束，和在前 K 个候选中寻找匹配对象，是不同的测试规则，不能混成一个未加说明的“联合准确率”。对于实现而言，波束 ID 容差也需要谨慎定义。ID 本身是标识，编号接近未必代表波束方向或辐射特性接近。若采用非零容差，应交代码本中的对应关系及其物理意义；初步原型可以先要求 ID 完全一致，再评价 RSRP 误差。这属于实现建议，不是专利规定的通用方案。</w:t>
+      </w:r>
+    </w:p>
+    <w:p>
+      <w:pPr>
+        <w:numPr>
+          <w:numId w:val="0"/>
+        </w:numPr>
+        <w:ind w:leftChars="0" w:firstLine="420" w:firstLineChars="0"/>
+        <w:rPr>
+          <w:rFonts w:hint="eastAsia"/>
+          <w:lang w:val="en-US" w:eastAsia="zh"/>
+          <w:woUserID w:val="1"/>
+        </w:rPr>
+      </w:pPr>
+      <w:r>
+        <w:rPr>
+          <w:rFonts w:hint="eastAsia"/>
+          <w:lang w:val="en-US" w:eastAsia="zh"/>
+          <w:woUserID w:val="1"/>
+        </w:rPr>
+        <w:t>第三，对不同排名的波束，可以采用不同的容差要求。专利允许为前 K 个波束分别定义容差框，也提出最强波束采用较严格范围、后续候选采用较宽范围的实施方式；还描述了通过多数满足条件的结果形成判断的选择。这一机制提供了按任务重要性设计判据的空间。但“最强波束通过”“至少一个候选通过”和“多数候选通过”对应不同的验收强度。实际测试需要预先固定规则，并保留每个候选的结果，才能解释最终结论。</w:t>
+      </w:r>
+    </w:p>
+    <w:p>
+      <w:pPr>
+        <w:numPr>
+          <w:numId w:val="0"/>
+        </w:numPr>
+        <w:ind w:leftChars="0" w:firstLine="420" w:firstLineChars="0"/>
+        <w:rPr>
+          <w:rFonts w:hint="eastAsia"/>
+          <w:lang w:val="en-US" w:eastAsia="zh"/>
+          <w:woUserID w:val="1"/>
+        </w:rPr>
+      </w:pPr>
+      <w:r>
+        <w:rPr>
+          <w:rFonts w:hint="eastAsia"/>
+          <w:lang w:val="en-US" w:eastAsia="zh"/>
+          <w:woUserID w:val="1"/>
+        </w:rPr>
+        <w:t>第四，特定情况下允许复测，以考虑短时间内的功率变化。图 18 和相关权利要求描述了一种情况：第一次比较时，预测与实测波束 ID 相同，但 RSRP 超出容差；此时可以进行第二次测量，并依据新结果判断。原文也讨论了两次检查中的波束匹配和功率精度如何组合。这不等于允许一直测到通过。实现复测机制时，需要明确触发条件、时间间隔、次数和结果汇总方式，并保留首次失败记录。否则，复测可能改变测试结果的统计意义。这些具体参数仍需要研究者自行设计和验证。</w:t>
+      </w:r>
+    </w:p>
+    <w:p>
+      <w:pPr>
+        <w:numPr>
+          <w:numId w:val="0"/>
+        </w:numPr>
+        <w:ind w:leftChars="0" w:firstLine="420" w:firstLineChars="0"/>
+        <w:rPr>
+          <w:rFonts w:hint="eastAsia"/>
+          <w:lang w:val="en-US" w:eastAsia="zh"/>
+          <w:woUserID w:val="1"/>
+        </w:rPr>
+      </w:pPr>
+      <w:r>
+        <w:rPr>
+          <w:rFonts w:hint="eastAsia"/>
+          <w:lang w:val="en-US" w:eastAsia="zh"/>
+          <w:woUserID w:val="1"/>
+        </w:rPr>
+        <w:t>第五，可靠参考测量是联合判定成立的前提。专利使用“genie beam”描述在较理想、受控条件下取得的参考波束，并讨论通过专用测试设备与环境获得参考结果；它也提出由网络在预测波束上配置参考信号，让终端补充实测，但会增加测量开销。这里应把“参考最强波束”的范围说清楚：如果只测量了部分波束，得到的是该测量集合内的最强波束，不能自动视为完整码本中的最强波束。预测集合和参考测量集合是否一致，会直接影响命中率与验收结论。</w:t>
+      </w:r>
+    </w:p>
+    <w:p>
+      <w:pPr>
+        <w:numPr>
+          <w:numId w:val="0"/>
+        </w:numPr>
+        <w:ind w:leftChars="0" w:firstLine="420" w:firstLineChars="0"/>
+        <w:rPr>
+          <w:rFonts w:hint="eastAsia"/>
+          <w:lang w:val="en-US" w:eastAsia="zh"/>
+          <w:woUserID w:val="1"/>
+        </w:rPr>
+      </w:pPr>
+      <w:r>
+        <w:rPr>
+          <w:rFonts w:hint="eastAsia"/>
+          <w:lang w:val="en-US" w:eastAsia="zh"/>
+          <w:woUserID w:val="1"/>
+        </w:rPr>
+        <w:t>执行位置方面，专利包含终端开展测量和判断的方案，也允许 AI 模型位于终端或服务基站；容差可以由终端预先定义，或由基站、网络提供。因此，不能将全部实施方式都概括为手机独立完成。</w:t>
+      </w:r>
+    </w:p>
+    <w:p>
+      <w:pPr>
+        <w:numPr>
+          <w:numId w:val="0"/>
+        </w:numPr>
+        <w:ind w:leftChars="0"/>
+        <w:rPr>
+          <w:rFonts w:hint="eastAsia"/>
+          <w:b/>
+          <w:bCs/>
+          <w:lang w:val="en-US" w:eastAsia="zh"/>
+          <w:woUserID w:val="1"/>
+        </w:rPr>
+      </w:pPr>
+      <w:r>
+        <w:rPr>
+          <w:rFonts w:hint="eastAsia"/>
+          <w:b/>
+          <w:bCs/>
+          <w:lang w:val="en-US" w:eastAsia="zh"/>
+          <w:woUserID w:val="1"/>
+        </w:rPr>
+        <w:t>（3）研究启示、成熟度与应用思路</w:t>
+      </w:r>
+    </w:p>
+    <w:p>
+      <w:pPr>
+        <w:numPr>
+          <w:numId w:val="0"/>
+        </w:numPr>
+        <w:ind w:leftChars="0" w:firstLine="420" w:firstLineChars="0"/>
+        <w:rPr>
+          <w:rFonts w:hint="eastAsia"/>
+          <w:lang w:val="en-US" w:eastAsia="zh"/>
+          <w:woUserID w:val="1"/>
+        </w:rPr>
+      </w:pPr>
+      <w:r>
+        <w:rPr>
+          <w:rFonts w:hint="eastAsia"/>
+          <w:lang w:val="en-US" w:eastAsia="zh"/>
+          <w:woUserID w:val="1"/>
+        </w:rPr>
+        <w:t>这篇专利的启示是，通信 AI 验收需要同时检查功能选择与相关数值预测。对于波束管理，“找到了目标波束”和“准确估计了该波束的功率”分别影响不同判断，应该建立联系，同时保留各自的测试结果。基于这一思路，可以设计一个波束预测联合评价原型。以下是应用建议，不是专利已经完成的实现。</w:t>
+      </w:r>
+    </w:p>
+    <w:p>
+      <w:pPr>
+        <w:numPr>
+          <w:numId w:val="0"/>
+        </w:numPr>
+        <w:ind w:leftChars="0" w:firstLine="420" w:firstLineChars="0"/>
+        <w:rPr>
+          <w:rFonts w:hint="eastAsia"/>
+          <w:lang w:val="en-US" w:eastAsia="zh"/>
+          <w:woUserID w:val="1"/>
+        </w:rPr>
+      </w:pPr>
+      <w:r>
+        <w:rPr>
+          <w:rFonts w:hint="eastAsia"/>
+          <w:lang w:val="en-US" w:eastAsia="zh"/>
+          <w:woUserID w:val="1"/>
+        </w:rPr>
+        <w:t>先准备覆盖目标波束集合的仿真或实测 RSRP 数据，以其中一部分作为模型输入，保留更完整的数据用于参考。记录模型预测的波束 ID、RSRP 和排名，分别计算波束命中情况及功率误差，再按照固定配对规则进行联合判定。</w:t>
+      </w:r>
+    </w:p>
+    <w:p>
+      <w:pPr>
+        <w:numPr>
+          <w:numId w:val="0"/>
+        </w:numPr>
+        <w:ind w:leftChars="0" w:firstLine="420" w:firstLineChars="0"/>
+        <w:rPr>
+          <w:rFonts w:hint="eastAsia"/>
+          <w:lang w:val="en-US" w:eastAsia="zh"/>
+          <w:woUserID w:val="1"/>
+        </w:rPr>
+      </w:pPr>
+      <w:r>
+        <w:rPr>
+          <w:rFonts w:hint="eastAsia"/>
+          <w:lang w:val="en-US" w:eastAsia="zh"/>
+          <w:woUserID w:val="1"/>
+        </w:rPr>
+        <w:t>随后，对比不同判据的结论：只检查波束命中、只检查功率精度、同时要求两者合格时，分别接受或拒绝了哪些样本。重点分析“波束命中但功率明显失准”等情况，判断联合检查是否补充了单项指标遗漏的信息。</w:t>
+      </w:r>
+    </w:p>
+    <w:p>
+      <w:pPr>
+        <w:numPr>
+          <w:numId w:val="0"/>
+        </w:numPr>
+        <w:ind w:leftChars="0" w:firstLine="420" w:firstLineChars="0"/>
+        <w:rPr>
+          <w:rFonts w:hint="eastAsia"/>
+          <w:lang w:val="en-US" w:eastAsia="zh"/>
+          <w:woUserID w:val="1"/>
+        </w:rPr>
+      </w:pPr>
+      <w:r>
+        <w:rPr>
+          <w:rFonts w:hint="eastAsia"/>
+          <w:lang w:val="en-US" w:eastAsia="zh"/>
+          <w:woUserID w:val="1"/>
+        </w:rPr>
+        <w:t>最后，引入时间变化，研究复测机制。比较单次判定与限定次数的复测，在误判率、发现问题的时延和测量开销方面有什么变化。若进一步评价通信收益，可增加所选波束相对参考最佳波束的实测功率损失；这一指标属于测试方案的补充，不能与原文的预测功率比较混为一谈。</w:t>
+      </w:r>
+    </w:p>
+    <w:p>
+      <w:pPr>
+        <w:numPr>
+          <w:numId w:val="0"/>
+        </w:numPr>
+        <w:ind w:leftChars="0" w:firstLine="420" w:firstLineChars="0"/>
+        <w:rPr>
+          <w:rFonts w:hint="eastAsia"/>
+          <w:lang w:val="en-US" w:eastAsia="zh"/>
+          <w:woUserID w:val="1"/>
+        </w:rPr>
+      </w:pPr>
+      <w:r>
+        <w:rPr>
+          <w:rFonts w:hint="eastAsia"/>
+          <w:lang w:val="en-US" w:eastAsia="zh"/>
+          <w:woUserID w:val="1"/>
+        </w:rPr>
+        <w:t>研究成熟度方面，这是一份提出具体测试判据及多种实施方式的公开专利申请。相较于较宽泛的模型管理流程，它给出了更明确的比较对象、容差结构和复测条件，但未提供完整数据集、实现代码或证明联合判据优于单项判据的定量实验。容差取值、配对方式和参考测量条件仍需补齐。</w:t>
+      </w:r>
+    </w:p>
+    <w:p>
+      <w:pPr>
+        <w:numPr>
+          <w:numId w:val="0"/>
+        </w:numPr>
+        <w:ind w:leftChars="0"/>
+        <w:rPr>
+          <w:rFonts w:hint="eastAsia"/>
+          <w:lang w:val="en-US" w:eastAsia="zh"/>
+        </w:rPr>
+      </w:pPr>
+    </w:p>
+    <w:p>
+      <w:pPr>
+        <w:pStyle w:val="3"/>
+        <w:numPr>
+          <w:ilvl w:val="0"/>
+          <w:numId w:val="2"/>
+        </w:numPr>
+        <w:bidi w:val="0"/>
+        <w:ind w:left="0" w:leftChars="0" w:firstLine="0" w:firstLineChars="0"/>
+        <w:rPr>
+          <w:rFonts w:ascii="宋体" w:hAnsi="宋体" w:eastAsia="宋体" w:cs="宋体"/>
+          <w:woUserID w:val="1"/>
+        </w:rPr>
+      </w:pPr>
+      <w:r>
+        <w:rPr>
+          <w:rFonts w:ascii="宋体" w:hAnsi="宋体" w:eastAsia="宋体" w:cs="宋体"/>
+          <w:woUserID w:val="1"/>
+        </w:rPr>
+        <w:t>论文与开源框架：OAIC-T 自动化通信 AI 测试系统</w:t>
+      </w:r>
+    </w:p>
+    <w:p>
+      <w:pPr>
+        <w:keepNext w:val="0"/>
+        <w:keepLines w:val="0"/>
+        <w:widowControl/>
+        <w:suppressLineNumbers w:val="0"/>
+        <w:bidi w:val="0"/>
+        <w:rPr>
+          <w:woUserID w:val="1"/>
+        </w:rPr>
+      </w:pPr>
+      <w:r>
+        <w:rPr>
+          <w:woUserID w:val="1"/>
+        </w:rPr>
+        <w:t>论文：AI Testing Framework for Next-G O-RAN Networks: Requirements, Design, and Research Opportunities</w:t>
+      </w:r>
+      <w:r>
+        <w:rPr>
+          <w:woUserID w:val="1"/>
+        </w:rPr>
+        <w:br w:type="textWrapping"/>
+      </w:r>
+      <w:r>
+        <w:rPr>
+          <w:woUserID w:val="1"/>
+        </w:rPr>
+        <w:t>中文译名：面向下一代 O-RAN 网络的 AI 测试框架：需求、设计与研究机会。</w:t>
+      </w:r>
+    </w:p>
+    <w:p>
+      <w:pPr>
+        <w:keepNext w:val="0"/>
+        <w:keepLines w:val="0"/>
+        <w:widowControl/>
+        <w:suppressLineNumbers w:val="0"/>
+        <w:bidi w:val="0"/>
+        <w:rPr>
+          <w:woUserID w:val="1"/>
+        </w:rPr>
+      </w:pPr>
+      <w:r>
+        <w:rPr>
+          <w:woUserID w:val="1"/>
+        </w:rPr>
+        <w:t>作者：Bo Tang、Vijay K. Shah、Vuk Marojevic、Jeffrey H. Reed。</w:t>
+      </w:r>
+    </w:p>
+    <w:p>
+      <w:pPr>
+        <w:keepNext w:val="0"/>
+        <w:keepLines w:val="0"/>
+        <w:widowControl/>
+        <w:suppressLineNumbers w:val="0"/>
+        <w:bidi w:val="0"/>
+        <w:rPr>
+          <w:woUserID w:val="1"/>
+        </w:rPr>
+      </w:pPr>
+      <w:r>
+        <w:rPr>
+          <w:woUserID w:val="1"/>
+        </w:rPr>
+        <w:t>论文页面：</w:t>
+      </w:r>
+      <w:r>
+        <w:rPr>
+          <w:woUserID w:val="1"/>
+        </w:rPr>
+        <w:fldChar w:fldCharType="begin"/>
+      </w:r>
+      <w:r>
+        <w:rPr>
+          <w:woUserID w:val="1"/>
+        </w:rPr>
+        <w:instrText xml:space="preserve"> HYPERLINK "https://arxiv.org/abs/2211.03979?utm_source=chatgpt.com" </w:instrText>
+      </w:r>
+      <w:r>
+        <w:rPr>
+          <w:woUserID w:val="1"/>
+        </w:rPr>
+        <w:fldChar w:fldCharType="separate"/>
+      </w:r>
+      <w:r>
+        <w:rPr>
+          <w:rStyle w:val="10"/>
+          <w:woUserID w:val="1"/>
+        </w:rPr>
+        <w:t>arXiv</w:t>
+      </w:r>
+      <w:r>
+        <w:rPr>
+          <w:woUserID w:val="1"/>
+        </w:rPr>
+        <w:fldChar w:fldCharType="end"/>
+      </w:r>
+      <w:r>
+        <w:rPr>
+          <w:woUserID w:val="1"/>
+        </w:rPr>
+        <w:br w:type="textWrapping"/>
+      </w:r>
+      <w:r>
+        <w:rPr>
+          <w:woUserID w:val="1"/>
+        </w:rPr>
+        <w:t>开源仓库：</w:t>
+      </w:r>
+      <w:r>
+        <w:rPr>
+          <w:woUserID w:val="1"/>
+        </w:rPr>
+        <w:fldChar w:fldCharType="begin"/>
+      </w:r>
+      <w:r>
+        <w:rPr>
+          <w:woUserID w:val="1"/>
+        </w:rPr>
+        <w:instrText xml:space="preserve"> HYPERLINK "https://github.com/openaicellular/oaic-t?utm_source=chatgpt.com" </w:instrText>
+      </w:r>
+      <w:r>
+        <w:rPr>
+          <w:woUserID w:val="1"/>
+        </w:rPr>
+        <w:fldChar w:fldCharType="separate"/>
+      </w:r>
+      <w:r>
+        <w:rPr>
+          <w:rStyle w:val="10"/>
+          <w:woUserID w:val="1"/>
+        </w:rPr>
+        <w:t>openaicellular/oaic-t</w:t>
+      </w:r>
+      <w:r>
+        <w:rPr>
+          <w:woUserID w:val="1"/>
+        </w:rPr>
+        <w:fldChar w:fldCharType="end"/>
+      </w:r>
+    </w:p>
+    <w:p>
+      <w:pPr>
+        <w:keepNext w:val="0"/>
+        <w:keepLines w:val="0"/>
+        <w:widowControl/>
+        <w:suppressLineNumbers w:val="0"/>
+        <w:bidi w:val="0"/>
+        <w:rPr>
+          <w:b/>
+          <w:bCs/>
+          <w:woUserID w:val="1"/>
+        </w:rPr>
+      </w:pPr>
+      <w:r>
+        <w:rPr>
+          <w:b/>
+          <w:bCs/>
+          <w:woUserID w:val="1"/>
+        </w:rPr>
+        <w:t>（1）技术概述</w:t>
+      </w:r>
+    </w:p>
+    <w:p>
+      <w:pPr>
+        <w:keepNext w:val="0"/>
+        <w:keepLines w:val="0"/>
+        <w:widowControl/>
+        <w:suppressLineNumbers w:val="0"/>
+        <w:bidi w:val="0"/>
+        <w:ind w:firstLine="420" w:firstLineChars="0"/>
+        <w:rPr>
+          <w:woUserID w:val="1"/>
+        </w:rPr>
+      </w:pPr>
+      <w:r>
+        <w:rPr>
+          <w:woUserID w:val="1"/>
+        </w:rPr>
+        <w:t>这篇论文关注通信 AI 控制程序如何接受系统性测试。模型在离线数据上表现良好，并不能充分说明它接入无线网络后，在不同用户数量、业务负载和环境条件下，都能产生合适的控制行为。因此，作者提出 OAIC-T，将环境准备、测试执行、数据记录和结果汇总组织为自动化流程，并考虑利用 AI 搜索更有测试价值的输入。</w:t>
+      </w:r>
+    </w:p>
+    <w:p>
+      <w:pPr>
+        <w:keepNext w:val="0"/>
+        <w:keepLines w:val="0"/>
+        <w:widowControl/>
+        <w:suppressLineNumbers w:val="0"/>
+        <w:bidi w:val="0"/>
+        <w:ind w:firstLine="420" w:firstLineChars="0"/>
+        <w:rPr>
+          <w:woUserID w:val="1"/>
+        </w:rPr>
+      </w:pPr>
+      <w:r>
+        <w:rPr>
+          <w:woUserID w:val="1"/>
+        </w:rPr>
+        <w:t>其主要对象是 O-RAN 中的智能控制应用。理解这里的层级，需要区分：</w:t>
+      </w:r>
+    </w:p>
+    <w:p>
+      <w:pPr>
+        <w:keepNext w:val="0"/>
+        <w:keepLines w:val="0"/>
+        <w:widowControl/>
+        <w:suppressLineNumbers w:val="0"/>
+        <w:bidi w:val="0"/>
+        <w:ind w:firstLine="420" w:firstLineChars="0"/>
+        <w:rPr>
+          <w:woUserID w:val="1"/>
+        </w:rPr>
+      </w:pPr>
+      <w:r>
+        <w:rPr>
+          <w:woUserID w:val="1"/>
+        </w:rPr>
+        <w:t>xApp 是运行在近实时无线接入网智能控制器（Near-RT RIC）上的控制程序，可以根据网络状态产生控制决定；rApp 则面向非实时管理与优化。OAIC-T 位于测试侧，向这些程序及其控制的网络系统施加测试条件、采集响应。终端可以参与产生业务和测量，但这并不意味着被测 AI 模型运行在手机中。</w:t>
+      </w:r>
+    </w:p>
+    <w:p>
+      <w:pPr>
+        <w:keepNext w:val="0"/>
+        <w:keepLines w:val="0"/>
+        <w:widowControl/>
+        <w:suppressLineNumbers w:val="0"/>
+        <w:bidi w:val="0"/>
+        <w:ind w:firstLine="420" w:firstLineChars="0"/>
+        <w:rPr>
+          <w:woUserID w:val="1"/>
+        </w:rPr>
+      </w:pPr>
+      <w:r>
+        <w:rPr>
+          <w:woUserID w:val="1"/>
+        </w:rPr>
+        <w:t>框架采用“服务器—测试执行节点”的组织方式。服务器负责安排任务，执行节点 Actor 负责执行具体测试动作，再将结果返回服务器。这里的 Actor 是测试进程或节点，与强化学习中的策略网络不是同一个概念。</w:t>
+      </w:r>
+    </w:p>
+    <w:p>
+      <w:pPr>
+        <w:keepNext w:val="0"/>
+        <w:keepLines w:val="0"/>
+        <w:widowControl/>
+        <w:suppressLineNumbers w:val="0"/>
+        <w:bidi w:val="0"/>
+        <w:ind w:firstLine="420" w:firstLineChars="0"/>
+        <w:rPr>
+          <w:woUserID w:val="1"/>
+        </w:rPr>
+      </w:pPr>
+      <w:r>
+        <w:rPr>
+          <w:woUserID w:val="1"/>
+        </w:rPr>
+        <w:t>输入与输出需要区分测试框架和被测控制程序：</w:t>
+      </w:r>
+    </w:p>
+    <w:tbl>
+      <w:tblPr>
+        <w:tblW w:w="5000" w:type="pct"/>
+        <w:tblCellSpacing w:w="15" w:type="dxa"/>
+        <w:tblInd w:w="0" w:type="dxa"/>
+        <w:tblBorders>
+          <w:top w:val="none" w:color="auto" w:sz="0" w:space="0"/>
+          <w:left w:val="none" w:color="auto" w:sz="0" w:space="0"/>
+          <w:bottom w:val="none" w:color="auto" w:sz="0" w:space="0"/>
+          <w:right w:val="none" w:color="auto" w:sz="0" w:space="0"/>
+          <w:insideH w:val="none" w:color="auto" w:sz="0" w:space="0"/>
+          <w:insideV w:val="none" w:color="auto" w:sz="0" w:space="0"/>
+        </w:tblBorders>
+        <w:shd w:val="clear"/>
+        <w:tblLayout w:type="autofit"/>
+        <w:tblCellMar>
+          <w:top w:w="15" w:type="dxa"/>
+          <w:left w:w="15" w:type="dxa"/>
+          <w:bottom w:w="15" w:type="dxa"/>
+          <w:right w:w="15" w:type="dxa"/>
+        </w:tblCellMar>
+      </w:tblPr>
+      <w:tblGrid>
+        <w:gridCol w:w="2231"/>
+        <w:gridCol w:w="3751"/>
+        <w:gridCol w:w="2414"/>
+      </w:tblGrid>
+      <w:tr>
+        <w:tblPrEx>
+          <w:tblBorders>
+            <w:top w:val="none" w:color="auto" w:sz="0" w:space="0"/>
+            <w:left w:val="none" w:color="auto" w:sz="0" w:space="0"/>
+            <w:bottom w:val="none" w:color="auto" w:sz="0" w:space="0"/>
+            <w:right w:val="none" w:color="auto" w:sz="0" w:space="0"/>
+            <w:insideH w:val="none" w:color="auto" w:sz="0" w:space="0"/>
+            <w:insideV w:val="none" w:color="auto" w:sz="0" w:space="0"/>
+          </w:tblBorders>
+          <w:shd w:val="clear"/>
+          <w:tblCellMar>
+            <w:top w:w="15" w:type="dxa"/>
+            <w:left w:w="15" w:type="dxa"/>
+            <w:bottom w:w="15" w:type="dxa"/>
+            <w:right w:w="15" w:type="dxa"/>
+          </w:tblCellMar>
+        </w:tblPrEx>
+        <w:trPr>
+          <w:tblHeader/>
+          <w:tblCellSpacing w:w="15" w:type="dxa"/>
+        </w:trPr>
+        <w:tc>
+          <w:tcPr>
+            <w:tcW w:w="1301" w:type="pct"/>
+            <w:shd w:val="clear"/>
+            <w:vAlign w:val="center"/>
+          </w:tcPr>
+          <w:p>
+            <w:pPr>
+              <w:keepNext w:val="0"/>
+              <w:keepLines w:val="0"/>
+              <w:widowControl/>
+              <w:suppressLineNumbers w:val="0"/>
+              <w:bidi w:val="0"/>
+              <w:rPr>
+                <w:woUserID w:val="1"/>
+              </w:rPr>
+            </w:pPr>
+            <w:r>
+              <w:rPr>
+                <w:rFonts w:ascii="宋体" w:hAnsi="宋体" w:eastAsia="宋体" w:cs="宋体"/>
+                <w:kern w:val="0"/>
+                <w:lang w:val="en-US" w:eastAsia="zh-CN" w:bidi="ar"/>
+                <w:woUserID w:val="1"/>
+              </w:rPr>
+              <w:t>对象</w:t>
+            </w:r>
+          </w:p>
+        </w:tc>
+        <w:tc>
+          <w:tcPr>
+            <w:tcW w:w="2215" w:type="pct"/>
+            <w:shd w:val="clear"/>
+            <w:vAlign w:val="center"/>
+          </w:tcPr>
+          <w:p>
+            <w:pPr>
+              <w:keepNext w:val="0"/>
+              <w:keepLines w:val="0"/>
+              <w:widowControl/>
+              <w:suppressLineNumbers w:val="0"/>
+              <w:bidi w:val="0"/>
+              <w:rPr>
+                <w:woUserID w:val="1"/>
+              </w:rPr>
+            </w:pPr>
+            <w:r>
+              <w:rPr>
+                <w:rFonts w:ascii="宋体" w:hAnsi="宋体" w:eastAsia="宋体" w:cs="宋体"/>
+                <w:kern w:val="0"/>
+                <w:lang w:val="en-US" w:eastAsia="zh-CN" w:bidi="ar"/>
+                <w:woUserID w:val="1"/>
+              </w:rPr>
+              <w:t>输入</w:t>
+            </w:r>
+          </w:p>
+        </w:tc>
+        <w:tc>
+          <w:tcPr>
+            <w:tcW w:w="1410" w:type="pct"/>
+            <w:shd w:val="clear"/>
+            <w:vAlign w:val="center"/>
+          </w:tcPr>
+          <w:p>
+            <w:pPr>
+              <w:keepNext w:val="0"/>
+              <w:keepLines w:val="0"/>
+              <w:widowControl/>
+              <w:suppressLineNumbers w:val="0"/>
+              <w:bidi w:val="0"/>
+              <w:rPr>
+                <w:woUserID w:val="1"/>
+              </w:rPr>
+            </w:pPr>
+            <w:r>
+              <w:rPr>
+                <w:rFonts w:ascii="宋体" w:hAnsi="宋体" w:eastAsia="宋体" w:cs="宋体"/>
+                <w:kern w:val="0"/>
+                <w:lang w:val="en-US" w:eastAsia="zh-CN" w:bidi="ar"/>
+                <w:woUserID w:val="1"/>
+              </w:rPr>
+              <w:t>输出及用途</w:t>
+            </w:r>
+          </w:p>
+        </w:tc>
+      </w:tr>
+      <w:tr>
+        <w:tblPrEx>
+          <w:tblBorders>
+            <w:top w:val="none" w:color="auto" w:sz="0" w:space="0"/>
+            <w:left w:val="none" w:color="auto" w:sz="0" w:space="0"/>
+            <w:bottom w:val="none" w:color="auto" w:sz="0" w:space="0"/>
+            <w:right w:val="none" w:color="auto" w:sz="0" w:space="0"/>
+            <w:insideH w:val="none" w:color="auto" w:sz="0" w:space="0"/>
+            <w:insideV w:val="none" w:color="auto" w:sz="0" w:space="0"/>
+          </w:tblBorders>
+          <w:shd w:val="clear"/>
+          <w:tblCellMar>
+            <w:top w:w="15" w:type="dxa"/>
+            <w:left w:w="15" w:type="dxa"/>
+            <w:bottom w:w="15" w:type="dxa"/>
+            <w:right w:w="15" w:type="dxa"/>
+          </w:tblCellMar>
+        </w:tblPrEx>
+        <w:trPr>
+          <w:tblCellSpacing w:w="15" w:type="dxa"/>
+        </w:trPr>
+        <w:tc>
+          <w:tcPr>
+            <w:tcW w:w="1301" w:type="pct"/>
+            <w:shd w:val="clear"/>
+            <w:vAlign w:val="center"/>
+          </w:tcPr>
+          <w:p>
+            <w:pPr>
+              <w:keepNext w:val="0"/>
+              <w:keepLines w:val="0"/>
+              <w:widowControl/>
+              <w:suppressLineNumbers w:val="0"/>
+              <w:bidi w:val="0"/>
+              <w:rPr>
+                <w:woUserID w:val="1"/>
+              </w:rPr>
+            </w:pPr>
+            <w:r>
+              <w:rPr>
+                <w:rFonts w:ascii="宋体" w:hAnsi="宋体" w:eastAsia="宋体" w:cs="宋体"/>
+                <w:kern w:val="0"/>
+                <w:lang w:val="en-US" w:eastAsia="zh-CN" w:bidi="ar"/>
+                <w:woUserID w:val="1"/>
+              </w:rPr>
+              <w:t>OAIC-T 测试框架</w:t>
+            </w:r>
+          </w:p>
+        </w:tc>
+        <w:tc>
+          <w:tcPr>
+            <w:tcW w:w="2215" w:type="pct"/>
+            <w:shd w:val="clear"/>
+            <w:vAlign w:val="center"/>
+          </w:tcPr>
+          <w:p>
+            <w:pPr>
+              <w:keepNext w:val="0"/>
+              <w:keepLines w:val="0"/>
+              <w:widowControl/>
+              <w:suppressLineNumbers w:val="0"/>
+              <w:bidi w:val="0"/>
+              <w:rPr>
+                <w:woUserID w:val="1"/>
+              </w:rPr>
+            </w:pPr>
+            <w:r>
+              <w:rPr>
+                <w:rFonts w:ascii="宋体" w:hAnsi="宋体" w:eastAsia="宋体" w:cs="宋体"/>
+                <w:kern w:val="0"/>
+                <w:lang w:val="en-US" w:eastAsia="zh-CN" w:bidi="ar"/>
+                <w:woUserID w:val="1"/>
+              </w:rPr>
+              <w:t>环境配置、测试脚本、动作参数，以及可选测试数据</w:t>
+            </w:r>
+          </w:p>
+        </w:tc>
+        <w:tc>
+          <w:tcPr>
+            <w:tcW w:w="1410" w:type="pct"/>
+            <w:shd w:val="clear"/>
+            <w:vAlign w:val="center"/>
+          </w:tcPr>
+          <w:p>
+            <w:pPr>
+              <w:keepNext w:val="0"/>
+              <w:keepLines w:val="0"/>
+              <w:widowControl/>
+              <w:suppressLineNumbers w:val="0"/>
+              <w:bidi w:val="0"/>
+              <w:rPr>
+                <w:woUserID w:val="1"/>
+              </w:rPr>
+            </w:pPr>
+            <w:r>
+              <w:rPr>
+                <w:rFonts w:ascii="宋体" w:hAnsi="宋体" w:eastAsia="宋体" w:cs="宋体"/>
+                <w:kern w:val="0"/>
+                <w:lang w:val="en-US" w:eastAsia="zh-CN" w:bidi="ar"/>
+                <w:woUserID w:val="1"/>
+              </w:rPr>
+              <w:t>测试动作执行结果、日志和性能记录</w:t>
+            </w:r>
+          </w:p>
+        </w:tc>
+      </w:tr>
+      <w:tr>
+        <w:tblPrEx>
+          <w:tblBorders>
+            <w:top w:val="none" w:color="auto" w:sz="0" w:space="0"/>
+            <w:left w:val="none" w:color="auto" w:sz="0" w:space="0"/>
+            <w:bottom w:val="none" w:color="auto" w:sz="0" w:space="0"/>
+            <w:right w:val="none" w:color="auto" w:sz="0" w:space="0"/>
+            <w:insideH w:val="none" w:color="auto" w:sz="0" w:space="0"/>
+            <w:insideV w:val="none" w:color="auto" w:sz="0" w:space="0"/>
+          </w:tblBorders>
+          <w:shd w:val="clear"/>
+          <w:tblCellMar>
+            <w:top w:w="15" w:type="dxa"/>
+            <w:left w:w="15" w:type="dxa"/>
+            <w:bottom w:w="15" w:type="dxa"/>
+            <w:right w:w="15" w:type="dxa"/>
+          </w:tblCellMar>
+        </w:tblPrEx>
+        <w:trPr>
+          <w:tblCellSpacing w:w="15" w:type="dxa"/>
+        </w:trPr>
+        <w:tc>
+          <w:tcPr>
+            <w:tcW w:w="1301" w:type="pct"/>
+            <w:shd w:val="clear"/>
+            <w:vAlign w:val="center"/>
+          </w:tcPr>
+          <w:p>
+            <w:pPr>
+              <w:keepNext w:val="0"/>
+              <w:keepLines w:val="0"/>
+              <w:widowControl/>
+              <w:suppressLineNumbers w:val="0"/>
+              <w:bidi w:val="0"/>
+              <w:rPr>
+                <w:woUserID w:val="1"/>
+              </w:rPr>
+            </w:pPr>
+            <w:r>
+              <w:rPr>
+                <w:rFonts w:ascii="宋体" w:hAnsi="宋体" w:eastAsia="宋体" w:cs="宋体"/>
+                <w:kern w:val="0"/>
+                <w:lang w:val="en-US" w:eastAsia="zh-CN" w:bidi="ar"/>
+                <w:woUserID w:val="1"/>
+              </w:rPr>
+              <w:t>被测通信 AI 控制程序</w:t>
+            </w:r>
+          </w:p>
+        </w:tc>
+        <w:tc>
+          <w:tcPr>
+            <w:tcW w:w="2215" w:type="pct"/>
+            <w:shd w:val="clear"/>
+            <w:vAlign w:val="center"/>
+          </w:tcPr>
+          <w:p>
+            <w:pPr>
+              <w:keepNext w:val="0"/>
+              <w:keepLines w:val="0"/>
+              <w:widowControl/>
+              <w:suppressLineNumbers w:val="0"/>
+              <w:bidi w:val="0"/>
+              <w:rPr>
+                <w:woUserID w:val="1"/>
+              </w:rPr>
+            </w:pPr>
+            <w:r>
+              <w:rPr>
+                <w:rFonts w:ascii="宋体" w:hAnsi="宋体" w:eastAsia="宋体" w:cs="宋体"/>
+                <w:kern w:val="0"/>
+                <w:lang w:val="en-US" w:eastAsia="zh-CN" w:bidi="ar"/>
+                <w:woUserID w:val="1"/>
+              </w:rPr>
+              <w:t>网络状态、业务需求或测试侧施加的输入；具体内容取决于控制功能</w:t>
+            </w:r>
+          </w:p>
+        </w:tc>
+        <w:tc>
+          <w:tcPr>
+            <w:tcW w:w="1410" w:type="pct"/>
+            <w:shd w:val="clear"/>
+            <w:vAlign w:val="center"/>
+          </w:tcPr>
+          <w:p>
+            <w:pPr>
+              <w:keepNext w:val="0"/>
+              <w:keepLines w:val="0"/>
+              <w:widowControl/>
+              <w:suppressLineNumbers w:val="0"/>
+              <w:bidi w:val="0"/>
+              <w:rPr>
+                <w:woUserID w:val="1"/>
+              </w:rPr>
+            </w:pPr>
+            <w:r>
+              <w:rPr>
+                <w:rFonts w:ascii="宋体" w:hAnsi="宋体" w:eastAsia="宋体" w:cs="宋体"/>
+                <w:kern w:val="0"/>
+                <w:lang w:val="en-US" w:eastAsia="zh-CN" w:bidi="ar"/>
+                <w:woUserID w:val="1"/>
+              </w:rPr>
+              <w:t>控制决策及执行后产生的网络表现</w:t>
+            </w:r>
+          </w:p>
+        </w:tc>
+      </w:tr>
+      <w:tr>
+        <w:tblPrEx>
+          <w:tblBorders>
+            <w:top w:val="none" w:color="auto" w:sz="0" w:space="0"/>
+            <w:left w:val="none" w:color="auto" w:sz="0" w:space="0"/>
+            <w:bottom w:val="none" w:color="auto" w:sz="0" w:space="0"/>
+            <w:right w:val="none" w:color="auto" w:sz="0" w:space="0"/>
+            <w:insideH w:val="none" w:color="auto" w:sz="0" w:space="0"/>
+            <w:insideV w:val="none" w:color="auto" w:sz="0" w:space="0"/>
+          </w:tblBorders>
+          <w:shd w:val="clear"/>
+          <w:tblCellMar>
+            <w:top w:w="15" w:type="dxa"/>
+            <w:left w:w="15" w:type="dxa"/>
+            <w:bottom w:w="15" w:type="dxa"/>
+            <w:right w:w="15" w:type="dxa"/>
+          </w:tblCellMar>
+        </w:tblPrEx>
+        <w:trPr>
+          <w:tblCellSpacing w:w="15" w:type="dxa"/>
+        </w:trPr>
+        <w:tc>
+          <w:tcPr>
+            <w:tcW w:w="1301" w:type="pct"/>
+            <w:shd w:val="clear"/>
+            <w:vAlign w:val="center"/>
+          </w:tcPr>
+          <w:p>
+            <w:pPr>
+              <w:keepNext w:val="0"/>
+              <w:keepLines w:val="0"/>
+              <w:widowControl/>
+              <w:suppressLineNumbers w:val="0"/>
+              <w:bidi w:val="0"/>
+              <w:rPr>
+                <w:woUserID w:val="1"/>
+              </w:rPr>
+            </w:pPr>
+            <w:r>
+              <w:rPr>
+                <w:rFonts w:ascii="宋体" w:hAnsi="宋体" w:eastAsia="宋体" w:cs="宋体"/>
+                <w:kern w:val="0"/>
+                <w:lang w:val="en-US" w:eastAsia="zh-CN" w:bidi="ar"/>
+                <w:woUserID w:val="1"/>
+              </w:rPr>
+              <w:t>测试评价环节</w:t>
+            </w:r>
+          </w:p>
+        </w:tc>
+        <w:tc>
+          <w:tcPr>
+            <w:tcW w:w="2215" w:type="pct"/>
+            <w:shd w:val="clear"/>
+            <w:vAlign w:val="center"/>
+          </w:tcPr>
+          <w:p>
+            <w:pPr>
+              <w:keepNext w:val="0"/>
+              <w:keepLines w:val="0"/>
+              <w:widowControl/>
+              <w:suppressLineNumbers w:val="0"/>
+              <w:bidi w:val="0"/>
+              <w:rPr>
+                <w:woUserID w:val="1"/>
+              </w:rPr>
+            </w:pPr>
+            <w:r>
+              <w:rPr>
+                <w:rFonts w:ascii="宋体" w:hAnsi="宋体" w:eastAsia="宋体" w:cs="宋体"/>
+                <w:kern w:val="0"/>
+                <w:lang w:val="en-US" w:eastAsia="zh-CN" w:bidi="ar"/>
+                <w:woUserID w:val="1"/>
+              </w:rPr>
+              <w:t>控制响应、性能指标、基线与预先定义的要求</w:t>
+            </w:r>
+          </w:p>
+        </w:tc>
+        <w:tc>
+          <w:tcPr>
+            <w:tcW w:w="1410" w:type="pct"/>
+            <w:shd w:val="clear"/>
+            <w:vAlign w:val="center"/>
+          </w:tcPr>
+          <w:p>
+            <w:pPr>
+              <w:keepNext w:val="0"/>
+              <w:keepLines w:val="0"/>
+              <w:widowControl/>
+              <w:suppressLineNumbers w:val="0"/>
+              <w:bidi w:val="0"/>
+              <w:rPr>
+                <w:woUserID w:val="1"/>
+              </w:rPr>
+            </w:pPr>
+            <w:r>
+              <w:rPr>
+                <w:rFonts w:ascii="宋体" w:hAnsi="宋体" w:eastAsia="宋体" w:cs="宋体"/>
+                <w:kern w:val="0"/>
+                <w:lang w:val="en-US" w:eastAsia="zh-CN" w:bidi="ar"/>
+                <w:woUserID w:val="1"/>
+              </w:rPr>
+              <w:t>对功能、性能或异常情况的评价</w:t>
+            </w:r>
+          </w:p>
+        </w:tc>
+      </w:tr>
+    </w:tbl>
+    <w:p>
+      <w:pPr>
+        <w:keepNext w:val="0"/>
+        <w:keepLines w:val="0"/>
+        <w:widowControl/>
+        <w:suppressLineNumbers w:val="0"/>
+        <w:bidi w:val="0"/>
+        <w:ind w:firstLine="420" w:firstLineChars="0"/>
+        <w:rPr>
+          <w:woUserID w:val="1"/>
+        </w:rPr>
+      </w:pPr>
+      <w:r>
+        <w:rPr>
+          <w:woUserID w:val="1"/>
+        </w:rPr>
+        <w:t>论文提出汇总数据速率、时延和丢包等指标，并记录测试动作的通过或失败结果。但具体通信功能怎样判定合格，仍需要配套用例和判据。</w:t>
+      </w:r>
+    </w:p>
+    <w:p>
+      <w:pPr>
+        <w:keepNext w:val="0"/>
+        <w:keepLines w:val="0"/>
+        <w:widowControl/>
+        <w:suppressLineNumbers w:val="0"/>
+        <w:bidi w:val="0"/>
+        <w:rPr>
+          <w:b/>
+          <w:bCs/>
+          <w:woUserID w:val="1"/>
+        </w:rPr>
+      </w:pPr>
+      <w:r>
+        <w:rPr>
+          <w:b/>
+          <w:bCs/>
+          <w:woUserID w:val="1"/>
+        </w:rPr>
+        <w:t>（2）关键点</w:t>
+      </w:r>
+    </w:p>
+    <w:p>
+      <w:pPr>
+        <w:keepNext w:val="0"/>
+        <w:keepLines w:val="0"/>
+        <w:widowControl/>
+        <w:suppressLineNumbers w:val="0"/>
+        <w:bidi w:val="0"/>
+        <w:ind w:firstLine="420" w:firstLineChars="0"/>
+        <w:rPr>
+          <w:woUserID w:val="1"/>
+        </w:rPr>
+      </w:pPr>
+      <w:r>
+        <w:rPr>
+          <w:woUserID w:val="1"/>
+        </w:rPr>
+        <w:t>第一，通过配置文件和测试脚本，将手工操作转化为可重复执行的任务。环境配置描述测试需要哪些节点和资源；脚本描述按什么顺序执行哪些动作。框架采用关键字驱动方式，将动作名称对应到执行程序。服务器解析任务后交给指定 Actor 执行，再收集结果。例如，仓库中的业务测试脚本包含连接测试 xApp、创建网络命名空间、启动虚拟 UE、启动 iperf、产生业务和停止相关进程等动作。这说明其自动化落点是具体的环境控制与测试执行，而不只是给出一张系统架构图。可以在仓库查看</w:t>
+      </w:r>
+      <w:r>
+        <w:rPr>
+          <w:color w:val="auto"/>
+          <w:u w:val="none"/>
+          <w:woUserID w:val="1"/>
+        </w:rPr>
+        <w:t>业务测试脚本</w:t>
+      </w:r>
+      <w:r>
+        <w:rPr>
+          <w:woUserID w:val="1"/>
+        </w:rPr>
+        <w:t>。不过，脚本能够重复执行，只解决了复现的一部分。比较模型版本时，还需固定或记录随机种子、网络配置、初始状态和运行版本，才能判断结果差异来自哪里。</w:t>
+      </w:r>
+    </w:p>
+    <w:p>
+      <w:pPr>
+        <w:keepNext w:val="0"/>
+        <w:keepLines w:val="0"/>
+        <w:widowControl/>
+        <w:suppressLineNumbers w:val="0"/>
+        <w:bidi w:val="0"/>
+        <w:ind w:firstLine="420" w:firstLineChars="0"/>
+        <w:rPr>
+          <w:woUserID w:val="1"/>
+        </w:rPr>
+      </w:pPr>
+      <w:r>
+        <w:rPr>
+          <w:woUserID w:val="1"/>
+        </w:rPr>
+        <w:t>第二，分布式 Actor 用于组织多用户、多业务测试。论文考虑由多个 Actor 在不同机器上执行任务。例如，测试资源分配控制程序时，可以让不同节点提出不同优先级或服务质量要求，观察控制程序在组合负载下的表现。服务器负责管理连接、节点资源和测试状态。</w:t>
+      </w:r>
+    </w:p>
+    <w:p>
+      <w:pPr>
+        <w:keepNext w:val="0"/>
+        <w:keepLines w:val="0"/>
+        <w:widowControl/>
+        <w:suppressLineNumbers w:val="0"/>
+        <w:bidi w:val="0"/>
+        <w:rPr>
+          <w:woUserID w:val="1"/>
+        </w:rPr>
+      </w:pPr>
+      <w:r>
+        <w:rPr>
+          <w:woUserID w:val="1"/>
+        </w:rPr>
+        <w:t>需要区分“多个节点能并行执行”和“多个动作能精确同步”。若测试要求业务同时启动、干扰同时出现或事件按固定顺序触发，还需要明确同步、时间戳与调度机制，不能仅依据分布式架构认定这些能力已经具备。</w:t>
+      </w:r>
+    </w:p>
+    <w:p>
+      <w:pPr>
+        <w:keepNext w:val="0"/>
+        <w:keepLines w:val="0"/>
+        <w:widowControl/>
+        <w:suppressLineNumbers w:val="0"/>
+        <w:bidi w:val="0"/>
+        <w:ind w:firstLine="420" w:firstLineChars="0"/>
+        <w:rPr>
+          <w:woUserID w:val="1"/>
+        </w:rPr>
+      </w:pPr>
+      <w:r>
+        <w:rPr>
+          <w:woUserID w:val="1"/>
+        </w:rPr>
+        <w:t>第三，框架既考虑执行既定用例，也考虑动态生成测试输入。论文讨论了敏感性分析、AI 模糊测试、对抗学习和强化学习等方法。敏感性分析通过受控改变少数参数观察响应；模糊测试通过扰动输入探索问题；学习方法则可根据系统反馈调整后续测试。它们属于可接入框架的测试技术，不是每项测试都必须使用的算法。这里存在两种不同的 AI：被测 AI 负责通信功能，测试侧 AI 负责选择或生成测试条件。后者的研究目标可以是更快发现退化、更好覆盖边界条件，而不是提高被测模型的业务性能。</w:t>
+      </w:r>
+    </w:p>
+    <w:p>
+      <w:pPr>
+        <w:keepNext w:val="0"/>
+        <w:keepLines w:val="0"/>
+        <w:widowControl/>
+        <w:suppressLineNumbers w:val="0"/>
+        <w:bidi w:val="0"/>
+        <w:ind w:firstLine="420" w:firstLineChars="0"/>
+        <w:rPr>
+          <w:woUserID w:val="1"/>
+        </w:rPr>
+      </w:pPr>
+      <w:r>
+        <w:rPr>
+          <w:woUserID w:val="1"/>
+        </w:rPr>
+        <w:t xml:space="preserve">仓库后续实现已经超出论文中的框架描述。其 </w:t>
+      </w:r>
+      <w:r>
+        <w:rPr>
+          <w:color w:val="auto"/>
+          <w:u w:val="none"/>
+          <w:woUserID w:val="1"/>
+        </w:rPr>
+        <w:t>2.0 版本说明</w:t>
+      </w:r>
+      <w:r>
+        <w:rPr>
+          <w:woUserID w:val="1"/>
+        </w:rPr>
+        <w:t>列出了 RANFusion 仿真器、InfluxDB 指标存储和基于遗传算法的流量生成；代码中也存在</w:t>
+      </w:r>
+      <w:r>
+        <w:rPr>
+          <w:color w:val="auto"/>
+          <w:u w:val="none"/>
+          <w:woUserID w:val="1"/>
+        </w:rPr>
+        <w:t>遗传算法模块</w:t>
+      </w:r>
+      <w:r>
+        <w:rPr>
+          <w:woUserID w:val="1"/>
+        </w:rPr>
+        <w:t>。但代码存在不等于已经证明它能高效搜索失效场景。实际采用时，需要核对适应度函数的优化方向、反馈指标和被测算法的连接方式，再用实验判断搜索是否符合目标。</w:t>
+      </w:r>
+    </w:p>
+    <w:p>
+      <w:pPr>
+        <w:keepNext w:val="0"/>
+        <w:keepLines w:val="0"/>
+        <w:widowControl/>
+        <w:suppressLineNumbers w:val="0"/>
+        <w:bidi w:val="0"/>
+        <w:ind w:firstLine="420" w:firstLineChars="0"/>
+        <w:rPr>
+          <w:woUserID w:val="1"/>
+        </w:rPr>
+      </w:pPr>
+      <w:r>
+        <w:rPr>
+          <w:woUserID w:val="1"/>
+        </w:rPr>
+        <w:t>第四，论文设计的软件与射频两条测试路径，需要与实际版本支持分开描述。论文提出软件适配器和软件定义无线电（SDR）适配器：前者通过软件接口交互，后者通过无线测试信号参与网络测试。官方使用指南提供了 ZeroMQ 虚拟无线电路径，让基站与 UE 在同一机器上运行，并明确将 SDR 模式列为待发布内容。</w:t>
+      </w:r>
+    </w:p>
+    <w:p>
+      <w:pPr>
+        <w:keepNext w:val="0"/>
+        <w:keepLines w:val="0"/>
+        <w:widowControl/>
+        <w:suppressLineNumbers w:val="0"/>
+        <w:bidi w:val="0"/>
+        <w:ind w:firstLine="420" w:firstLineChars="0"/>
+        <w:rPr>
+          <w:woUserID w:val="1"/>
+        </w:rPr>
+      </w:pPr>
+      <w:r>
+        <w:rPr>
+          <w:woUserID w:val="1"/>
+        </w:rPr>
+        <w:t>因此，按该指南开展基础自动化实验，可以先不使用 SDR 硬件；但软件测试通过，不能直接推导为真实射频环境下合格。还需注意文档与代码版本的差异。</w:t>
+      </w:r>
+      <w:r>
+        <w:rPr>
+          <w:color w:val="auto"/>
+          <w:u w:val="none"/>
+          <w:woUserID w:val="1"/>
+        </w:rPr>
+        <w:t>2.1 版本说明</w:t>
+      </w:r>
+      <w:r>
+        <w:rPr>
+          <w:woUserID w:val="1"/>
+        </w:rPr>
+        <w:t>新增了 OpenAirInterface 测试支持，相应目录中有启动和停止基站、UE 的动作代码。不能因为旧指南介绍的是 srsRAN，就断言整个当前仓库只支持这一条路径；同样，新增动作代码也不足以证明所有硬件测试已完成。</w:t>
+      </w:r>
+    </w:p>
+    <w:p>
+      <w:pPr>
+        <w:keepNext w:val="0"/>
+        <w:keepLines w:val="0"/>
+        <w:widowControl/>
+        <w:suppressLineNumbers w:val="0"/>
+        <w:bidi w:val="0"/>
+        <w:ind w:firstLine="420" w:firstLineChars="0"/>
+        <w:rPr>
+          <w:woUserID w:val="1"/>
+        </w:rPr>
+      </w:pPr>
+      <w:r>
+        <w:rPr>
+          <w:woUserID w:val="1"/>
+        </w:rPr>
+        <w:t>第五，自动记录结果和自动判定算法合格，是两个需要衔接的环节。框架负责执行动作并获取结果。某个动作“成功”，可能只是 UE 进程启动成功或业务生成完成；算法是否合格，则还要检查响应是否正确、时延是否达标、性能是否相对基线退化等。因此，完整验收系统需要在自动化框架之上补充判定模块。例如，对资源分配功能定义业务达标率，对波束预测功能定义预测误差与波束选择要求，再将指标与具体场景、模型版本关联。这个判定模块是应用 OAIC-T 时需要进一步设计的内容。</w:t>
+      </w:r>
+    </w:p>
+    <w:p>
+      <w:pPr>
+        <w:keepNext w:val="0"/>
+        <w:keepLines w:val="0"/>
+        <w:widowControl/>
+        <w:suppressLineNumbers w:val="0"/>
+        <w:bidi w:val="0"/>
+        <w:rPr>
+          <w:b/>
+          <w:bCs/>
+          <w:woUserID w:val="1"/>
+        </w:rPr>
+      </w:pPr>
+      <w:r>
+        <w:rPr>
+          <w:b/>
+          <w:bCs/>
+          <w:woUserID w:val="1"/>
+        </w:rPr>
+        <w:t>（3）研究启示、成熟度与应用思路</w:t>
+      </w:r>
+    </w:p>
+    <w:p>
+      <w:pPr>
+        <w:keepNext w:val="0"/>
+        <w:keepLines w:val="0"/>
+        <w:widowControl/>
+        <w:suppressLineNumbers w:val="0"/>
+        <w:bidi w:val="0"/>
+        <w:ind w:firstLine="420" w:firstLineChars="0"/>
+        <w:rPr>
+          <w:woUserID w:val="1"/>
+        </w:rPr>
+      </w:pPr>
+      <w:r>
+        <w:rPr>
+          <w:woUserID w:val="1"/>
+        </w:rPr>
+        <w:t>OAIC-T 的主要价值，是提供“如何把测试组织起来”的实现参考。前面几篇苹果专利更多关注验证对象、比较规则和模型管理，而 OAIC-T 补充了脚本执行、测试节点管理和数据记录这一层。一个可行的应用方式，是先建立范围明确的自动化测试原型。以下属于基于框架提出的实施建议。</w:t>
+      </w:r>
+    </w:p>
+    <w:p>
+      <w:pPr>
+        <w:keepNext w:val="0"/>
+        <w:keepLines w:val="0"/>
+        <w:widowControl/>
+        <w:suppressLineNumbers w:val="0"/>
+        <w:bidi w:val="0"/>
+        <w:ind w:firstLine="420" w:firstLineChars="0"/>
+        <w:rPr>
+          <w:woUserID w:val="1"/>
+        </w:rPr>
+      </w:pPr>
+      <w:r>
+        <w:rPr>
+          <w:woUserID w:val="1"/>
+        </w:rPr>
+        <w:t>首先，选择一个能控制输入、读取输出的通信功能，并只采用一条环境路径。可以使用虚拟无线电环境、网络仿真器或离线数据回放，不必一开始同时接入完整 O-RAN、真机和射频硬件。</w:t>
+      </w:r>
+    </w:p>
+    <w:p>
+      <w:pPr>
+        <w:keepNext w:val="0"/>
+        <w:keepLines w:val="0"/>
+        <w:widowControl/>
+        <w:suppressLineNumbers w:val="0"/>
+        <w:bidi w:val="0"/>
+        <w:ind w:firstLine="420" w:firstLineChars="0"/>
+        <w:rPr>
+          <w:woUserID w:val="1"/>
+        </w:rPr>
+      </w:pPr>
+      <w:r>
+        <w:rPr>
+          <w:woUserID w:val="1"/>
+        </w:rPr>
+        <w:t>其次，将测试写成固定流程：设置场景，加载指定模型，施加输入，采集输出和性能，计算指标，保存结果。先验证同一场景能稳定重复，再加入不同模型版本的对照测试。验收结果应保留场景配置、模型版本、指标和判断原因。</w:t>
+      </w:r>
+    </w:p>
+    <w:p>
+      <w:pPr>
+        <w:keepNext w:val="0"/>
+        <w:keepLines w:val="0"/>
+        <w:widowControl/>
+        <w:suppressLineNumbers w:val="0"/>
+        <w:bidi w:val="0"/>
+        <w:ind w:firstLine="420" w:firstLineChars="0"/>
+        <w:rPr>
+          <w:woUserID w:val="1"/>
+        </w:rPr>
+      </w:pPr>
+      <w:r>
+        <w:rPr>
+          <w:woUserID w:val="1"/>
+        </w:rPr>
+        <w:t>最后，在固定用例运行可靠后，再研究动态测试生成。可以从改变一个参数的敏感性分析开始，比较随机采样与反馈引导搜索，在相同测试次数下发现退化场景的能力。这样能够将框架搭建与测试方法研究逐步衔接。</w:t>
+      </w:r>
+    </w:p>
+    <w:p>
+      <w:pPr>
+        <w:keepNext w:val="0"/>
+        <w:keepLines w:val="0"/>
+        <w:widowControl/>
+        <w:suppressLineNumbers w:val="0"/>
+        <w:bidi w:val="0"/>
+        <w:ind w:firstLine="420" w:firstLineChars="0"/>
+        <w:rPr>
+          <w:woUserID w:val="1"/>
+        </w:rPr>
+      </w:pPr>
+      <w:r>
+        <w:rPr>
+          <w:woUserID w:val="1"/>
+        </w:rPr>
+        <w:t>若研究对象是终端侧通信 AI，可以借鉴 OAIC-T 的服务器、执行节点和脚本组织方式，但仍需自行开发终端适配器，获取模型输入输出、控制模型版本或功能开关，并采集无线性能。网络侧 xApp 的接口不能直接替代手机内部模型接口。</w:t>
+      </w:r>
+    </w:p>
+    <w:p>
+      <w:pPr>
+        <w:keepNext w:val="0"/>
+        <w:keepLines w:val="0"/>
+        <w:widowControl/>
+        <w:suppressLineNumbers w:val="0"/>
+        <w:bidi w:val="0"/>
+        <w:ind w:firstLine="420" w:firstLineChars="0"/>
+        <w:rPr>
+          <w:woUserID w:val="1"/>
+        </w:rPr>
+      </w:pPr>
+      <w:r>
+        <w:rPr>
+          <w:woUserID w:val="1"/>
+        </w:rPr>
+        <w:t>成熟度方面，这项工作已经具有公开代码和使用文档，比单纯流程设想更接近可修改的研究原型。论文主要提出需求、架构和测试方法，没有给出证明框架全面覆盖通信 AI 失效情况的定量实验。仓库仍在更新；本次查询到的</w:t>
+      </w:r>
+      <w:r>
+        <w:rPr>
+          <w:color w:val="auto"/>
+          <w:u w:val="none"/>
+          <w:woUserID w:val="1"/>
+        </w:rPr>
+        <w:t>最近一次提交</w:t>
+      </w:r>
+      <w:r>
+        <w:rPr>
+          <w:woUserID w:val="1"/>
+        </w:rPr>
+        <w:t>日期为 2026-06-25，内容是服务器界面重设计。</w:t>
+      </w:r>
+    </w:p>
+    <w:p>
+      <w:pPr>
+        <w:numPr>
+          <w:numId w:val="0"/>
+        </w:numPr>
+        <w:ind w:leftChars="0"/>
+        <w:rPr>
+          <w:rFonts w:hint="eastAsia"/>
+          <w:lang w:val="en-US" w:eastAsia="zh"/>
+        </w:rPr>
+      </w:pPr>
+    </w:p>
+    <w:p>
+      <w:pPr>
+        <w:pStyle w:val="3"/>
+        <w:numPr>
+          <w:ilvl w:val="0"/>
+          <w:numId w:val="2"/>
+        </w:numPr>
+        <w:bidi w:val="0"/>
+        <w:ind w:left="0" w:leftChars="0" w:firstLine="0" w:firstLineChars="0"/>
+        <w:rPr>
+          <w:rFonts w:ascii="宋体" w:hAnsi="宋体" w:eastAsia="宋体" w:cs="宋体"/>
+          <w:woUserID w:val="1"/>
+        </w:rPr>
+      </w:pPr>
+      <w:r>
+        <w:rPr>
+          <w:rFonts w:ascii="宋体" w:hAnsi="宋体" w:eastAsia="宋体" w:cs="宋体"/>
+          <w:woUserID w:val="1"/>
+        </w:rPr>
+        <w:t>论文：面向毫米波设备 AI 波束管理评估的 OTA 测试</w:t>
+      </w:r>
+    </w:p>
+    <w:p>
+      <w:pPr>
+        <w:keepNext w:val="0"/>
+        <w:keepLines w:val="0"/>
+        <w:widowControl/>
+        <w:suppressLineNumbers w:val="0"/>
+        <w:bidi w:val="0"/>
+        <w:rPr>
+          <w:woUserID w:val="1"/>
+        </w:rPr>
+      </w:pPr>
+      <w:r>
+        <w:rPr>
+          <w:woUserID w:val="1"/>
+        </w:rPr>
+        <w:t>英文题目：Over-the-Air Testing on Artificial Intelligence-Based Beam Management Evaluation of Millimeter-Wave Devices</w:t>
+      </w:r>
+    </w:p>
+    <w:p>
+      <w:pPr>
+        <w:keepNext w:val="0"/>
+        <w:keepLines w:val="0"/>
+        <w:widowControl/>
+        <w:suppressLineNumbers w:val="0"/>
+        <w:bidi w:val="0"/>
+        <w:rPr>
+          <w:woUserID w:val="1"/>
+        </w:rPr>
+      </w:pPr>
+      <w:r>
+        <w:rPr>
+          <w:woUserID w:val="1"/>
+        </w:rPr>
+        <w:t>作者：Zhanyuan Wang、Mengjie Yan、Wentao Zhao、Chong Guo、Zhengbo Jiang、Wei Hong，作者单位涉及东南大学、南京迈特望电子和紫金山实验室。</w:t>
+      </w:r>
+    </w:p>
+    <w:p>
+      <w:pPr>
+        <w:keepNext w:val="0"/>
+        <w:keepLines w:val="0"/>
+        <w:widowControl/>
+        <w:suppressLineNumbers w:val="0"/>
+        <w:bidi w:val="0"/>
+        <w:rPr>
+          <w:woUserID w:val="1"/>
+        </w:rPr>
+      </w:pPr>
+      <w:r>
+        <w:rPr>
+          <w:woUserID w:val="1"/>
+        </w:rPr>
+        <w:t>发表信息：2025 年 12 月 4 日在线发表；刊载于 IEEE Transactions on Antennas and Propagation，2026 年第 74 卷第 3 期，2770–2781 页。</w:t>
+      </w:r>
+    </w:p>
+    <w:p>
+      <w:pPr>
+        <w:keepNext w:val="0"/>
+        <w:keepLines w:val="0"/>
+        <w:widowControl/>
+        <w:suppressLineNumbers w:val="0"/>
+        <w:bidi w:val="0"/>
+        <w:rPr>
+          <w:woUserID w:val="1"/>
+        </w:rPr>
+      </w:pPr>
+      <w:r>
+        <w:rPr>
+          <w:woUserID w:val="1"/>
+        </w:rPr>
+        <w:t>论文链接：</w:t>
+      </w:r>
+      <w:r>
+        <w:rPr>
+          <w:woUserID w:val="1"/>
+        </w:rPr>
+        <w:fldChar w:fldCharType="begin"/>
+      </w:r>
+      <w:r>
+        <w:rPr>
+          <w:woUserID w:val="1"/>
+        </w:rPr>
+        <w:instrText xml:space="preserve"> HYPERLINK "https://ieeexplore.ieee.org/document/11278532/?utm_source=chatgpt.com" </w:instrText>
+      </w:r>
+      <w:r>
+        <w:rPr>
+          <w:woUserID w:val="1"/>
+        </w:rPr>
+        <w:fldChar w:fldCharType="separate"/>
+      </w:r>
+      <w:r>
+        <w:rPr>
+          <w:rStyle w:val="10"/>
+          <w:woUserID w:val="1"/>
+        </w:rPr>
+        <w:t>IEEE 官方页面</w:t>
+      </w:r>
+      <w:r>
+        <w:rPr>
+          <w:woUserID w:val="1"/>
+        </w:rPr>
+        <w:fldChar w:fldCharType="end"/>
+      </w:r>
+      <w:r>
+        <w:rPr>
+          <w:woUserID w:val="1"/>
+        </w:rPr>
+        <w:t>；DOI：10.1109/TAP.2025.3637525。</w:t>
+      </w:r>
+    </w:p>
+    <w:p>
+      <w:pPr>
+        <w:numPr>
+          <w:numId w:val="0"/>
+        </w:numPr>
+        <w:ind w:leftChars="0"/>
+        <w:rPr>
+          <w:rFonts w:hint="default"/>
+          <w:b/>
+          <w:bCs/>
+          <w:lang w:val="en-US" w:eastAsia="zh"/>
+          <w:woUserID w:val="1"/>
+        </w:rPr>
+      </w:pPr>
+      <w:r>
+        <w:rPr>
+          <w:rFonts w:hint="default"/>
+          <w:b/>
+          <w:bCs/>
+          <w:lang w:val="en-US" w:eastAsia="zh"/>
+          <w:woUserID w:val="1"/>
+        </w:rPr>
+        <w:t>（1）技术概述</w:t>
+      </w:r>
+    </w:p>
+    <w:p>
+      <w:pPr>
+        <w:numPr>
+          <w:numId w:val="0"/>
+        </w:numPr>
+        <w:ind w:leftChars="0" w:firstLine="420" w:firstLineChars="0"/>
+        <w:rPr>
+          <w:rFonts w:hint="default"/>
+          <w:lang w:val="en-US" w:eastAsia="zh"/>
+          <w:woUserID w:val="1"/>
+        </w:rPr>
+      </w:pPr>
+      <w:r>
+        <w:rPr>
+          <w:rFonts w:hint="default"/>
+          <w:lang w:val="en-US" w:eastAsia="zh"/>
+          <w:woUserID w:val="1"/>
+        </w:rPr>
+        <w:t>这篇论文关注一个具体问题：终端通过 AI 根据部分波束的测量预测最佳波束时，实验室应该怎样构建无线环境，才能可靠地测试这个预测功能。</w:t>
+      </w:r>
+    </w:p>
+    <w:p>
+      <w:pPr>
+        <w:numPr>
+          <w:numId w:val="0"/>
+        </w:numPr>
+        <w:ind w:leftChars="0"/>
+        <w:rPr>
+          <w:rFonts w:hint="default"/>
+          <w:lang w:val="en-US" w:eastAsia="zh"/>
+          <w:woUserID w:val="1"/>
+        </w:rPr>
+      </w:pPr>
+      <w:r>
+        <w:rPr>
+          <w:rFonts w:hint="default"/>
+          <w:lang w:val="en-US" w:eastAsia="zh"/>
+          <w:woUserID w:val="1"/>
+        </w:rPr>
+        <w:t>传统波束管理需要测量多个候选波束，再确定适合通信的波束。论文讨论的 AI 空间域波束管理，则将全部候选发射波束称为集合 A，将实际测量的部分波束称为集合 B。终端测量集合 B，模型据此预测集合 A 中各波束的信息，最终选出最佳发射波束。它希望减少测量和参考信号开销。</w:t>
+      </w:r>
+    </w:p>
+    <w:p>
+      <w:pPr>
+        <w:numPr>
+          <w:numId w:val="0"/>
+        </w:numPr>
+        <w:ind w:leftChars="0" w:firstLine="420" w:firstLineChars="0"/>
+        <w:rPr>
+          <w:rFonts w:hint="default"/>
+          <w:lang w:val="en-US" w:eastAsia="zh"/>
+          <w:woUserID w:val="1"/>
+        </w:rPr>
+      </w:pPr>
+      <w:r>
+        <w:rPr>
+          <w:rFonts w:hint="default"/>
+          <w:lang w:val="en-US" w:eastAsia="zh"/>
+          <w:woUserID w:val="1"/>
+        </w:rPr>
+        <w:t>作者指出，测试这个功能不能只重建“最佳波束已经选好之后”的单波束环境。测试系统还必须准确呈现模型输入所涉及的其他波束，否则输入测量就可能失真，进而影响模型预测。</w:t>
+      </w:r>
+    </w:p>
+    <w:p>
+      <w:pPr>
+        <w:numPr>
+          <w:numId w:val="0"/>
+        </w:numPr>
+        <w:ind w:leftChars="0"/>
+        <w:rPr>
+          <w:rFonts w:hint="default"/>
+          <w:lang w:val="en-US" w:eastAsia="zh"/>
+          <w:woUserID w:val="1"/>
+        </w:rPr>
+      </w:pPr>
+      <w:r>
+        <w:rPr>
+          <w:rFonts w:hint="default"/>
+          <w:lang w:val="en-US" w:eastAsia="zh"/>
+          <w:woUserID w:val="1"/>
+        </w:rPr>
+        <w:t>因此，论文提出在多探头暗室，即 MPAC 中，使用一套固定的探头配置重建多个发射波束对应的信道环境，并分别完成两项验证：先检查信道重建是否准确，再检查 AI 模型能否正确预测最佳波束。</w:t>
+      </w:r>
+    </w:p>
+    <w:p>
+      <w:pPr>
+        <w:numPr>
+          <w:numId w:val="0"/>
+        </w:numPr>
+        <w:ind w:leftChars="0" w:firstLine="420" w:firstLineChars="0"/>
+        <w:rPr>
+          <w:rFonts w:hint="default"/>
+          <w:lang w:val="en-US" w:eastAsia="zh"/>
+          <w:woUserID w:val="1"/>
+        </w:rPr>
+      </w:pPr>
+      <w:r>
+        <w:rPr>
+          <w:rFonts w:hint="default"/>
+          <w:lang w:val="en-US" w:eastAsia="zh"/>
+          <w:woUserID w:val="1"/>
+        </w:rPr>
+        <w:t>论文实际使用的模型和数据如下，主要依据图 16、表 IV 和实验部分：</w:t>
+      </w:r>
+    </w:p>
+    <w:tbl>
+      <w:tblPr>
+        <w:tblW w:w="0" w:type="auto"/>
+        <w:tblCellSpacing w:w="15" w:type="dxa"/>
+        <w:tblInd w:w="0" w:type="dxa"/>
+        <w:tblBorders>
+          <w:top w:val="none" w:color="auto" w:sz="0" w:space="0"/>
+          <w:left w:val="none" w:color="auto" w:sz="0" w:space="0"/>
+          <w:bottom w:val="none" w:color="auto" w:sz="0" w:space="0"/>
+          <w:right w:val="none" w:color="auto" w:sz="0" w:space="0"/>
+          <w:insideH w:val="none" w:color="auto" w:sz="0" w:space="0"/>
+          <w:insideV w:val="none" w:color="auto" w:sz="0" w:space="0"/>
+        </w:tblBorders>
+        <w:shd w:val="clear"/>
+        <w:tblLayout w:type="autofit"/>
+        <w:tblCellMar>
+          <w:top w:w="15" w:type="dxa"/>
+          <w:left w:w="15" w:type="dxa"/>
+          <w:bottom w:w="15" w:type="dxa"/>
+          <w:right w:w="15" w:type="dxa"/>
+        </w:tblCellMar>
+      </w:tblPr>
+      <w:tblGrid>
+        <w:gridCol w:w="1563"/>
+        <w:gridCol w:w="6822"/>
+      </w:tblGrid>
+      <w:tr>
+        <w:tblPrEx>
+          <w:tblBorders>
+            <w:top w:val="none" w:color="auto" w:sz="0" w:space="0"/>
+            <w:left w:val="none" w:color="auto" w:sz="0" w:space="0"/>
+            <w:bottom w:val="none" w:color="auto" w:sz="0" w:space="0"/>
+            <w:right w:val="none" w:color="auto" w:sz="0" w:space="0"/>
+            <w:insideH w:val="none" w:color="auto" w:sz="0" w:space="0"/>
+            <w:insideV w:val="none" w:color="auto" w:sz="0" w:space="0"/>
+          </w:tblBorders>
+          <w:shd w:val="clear"/>
+          <w:tblCellMar>
+            <w:top w:w="15" w:type="dxa"/>
+            <w:left w:w="15" w:type="dxa"/>
+            <w:bottom w:w="15" w:type="dxa"/>
+            <w:right w:w="15" w:type="dxa"/>
+          </w:tblCellMar>
+        </w:tblPrEx>
+        <w:trPr>
+          <w:tblHeader/>
+          <w:tblCellSpacing w:w="15" w:type="dxa"/>
+        </w:trPr>
+        <w:tc>
+          <w:tcPr>
+            <w:tcW w:w="1518" w:type="dxa"/>
+            <w:shd w:val="clear"/>
+            <w:vAlign w:val="center"/>
+          </w:tcPr>
+          <w:p>
+            <w:pPr>
+              <w:numPr>
+                <w:numId w:val="0"/>
+              </w:numPr>
+              <w:ind w:leftChars="0"/>
+              <w:rPr>
+                <w:rFonts w:hint="default"/>
+                <w:lang w:val="en-US" w:eastAsia="zh"/>
+                <w:woUserID w:val="1"/>
+              </w:rPr>
+            </w:pPr>
+            <w:r>
+              <w:rPr>
+                <w:rFonts w:hint="default"/>
+                <w:lang w:val="en-US" w:eastAsia="zh"/>
+                <w:woUserID w:val="1"/>
+              </w:rPr>
+              <w:t>项目</w:t>
+            </w:r>
+          </w:p>
+        </w:tc>
+        <w:tc>
+          <w:tcPr>
+            <w:tcW w:w="6777" w:type="dxa"/>
+            <w:shd w:val="clear"/>
+            <w:vAlign w:val="center"/>
+          </w:tcPr>
+          <w:p>
+            <w:pPr>
+              <w:numPr>
+                <w:numId w:val="0"/>
+              </w:numPr>
+              <w:ind w:leftChars="0"/>
+              <w:rPr>
+                <w:rFonts w:hint="default"/>
+                <w:lang w:val="en-US" w:eastAsia="zh"/>
+                <w:woUserID w:val="1"/>
+              </w:rPr>
+            </w:pPr>
+            <w:r>
+              <w:rPr>
+                <w:rFonts w:hint="default"/>
+                <w:lang w:val="en-US" w:eastAsia="zh"/>
+                <w:woUserID w:val="1"/>
+              </w:rPr>
+              <w:t>论文中的具体设置</w:t>
+            </w:r>
+          </w:p>
+        </w:tc>
+      </w:tr>
+      <w:tr>
+        <w:tblPrEx>
+          <w:tblBorders>
+            <w:top w:val="none" w:color="auto" w:sz="0" w:space="0"/>
+            <w:left w:val="none" w:color="auto" w:sz="0" w:space="0"/>
+            <w:bottom w:val="none" w:color="auto" w:sz="0" w:space="0"/>
+            <w:right w:val="none" w:color="auto" w:sz="0" w:space="0"/>
+            <w:insideH w:val="none" w:color="auto" w:sz="0" w:space="0"/>
+            <w:insideV w:val="none" w:color="auto" w:sz="0" w:space="0"/>
+          </w:tblBorders>
+          <w:shd w:val="clear"/>
+          <w:tblCellMar>
+            <w:top w:w="15" w:type="dxa"/>
+            <w:left w:w="15" w:type="dxa"/>
+            <w:bottom w:w="15" w:type="dxa"/>
+            <w:right w:w="15" w:type="dxa"/>
+          </w:tblCellMar>
+        </w:tblPrEx>
+        <w:trPr>
+          <w:tblCellSpacing w:w="15" w:type="dxa"/>
+        </w:trPr>
+        <w:tc>
+          <w:tcPr>
+            <w:tcW w:w="1518" w:type="dxa"/>
+            <w:shd w:val="clear"/>
+            <w:vAlign w:val="center"/>
+          </w:tcPr>
+          <w:p>
+            <w:pPr>
+              <w:numPr>
+                <w:numId w:val="0"/>
+              </w:numPr>
+              <w:ind w:leftChars="0"/>
+              <w:rPr>
+                <w:rFonts w:hint="default"/>
+                <w:lang w:val="en-US" w:eastAsia="zh"/>
+                <w:woUserID w:val="1"/>
+              </w:rPr>
+            </w:pPr>
+            <w:r>
+              <w:rPr>
+                <w:rFonts w:hint="default"/>
+                <w:lang w:val="en-US" w:eastAsia="zh"/>
+                <w:woUserID w:val="1"/>
+              </w:rPr>
+              <w:t>功能位置</w:t>
+            </w:r>
+          </w:p>
+        </w:tc>
+        <w:tc>
+          <w:tcPr>
+            <w:tcW w:w="6777" w:type="dxa"/>
+            <w:shd w:val="clear"/>
+            <w:vAlign w:val="center"/>
+          </w:tcPr>
+          <w:p>
+            <w:pPr>
+              <w:numPr>
+                <w:numId w:val="0"/>
+              </w:numPr>
+              <w:ind w:leftChars="0"/>
+              <w:rPr>
+                <w:rFonts w:hint="default"/>
+                <w:lang w:val="en-US" w:eastAsia="zh"/>
+                <w:woUserID w:val="1"/>
+              </w:rPr>
+            </w:pPr>
+            <w:r>
+              <w:rPr>
+                <w:rFonts w:hint="default"/>
+                <w:lang w:val="en-US" w:eastAsia="zh"/>
+                <w:woUserID w:val="1"/>
+              </w:rPr>
+              <w:t>UE 侧的空间域波束预测功能</w:t>
+            </w:r>
+          </w:p>
+        </w:tc>
+      </w:tr>
+      <w:tr>
+        <w:tblPrEx>
+          <w:tblBorders>
+            <w:top w:val="none" w:color="auto" w:sz="0" w:space="0"/>
+            <w:left w:val="none" w:color="auto" w:sz="0" w:space="0"/>
+            <w:bottom w:val="none" w:color="auto" w:sz="0" w:space="0"/>
+            <w:right w:val="none" w:color="auto" w:sz="0" w:space="0"/>
+            <w:insideH w:val="none" w:color="auto" w:sz="0" w:space="0"/>
+            <w:insideV w:val="none" w:color="auto" w:sz="0" w:space="0"/>
+          </w:tblBorders>
+          <w:shd w:val="clear"/>
+          <w:tblCellMar>
+            <w:top w:w="15" w:type="dxa"/>
+            <w:left w:w="15" w:type="dxa"/>
+            <w:bottom w:w="15" w:type="dxa"/>
+            <w:right w:w="15" w:type="dxa"/>
+          </w:tblCellMar>
+        </w:tblPrEx>
+        <w:trPr>
+          <w:tblCellSpacing w:w="15" w:type="dxa"/>
+        </w:trPr>
+        <w:tc>
+          <w:tcPr>
+            <w:tcW w:w="1518" w:type="dxa"/>
+            <w:shd w:val="clear"/>
+            <w:vAlign w:val="center"/>
+          </w:tcPr>
+          <w:p>
+            <w:pPr>
+              <w:numPr>
+                <w:numId w:val="0"/>
+              </w:numPr>
+              <w:ind w:leftChars="0"/>
+              <w:rPr>
+                <w:rFonts w:hint="default"/>
+                <w:lang w:val="en-US" w:eastAsia="zh"/>
+                <w:woUserID w:val="1"/>
+              </w:rPr>
+            </w:pPr>
+            <w:r>
+              <w:rPr>
+                <w:rFonts w:hint="default"/>
+                <w:lang w:val="en-US" w:eastAsia="zh"/>
+                <w:woUserID w:val="1"/>
+              </w:rPr>
+              <w:t>全部候选波束</w:t>
+            </w:r>
+          </w:p>
+        </w:tc>
+        <w:tc>
+          <w:tcPr>
+            <w:tcW w:w="6777" w:type="dxa"/>
+            <w:shd w:val="clear"/>
+            <w:vAlign w:val="center"/>
+          </w:tcPr>
+          <w:p>
+            <w:pPr>
+              <w:numPr>
+                <w:numId w:val="0"/>
+              </w:numPr>
+              <w:ind w:leftChars="0"/>
+              <w:rPr>
+                <w:rFonts w:hint="default"/>
+                <w:lang w:val="en-US" w:eastAsia="zh"/>
+                <w:woUserID w:val="1"/>
+              </w:rPr>
+            </w:pPr>
+            <w:r>
+              <w:rPr>
+                <w:rFonts w:hint="default"/>
+                <w:lang w:val="en-US" w:eastAsia="zh"/>
+                <w:woUserID w:val="1"/>
+              </w:rPr>
+              <w:t>集合 A，共 32 个基站发射波束</w:t>
+            </w:r>
+          </w:p>
+        </w:tc>
+      </w:tr>
+      <w:tr>
+        <w:tblPrEx>
+          <w:tblBorders>
+            <w:top w:val="none" w:color="auto" w:sz="0" w:space="0"/>
+            <w:left w:val="none" w:color="auto" w:sz="0" w:space="0"/>
+            <w:bottom w:val="none" w:color="auto" w:sz="0" w:space="0"/>
+            <w:right w:val="none" w:color="auto" w:sz="0" w:space="0"/>
+            <w:insideH w:val="none" w:color="auto" w:sz="0" w:space="0"/>
+            <w:insideV w:val="none" w:color="auto" w:sz="0" w:space="0"/>
+          </w:tblBorders>
+          <w:shd w:val="clear"/>
+        </w:tblPrEx>
+        <w:trPr>
+          <w:tblCellSpacing w:w="15" w:type="dxa"/>
+        </w:trPr>
+        <w:tc>
+          <w:tcPr>
+            <w:tcW w:w="1518" w:type="dxa"/>
+            <w:shd w:val="clear"/>
+            <w:vAlign w:val="center"/>
+          </w:tcPr>
+          <w:p>
+            <w:pPr>
+              <w:numPr>
+                <w:numId w:val="0"/>
+              </w:numPr>
+              <w:ind w:leftChars="0"/>
+              <w:rPr>
+                <w:rFonts w:hint="default"/>
+                <w:lang w:val="en-US" w:eastAsia="zh"/>
+                <w:woUserID w:val="1"/>
+              </w:rPr>
+            </w:pPr>
+            <w:r>
+              <w:rPr>
+                <w:rFonts w:hint="default"/>
+                <w:lang w:val="en-US" w:eastAsia="zh"/>
+                <w:woUserID w:val="1"/>
+              </w:rPr>
+              <w:t>输入测量波束</w:t>
+            </w:r>
+          </w:p>
+        </w:tc>
+        <w:tc>
+          <w:tcPr>
+            <w:tcW w:w="6777" w:type="dxa"/>
+            <w:shd w:val="clear"/>
+            <w:vAlign w:val="center"/>
+          </w:tcPr>
+          <w:p>
+            <w:pPr>
+              <w:numPr>
+                <w:numId w:val="0"/>
+              </w:numPr>
+              <w:ind w:leftChars="0"/>
+              <w:rPr>
+                <w:rFonts w:hint="default"/>
+                <w:lang w:val="en-US" w:eastAsia="zh"/>
+                <w:woUserID w:val="1"/>
+              </w:rPr>
+            </w:pPr>
+            <w:r>
+              <w:rPr>
+                <w:rFonts w:hint="default"/>
+                <w:lang w:val="en-US" w:eastAsia="zh"/>
+                <w:woUserID w:val="1"/>
+              </w:rPr>
+              <w:t>集合 B，共 8 个，编号为 1、7、10、16、17、23、26、32</w:t>
+            </w:r>
+          </w:p>
+        </w:tc>
+      </w:tr>
+      <w:tr>
+        <w:tblPrEx>
+          <w:tblBorders>
+            <w:top w:val="none" w:color="auto" w:sz="0" w:space="0"/>
+            <w:left w:val="none" w:color="auto" w:sz="0" w:space="0"/>
+            <w:bottom w:val="none" w:color="auto" w:sz="0" w:space="0"/>
+            <w:right w:val="none" w:color="auto" w:sz="0" w:space="0"/>
+            <w:insideH w:val="none" w:color="auto" w:sz="0" w:space="0"/>
+            <w:insideV w:val="none" w:color="auto" w:sz="0" w:space="0"/>
+          </w:tblBorders>
+          <w:shd w:val="clear"/>
+          <w:tblCellMar>
+            <w:top w:w="15" w:type="dxa"/>
+            <w:left w:w="15" w:type="dxa"/>
+            <w:bottom w:w="15" w:type="dxa"/>
+            <w:right w:w="15" w:type="dxa"/>
+          </w:tblCellMar>
+        </w:tblPrEx>
+        <w:trPr>
+          <w:tblCellSpacing w:w="15" w:type="dxa"/>
+        </w:trPr>
+        <w:tc>
+          <w:tcPr>
+            <w:tcW w:w="1518" w:type="dxa"/>
+            <w:shd w:val="clear"/>
+            <w:vAlign w:val="center"/>
+          </w:tcPr>
+          <w:p>
+            <w:pPr>
+              <w:numPr>
+                <w:numId w:val="0"/>
+              </w:numPr>
+              <w:ind w:leftChars="0"/>
+              <w:rPr>
+                <w:rFonts w:hint="default"/>
+                <w:lang w:val="en-US" w:eastAsia="zh"/>
+                <w:woUserID w:val="1"/>
+              </w:rPr>
+            </w:pPr>
+            <w:r>
+              <w:rPr>
+                <w:rFonts w:hint="default"/>
+                <w:lang w:val="en-US" w:eastAsia="zh"/>
+                <w:woUserID w:val="1"/>
+              </w:rPr>
+              <w:t>输入形式</w:t>
+            </w:r>
+          </w:p>
+        </w:tc>
+        <w:tc>
+          <w:tcPr>
+            <w:tcW w:w="6777" w:type="dxa"/>
+            <w:shd w:val="clear"/>
+            <w:vAlign w:val="center"/>
+          </w:tcPr>
+          <w:p>
+            <w:pPr>
+              <w:numPr>
+                <w:numId w:val="0"/>
+              </w:numPr>
+              <w:ind w:leftChars="0"/>
+              <w:rPr>
+                <w:rFonts w:hint="default"/>
+                <w:lang w:val="en-US" w:eastAsia="zh"/>
+                <w:woUserID w:val="1"/>
+              </w:rPr>
+            </w:pPr>
+            <w:r>
+              <w:rPr>
+                <w:rFonts w:hint="default"/>
+                <w:lang w:val="en-US" w:eastAsia="zh"/>
+                <w:woUserID w:val="1"/>
+              </w:rPr>
+              <w:t>波束功率信息经预处理转换为排序信息，模型输入维度为 8</w:t>
+            </w:r>
+          </w:p>
+        </w:tc>
+      </w:tr>
+      <w:tr>
+        <w:tblPrEx>
+          <w:tblBorders>
+            <w:top w:val="none" w:color="auto" w:sz="0" w:space="0"/>
+            <w:left w:val="none" w:color="auto" w:sz="0" w:space="0"/>
+            <w:bottom w:val="none" w:color="auto" w:sz="0" w:space="0"/>
+            <w:right w:val="none" w:color="auto" w:sz="0" w:space="0"/>
+            <w:insideH w:val="none" w:color="auto" w:sz="0" w:space="0"/>
+            <w:insideV w:val="none" w:color="auto" w:sz="0" w:space="0"/>
+          </w:tblBorders>
+          <w:shd w:val="clear"/>
+          <w:tblCellMar>
+            <w:top w:w="15" w:type="dxa"/>
+            <w:left w:w="15" w:type="dxa"/>
+            <w:bottom w:w="15" w:type="dxa"/>
+            <w:right w:w="15" w:type="dxa"/>
+          </w:tblCellMar>
+        </w:tblPrEx>
+        <w:trPr>
+          <w:tblCellSpacing w:w="15" w:type="dxa"/>
+        </w:trPr>
+        <w:tc>
+          <w:tcPr>
+            <w:tcW w:w="1518" w:type="dxa"/>
+            <w:shd w:val="clear"/>
+            <w:vAlign w:val="center"/>
+          </w:tcPr>
+          <w:p>
+            <w:pPr>
+              <w:numPr>
+                <w:numId w:val="0"/>
+              </w:numPr>
+              <w:ind w:leftChars="0"/>
+              <w:rPr>
+                <w:rFonts w:hint="default"/>
+                <w:lang w:val="en-US" w:eastAsia="zh"/>
+                <w:woUserID w:val="1"/>
+              </w:rPr>
+            </w:pPr>
+            <w:r>
+              <w:rPr>
+                <w:rFonts w:hint="default"/>
+                <w:lang w:val="en-US" w:eastAsia="zh"/>
+                <w:woUserID w:val="1"/>
+              </w:rPr>
+              <w:t>模型结构</w:t>
+            </w:r>
+          </w:p>
+        </w:tc>
+        <w:tc>
+          <w:tcPr>
+            <w:tcW w:w="6777" w:type="dxa"/>
+            <w:shd w:val="clear"/>
+            <w:vAlign w:val="center"/>
+          </w:tcPr>
+          <w:p>
+            <w:pPr>
+              <w:numPr>
+                <w:numId w:val="0"/>
+              </w:numPr>
+              <w:ind w:leftChars="0"/>
+              <w:rPr>
+                <w:rFonts w:hint="default"/>
+                <w:lang w:val="en-US" w:eastAsia="zh"/>
+                <w:woUserID w:val="1"/>
+              </w:rPr>
+            </w:pPr>
+            <w:r>
+              <w:rPr>
+                <w:rFonts w:hint="default"/>
+                <w:lang w:val="en-US" w:eastAsia="zh"/>
+                <w:woUserID w:val="1"/>
+              </w:rPr>
+              <w:t>两个各含 1000 个神经元的全连接隐藏层，以及一个 32 维全连接输出层</w:t>
+            </w:r>
+          </w:p>
+        </w:tc>
+      </w:tr>
+      <w:tr>
+        <w:tblPrEx>
+          <w:tblBorders>
+            <w:top w:val="none" w:color="auto" w:sz="0" w:space="0"/>
+            <w:left w:val="none" w:color="auto" w:sz="0" w:space="0"/>
+            <w:bottom w:val="none" w:color="auto" w:sz="0" w:space="0"/>
+            <w:right w:val="none" w:color="auto" w:sz="0" w:space="0"/>
+            <w:insideH w:val="none" w:color="auto" w:sz="0" w:space="0"/>
+            <w:insideV w:val="none" w:color="auto" w:sz="0" w:space="0"/>
+          </w:tblBorders>
+          <w:shd w:val="clear"/>
+          <w:tblCellMar>
+            <w:top w:w="15" w:type="dxa"/>
+            <w:left w:w="15" w:type="dxa"/>
+            <w:bottom w:w="15" w:type="dxa"/>
+            <w:right w:w="15" w:type="dxa"/>
+          </w:tblCellMar>
+        </w:tblPrEx>
+        <w:trPr>
+          <w:tblCellSpacing w:w="15" w:type="dxa"/>
+        </w:trPr>
+        <w:tc>
+          <w:tcPr>
+            <w:tcW w:w="1518" w:type="dxa"/>
+            <w:shd w:val="clear"/>
+            <w:vAlign w:val="center"/>
+          </w:tcPr>
+          <w:p>
+            <w:pPr>
+              <w:numPr>
+                <w:numId w:val="0"/>
+              </w:numPr>
+              <w:ind w:leftChars="0"/>
+              <w:rPr>
+                <w:rFonts w:hint="default"/>
+                <w:lang w:val="en-US" w:eastAsia="zh"/>
+                <w:woUserID w:val="1"/>
+              </w:rPr>
+            </w:pPr>
+            <w:r>
+              <w:rPr>
+                <w:rFonts w:hint="default"/>
+                <w:lang w:val="en-US" w:eastAsia="zh"/>
+                <w:woUserID w:val="1"/>
+              </w:rPr>
+              <w:t>输出与最终判定</w:t>
+            </w:r>
+          </w:p>
+        </w:tc>
+        <w:tc>
+          <w:tcPr>
+            <w:tcW w:w="6777" w:type="dxa"/>
+            <w:shd w:val="clear"/>
+            <w:vAlign w:val="center"/>
+          </w:tcPr>
+          <w:p>
+            <w:pPr>
+              <w:numPr>
+                <w:numId w:val="0"/>
+              </w:numPr>
+              <w:ind w:leftChars="0"/>
+              <w:rPr>
+                <w:rFonts w:hint="default"/>
+                <w:lang w:val="en-US" w:eastAsia="zh"/>
+                <w:woUserID w:val="1"/>
+              </w:rPr>
+            </w:pPr>
+            <w:r>
+              <w:rPr>
+                <w:rFonts w:hint="default"/>
+                <w:lang w:val="en-US" w:eastAsia="zh"/>
+                <w:woUserID w:val="1"/>
+              </w:rPr>
+              <w:t>输出用于预测全部候选波束的信息，最终提取 Top-1 发射波束编号</w:t>
+            </w:r>
+          </w:p>
+        </w:tc>
+      </w:tr>
+      <w:tr>
+        <w:tblPrEx>
+          <w:tblBorders>
+            <w:top w:val="none" w:color="auto" w:sz="0" w:space="0"/>
+            <w:left w:val="none" w:color="auto" w:sz="0" w:space="0"/>
+            <w:bottom w:val="none" w:color="auto" w:sz="0" w:space="0"/>
+            <w:right w:val="none" w:color="auto" w:sz="0" w:space="0"/>
+            <w:insideH w:val="none" w:color="auto" w:sz="0" w:space="0"/>
+            <w:insideV w:val="none" w:color="auto" w:sz="0" w:space="0"/>
+          </w:tblBorders>
+          <w:shd w:val="clear"/>
+        </w:tblPrEx>
+        <w:trPr>
+          <w:tblCellSpacing w:w="15" w:type="dxa"/>
+        </w:trPr>
+        <w:tc>
+          <w:tcPr>
+            <w:tcW w:w="1518" w:type="dxa"/>
+            <w:shd w:val="clear"/>
+            <w:vAlign w:val="center"/>
+          </w:tcPr>
+          <w:p>
+            <w:pPr>
+              <w:numPr>
+                <w:numId w:val="0"/>
+              </w:numPr>
+              <w:ind w:leftChars="0"/>
+              <w:rPr>
+                <w:rFonts w:hint="default"/>
+                <w:lang w:val="en-US" w:eastAsia="zh"/>
+                <w:woUserID w:val="1"/>
+              </w:rPr>
+            </w:pPr>
+            <w:r>
+              <w:rPr>
+                <w:rFonts w:hint="default"/>
+                <w:lang w:val="en-US" w:eastAsia="zh"/>
+                <w:woUserID w:val="1"/>
+              </w:rPr>
+              <w:t>训练方式</w:t>
+            </w:r>
+          </w:p>
+        </w:tc>
+        <w:tc>
+          <w:tcPr>
+            <w:tcW w:w="6777" w:type="dxa"/>
+            <w:shd w:val="clear"/>
+            <w:vAlign w:val="center"/>
+          </w:tcPr>
+          <w:p>
+            <w:pPr>
+              <w:numPr>
+                <w:numId w:val="0"/>
+              </w:numPr>
+              <w:ind w:leftChars="0"/>
+              <w:rPr>
+                <w:rFonts w:hint="default"/>
+                <w:lang w:val="en-US" w:eastAsia="zh"/>
+                <w:woUserID w:val="1"/>
+              </w:rPr>
+            </w:pPr>
+            <w:r>
+              <w:rPr>
+                <w:rFonts w:hint="default"/>
+                <w:lang w:val="en-US" w:eastAsia="zh"/>
+                <w:woUserID w:val="1"/>
+              </w:rPr>
+              <w:t>使用链路级仿真生成的数据；训练 1000 轮，采用平均绝对误差损失</w:t>
+            </w:r>
+          </w:p>
+        </w:tc>
+      </w:tr>
+      <w:tr>
+        <w:tblPrEx>
+          <w:tblBorders>
+            <w:top w:val="none" w:color="auto" w:sz="0" w:space="0"/>
+            <w:left w:val="none" w:color="auto" w:sz="0" w:space="0"/>
+            <w:bottom w:val="none" w:color="auto" w:sz="0" w:space="0"/>
+            <w:right w:val="none" w:color="auto" w:sz="0" w:space="0"/>
+            <w:insideH w:val="none" w:color="auto" w:sz="0" w:space="0"/>
+            <w:insideV w:val="none" w:color="auto" w:sz="0" w:space="0"/>
+          </w:tblBorders>
+          <w:shd w:val="clear"/>
+          <w:tblCellMar>
+            <w:top w:w="15" w:type="dxa"/>
+            <w:left w:w="15" w:type="dxa"/>
+            <w:bottom w:w="15" w:type="dxa"/>
+            <w:right w:w="15" w:type="dxa"/>
+          </w:tblCellMar>
+        </w:tblPrEx>
+        <w:trPr>
+          <w:tblCellSpacing w:w="15" w:type="dxa"/>
+        </w:trPr>
+        <w:tc>
+          <w:tcPr>
+            <w:tcW w:w="1518" w:type="dxa"/>
+            <w:shd w:val="clear"/>
+            <w:vAlign w:val="center"/>
+          </w:tcPr>
+          <w:p>
+            <w:pPr>
+              <w:numPr>
+                <w:numId w:val="0"/>
+              </w:numPr>
+              <w:ind w:leftChars="0"/>
+              <w:rPr>
+                <w:rFonts w:hint="default"/>
+                <w:lang w:val="en-US" w:eastAsia="zh"/>
+                <w:woUserID w:val="1"/>
+              </w:rPr>
+            </w:pPr>
+            <w:r>
+              <w:rPr>
+                <w:rFonts w:hint="default"/>
+                <w:lang w:val="en-US" w:eastAsia="zh"/>
+                <w:woUserID w:val="1"/>
+              </w:rPr>
+              <w:t>模型大小</w:t>
+            </w:r>
+          </w:p>
+        </w:tc>
+        <w:tc>
+          <w:tcPr>
+            <w:tcW w:w="6777" w:type="dxa"/>
+            <w:shd w:val="clear"/>
+            <w:vAlign w:val="center"/>
+          </w:tcPr>
+          <w:p>
+            <w:pPr>
+              <w:numPr>
+                <w:numId w:val="0"/>
+              </w:numPr>
+              <w:ind w:leftChars="0"/>
+              <w:rPr>
+                <w:rFonts w:hint="default"/>
+                <w:lang w:val="en-US" w:eastAsia="zh"/>
+                <w:woUserID w:val="1"/>
+              </w:rPr>
+            </w:pPr>
+            <w:r>
+              <w:rPr>
+                <w:rFonts w:hint="default"/>
+                <w:lang w:val="en-US" w:eastAsia="zh"/>
+                <w:woUserID w:val="1"/>
+              </w:rPr>
+              <w:t>3.98 MB，采用 32 位浮点精度</w:t>
+            </w:r>
+          </w:p>
+        </w:tc>
+      </w:tr>
+    </w:tbl>
+    <w:p>
+      <w:pPr>
+        <w:numPr>
+          <w:numId w:val="0"/>
+        </w:numPr>
+        <w:ind w:leftChars="0" w:firstLine="420" w:firstLineChars="0"/>
+        <w:rPr>
+          <w:rFonts w:hint="default"/>
+          <w:lang w:val="en-US" w:eastAsia="zh"/>
+          <w:woUserID w:val="1"/>
+        </w:rPr>
+      </w:pPr>
+      <w:r>
+        <w:rPr>
+          <w:rFonts w:hint="default"/>
+          <w:lang w:val="en-US" w:eastAsia="zh"/>
+          <w:woUserID w:val="1"/>
+        </w:rPr>
+        <w:t>这里预测的是最佳基站发射波束编号，不能直接写成“预测终端接收波束编号”。UE 的接收波束配置参与了数据生成，但论文最终报告的预测指标是 Top-1 发射波束命中率。</w:t>
+      </w:r>
+    </w:p>
+    <w:p>
+      <w:pPr>
+        <w:numPr>
+          <w:numId w:val="0"/>
+        </w:numPr>
+        <w:ind w:leftChars="0"/>
+        <w:rPr>
+          <w:rFonts w:hint="default"/>
+          <w:lang w:val="en-US" w:eastAsia="zh"/>
+          <w:woUserID w:val="1"/>
+        </w:rPr>
+      </w:pPr>
+      <w:r>
+        <w:rPr>
+          <w:rFonts w:hint="default"/>
+          <w:b/>
+          <w:bCs/>
+          <w:lang w:val="en-US" w:eastAsia="zh"/>
+          <w:woUserID w:val="1"/>
+        </w:rPr>
+        <w:t>（2）关键点</w:t>
+      </w:r>
+    </w:p>
+    <w:p>
+      <w:pPr>
+        <w:numPr>
+          <w:numId w:val="0"/>
+        </w:numPr>
+        <w:ind w:leftChars="0" w:firstLine="420" w:firstLineChars="0"/>
+        <w:rPr>
+          <w:rFonts w:hint="default"/>
+          <w:lang w:val="en-US" w:eastAsia="zh"/>
+          <w:woUserID w:val="1"/>
+        </w:rPr>
+      </w:pPr>
+      <w:r>
+        <w:rPr>
+          <w:rFonts w:hint="default"/>
+          <w:lang w:val="en-US" w:eastAsia="zh"/>
+          <w:woUserID w:val="1"/>
+        </w:rPr>
+        <w:t>第一，论文解决的是快速波束测量条件下，测试系统来不及改变物理配置的问题。原文指出，空间域波束管理的发射—接收波束扫描整体处于毫秒量级，相邻波束切换甚至可能达到几十微秒量级。在这个时间内，依靠机械转台转动设备，或者动态切换探头来重新搭建每个波束的环境，难以满足测试需要。</w:t>
+      </w:r>
+    </w:p>
+    <w:p>
+      <w:pPr>
+        <w:numPr>
+          <w:numId w:val="0"/>
+        </w:numPr>
+        <w:ind w:leftChars="0" w:firstLine="420" w:firstLineChars="0"/>
+        <w:rPr>
+          <w:rFonts w:hint="default"/>
+          <w:lang w:val="en-US" w:eastAsia="zh"/>
+          <w:woUserID w:val="1"/>
+        </w:rPr>
+      </w:pPr>
+      <w:r>
+        <w:rPr>
+          <w:rFonts w:hint="default"/>
+          <w:lang w:val="en-US" w:eastAsia="zh"/>
+          <w:woUserID w:val="1"/>
+        </w:rPr>
+        <w:t>作者的设计是：提前选择一组固定探头，使这组探头共同覆盖本次测试需要的多个波束信道；不同波束对应的信道系数和探头功率权重由信道模拟器处理，在一次快速测试过程中不依赖机械转动或重新选择物理探头。因此，“固定探头”指固定位置和所选探头集合，并不意味着所有波束使用完全相同的功率权重。</w:t>
+      </w:r>
+    </w:p>
+    <w:p>
+      <w:pPr>
+        <w:numPr>
+          <w:numId w:val="0"/>
+        </w:numPr>
+        <w:ind w:leftChars="0" w:firstLine="420" w:firstLineChars="0"/>
+        <w:rPr>
+          <w:rFonts w:hint="default"/>
+          <w:lang w:val="en-US" w:eastAsia="zh"/>
+          <w:woUserID w:val="1"/>
+        </w:rPr>
+      </w:pPr>
+      <w:r>
+        <w:rPr>
+          <w:rFonts w:hint="default"/>
+          <w:lang w:val="en-US" w:eastAsia="zh"/>
+          <w:woUserID w:val="1"/>
+        </w:rPr>
+        <w:t>第二，需要重建的信道必须考虑基站波束对传播路径的作用。论文使用 3GPP TR 38.901 中的 CDL，即簇状时延线信道模型。原始 CDL 描述多径传播，但不自带具体基站发射波束的方向性增益。不同发射波束会增强不同方向的路径，也会抑制其他路径。因此，即使终端没有移动，切换基站发射波束后，终端看到的路径功率分布仍可能改变。作者将这种作用称为基站侧滤波，并针对每个发射波束生成相应的滤波后信道。</w:t>
+      </w:r>
+    </w:p>
+    <w:p>
+      <w:pPr>
+        <w:numPr>
+          <w:numId w:val="0"/>
+        </w:numPr>
+        <w:ind w:leftChars="0" w:firstLine="420" w:firstLineChars="0"/>
+        <w:rPr>
+          <w:rFonts w:hint="default"/>
+          <w:lang w:val="en-US" w:eastAsia="zh"/>
+          <w:woUserID w:val="1"/>
+        </w:rPr>
+      </w:pPr>
+      <w:r>
+        <w:rPr>
+          <w:rFonts w:hint="default"/>
+          <w:lang w:val="en-US" w:eastAsia="zh"/>
+          <w:woUserID w:val="1"/>
+        </w:rPr>
+        <w:t>为了降低实现复杂度，本文进一步只保留每个滤波后信道中功率最高的主导簇。作者依据所分析场景中主导簇与次强簇的功率差异，认为这种简化适合其波束管理测试。这个结论应限定在本文场景，不能扩展为所有无线 AI 测试都可以忽略弱路径。另外，探头面板只能覆盖一定角度范围。作者在配置测试环境之前旋转目标信道的角度分布，将最佳波束对应的最强射线对齐到面板中心，减少重要路径落在探头覆盖范围之外的问题。这是测试场景的预配置，不是在快速波束扫描期间不断转动终端。</w:t>
+      </w:r>
+    </w:p>
+    <w:p>
+      <w:pPr>
+        <w:numPr>
+          <w:numId w:val="0"/>
+        </w:numPr>
+        <w:ind w:leftChars="0" w:firstLine="420" w:firstLineChars="0"/>
+        <w:rPr>
+          <w:rFonts w:hint="default"/>
+          <w:lang w:val="en-US" w:eastAsia="zh"/>
+          <w:woUserID w:val="1"/>
+        </w:rPr>
+      </w:pPr>
+      <w:r>
+        <w:rPr>
+          <w:rFonts w:hint="default"/>
+          <w:lang w:val="en-US" w:eastAsia="zh"/>
+          <w:woUserID w:val="1"/>
+        </w:rPr>
+        <w:t>第三，方法 A 和方法 B 的区别，是测试系统需要支持多少种波束配置。全文的区分如下：</w:t>
+      </w:r>
+    </w:p>
+    <w:tbl>
+      <w:tblPr>
+        <w:tblW w:w="5000" w:type="pct"/>
+        <w:tblCellSpacing w:w="15" w:type="dxa"/>
+        <w:tblInd w:w="0" w:type="dxa"/>
+        <w:tblBorders>
+          <w:top w:val="none" w:color="auto" w:sz="0" w:space="0"/>
+          <w:left w:val="none" w:color="auto" w:sz="0" w:space="0"/>
+          <w:bottom w:val="none" w:color="auto" w:sz="0" w:space="0"/>
+          <w:right w:val="none" w:color="auto" w:sz="0" w:space="0"/>
+          <w:insideH w:val="none" w:color="auto" w:sz="0" w:space="0"/>
+          <w:insideV w:val="none" w:color="auto" w:sz="0" w:space="0"/>
+        </w:tblBorders>
+        <w:shd w:val="clear"/>
+        <w:tblLayout w:type="autofit"/>
+        <w:tblCellMar>
+          <w:top w:w="15" w:type="dxa"/>
+          <w:left w:w="15" w:type="dxa"/>
+          <w:bottom w:w="15" w:type="dxa"/>
+          <w:right w:w="15" w:type="dxa"/>
+        </w:tblCellMar>
+      </w:tblPr>
+      <w:tblGrid>
+        <w:gridCol w:w="537"/>
+        <w:gridCol w:w="1958"/>
+        <w:gridCol w:w="3072"/>
+        <w:gridCol w:w="2829"/>
+      </w:tblGrid>
+      <w:tr>
+        <w:tblPrEx>
+          <w:tblBorders>
+            <w:top w:val="none" w:color="auto" w:sz="0" w:space="0"/>
+            <w:left w:val="none" w:color="auto" w:sz="0" w:space="0"/>
+            <w:bottom w:val="none" w:color="auto" w:sz="0" w:space="0"/>
+            <w:right w:val="none" w:color="auto" w:sz="0" w:space="0"/>
+            <w:insideH w:val="none" w:color="auto" w:sz="0" w:space="0"/>
+            <w:insideV w:val="none" w:color="auto" w:sz="0" w:space="0"/>
+          </w:tblBorders>
+          <w:shd w:val="clear"/>
+          <w:tblCellMar>
+            <w:top w:w="15" w:type="dxa"/>
+            <w:left w:w="15" w:type="dxa"/>
+            <w:bottom w:w="15" w:type="dxa"/>
+            <w:right w:w="15" w:type="dxa"/>
+          </w:tblCellMar>
+        </w:tblPrEx>
+        <w:trPr>
+          <w:tblHeader/>
+          <w:tblCellSpacing w:w="15" w:type="dxa"/>
+        </w:trPr>
+        <w:tc>
+          <w:tcPr>
+            <w:tcW w:w="293" w:type="pct"/>
+            <w:shd w:val="clear"/>
+            <w:vAlign w:val="center"/>
+          </w:tcPr>
+          <w:p>
+            <w:pPr>
+              <w:numPr>
+                <w:numId w:val="0"/>
+              </w:numPr>
+              <w:ind w:leftChars="0"/>
+              <w:rPr>
+                <w:rFonts w:hint="default"/>
+                <w:lang w:val="en-US" w:eastAsia="zh"/>
+                <w:woUserID w:val="1"/>
+              </w:rPr>
+            </w:pPr>
+            <w:r>
+              <w:rPr>
+                <w:rFonts w:hint="default"/>
+                <w:lang w:val="en-US" w:eastAsia="zh"/>
+                <w:woUserID w:val="1"/>
+              </w:rPr>
+              <w:t>方法</w:t>
+            </w:r>
+          </w:p>
+        </w:tc>
+        <w:tc>
+          <w:tcPr>
+            <w:tcW w:w="1148" w:type="pct"/>
+            <w:shd w:val="clear"/>
+            <w:vAlign w:val="center"/>
+          </w:tcPr>
+          <w:p>
+            <w:pPr>
+              <w:numPr>
+                <w:numId w:val="0"/>
+              </w:numPr>
+              <w:ind w:leftChars="0"/>
+              <w:rPr>
+                <w:rFonts w:hint="default"/>
+                <w:lang w:val="en-US" w:eastAsia="zh"/>
+                <w:woUserID w:val="1"/>
+              </w:rPr>
+            </w:pPr>
+            <w:r>
+              <w:rPr>
+                <w:rFonts w:hint="default"/>
+                <w:lang w:val="en-US" w:eastAsia="zh"/>
+                <w:woUserID w:val="1"/>
+              </w:rPr>
+              <w:t>适用前提</w:t>
+            </w:r>
+          </w:p>
+        </w:tc>
+        <w:tc>
+          <w:tcPr>
+            <w:tcW w:w="1811" w:type="pct"/>
+            <w:shd w:val="clear"/>
+            <w:vAlign w:val="center"/>
+          </w:tcPr>
+          <w:p>
+            <w:pPr>
+              <w:numPr>
+                <w:numId w:val="0"/>
+              </w:numPr>
+              <w:ind w:leftChars="0"/>
+              <w:rPr>
+                <w:rFonts w:hint="default"/>
+                <w:lang w:val="en-US" w:eastAsia="zh"/>
+                <w:woUserID w:val="1"/>
+              </w:rPr>
+            </w:pPr>
+            <w:r>
+              <w:rPr>
+                <w:rFonts w:hint="default"/>
+                <w:lang w:val="en-US" w:eastAsia="zh"/>
+                <w:woUserID w:val="1"/>
+              </w:rPr>
+              <w:t>需要重建的波束信道</w:t>
+            </w:r>
+          </w:p>
+        </w:tc>
+        <w:tc>
+          <w:tcPr>
+            <w:tcW w:w="1657" w:type="pct"/>
+            <w:shd w:val="clear"/>
+            <w:vAlign w:val="center"/>
+          </w:tcPr>
+          <w:p>
+            <w:pPr>
+              <w:numPr>
+                <w:numId w:val="0"/>
+              </w:numPr>
+              <w:ind w:leftChars="0"/>
+              <w:rPr>
+                <w:rFonts w:hint="default"/>
+                <w:lang w:val="en-US" w:eastAsia="zh"/>
+                <w:woUserID w:val="1"/>
+              </w:rPr>
+            </w:pPr>
+            <w:r>
+              <w:rPr>
+                <w:rFonts w:hint="default"/>
+                <w:lang w:val="en-US" w:eastAsia="zh"/>
+                <w:woUserID w:val="1"/>
+              </w:rPr>
+              <w:t>主要特点</w:t>
+            </w:r>
+          </w:p>
+        </w:tc>
+      </w:tr>
+      <w:tr>
+        <w:tblPrEx>
+          <w:tblBorders>
+            <w:top w:val="none" w:color="auto" w:sz="0" w:space="0"/>
+            <w:left w:val="none" w:color="auto" w:sz="0" w:space="0"/>
+            <w:bottom w:val="none" w:color="auto" w:sz="0" w:space="0"/>
+            <w:right w:val="none" w:color="auto" w:sz="0" w:space="0"/>
+            <w:insideH w:val="none" w:color="auto" w:sz="0" w:space="0"/>
+            <w:insideV w:val="none" w:color="auto" w:sz="0" w:space="0"/>
+          </w:tblBorders>
+          <w:shd w:val="clear"/>
+          <w:tblCellMar>
+            <w:top w:w="15" w:type="dxa"/>
+            <w:left w:w="15" w:type="dxa"/>
+            <w:bottom w:w="15" w:type="dxa"/>
+            <w:right w:w="15" w:type="dxa"/>
+          </w:tblCellMar>
+        </w:tblPrEx>
+        <w:trPr>
+          <w:tblCellSpacing w:w="15" w:type="dxa"/>
+        </w:trPr>
+        <w:tc>
+          <w:tcPr>
+            <w:tcW w:w="293" w:type="pct"/>
+            <w:shd w:val="clear"/>
+            <w:vAlign w:val="center"/>
+          </w:tcPr>
+          <w:p>
+            <w:pPr>
+              <w:numPr>
+                <w:numId w:val="0"/>
+              </w:numPr>
+              <w:ind w:leftChars="0"/>
+              <w:rPr>
+                <w:rFonts w:hint="default"/>
+                <w:lang w:val="en-US" w:eastAsia="zh"/>
+                <w:woUserID w:val="1"/>
+              </w:rPr>
+            </w:pPr>
+            <w:r>
+              <w:rPr>
+                <w:rFonts w:hint="default"/>
+                <w:lang w:val="en-US" w:eastAsia="zh"/>
+                <w:woUserID w:val="1"/>
+              </w:rPr>
+              <w:t>方法 A</w:t>
+            </w:r>
+          </w:p>
+        </w:tc>
+        <w:tc>
+          <w:tcPr>
+            <w:tcW w:w="1148" w:type="pct"/>
+            <w:shd w:val="clear"/>
+            <w:vAlign w:val="center"/>
+          </w:tcPr>
+          <w:p>
+            <w:pPr>
+              <w:numPr>
+                <w:numId w:val="0"/>
+              </w:numPr>
+              <w:ind w:leftChars="0"/>
+              <w:rPr>
+                <w:rFonts w:hint="default"/>
+                <w:lang w:val="en-US" w:eastAsia="zh"/>
+                <w:woUserID w:val="1"/>
+              </w:rPr>
+            </w:pPr>
+            <w:r>
+              <w:rPr>
+                <w:rFonts w:hint="default"/>
+                <w:lang w:val="en-US" w:eastAsia="zh"/>
+                <w:woUserID w:val="1"/>
+              </w:rPr>
+              <w:t>输入集合 B 未知或未被预先规定</w:t>
+            </w:r>
+          </w:p>
+        </w:tc>
+        <w:tc>
+          <w:tcPr>
+            <w:tcW w:w="1811" w:type="pct"/>
+            <w:shd w:val="clear"/>
+            <w:vAlign w:val="center"/>
+          </w:tcPr>
+          <w:p>
+            <w:pPr>
+              <w:numPr>
+                <w:numId w:val="0"/>
+              </w:numPr>
+              <w:ind w:leftChars="0"/>
+              <w:rPr>
+                <w:rFonts w:hint="default"/>
+                <w:lang w:val="en-US" w:eastAsia="zh"/>
+                <w:woUserID w:val="1"/>
+              </w:rPr>
+            </w:pPr>
+            <w:r>
+              <w:rPr>
+                <w:rFonts w:hint="default"/>
+                <w:lang w:val="en-US" w:eastAsia="zh"/>
+                <w:woUserID w:val="1"/>
+              </w:rPr>
+              <w:t>集合 A 中全部候选波束对应的信道</w:t>
+            </w:r>
+          </w:p>
+        </w:tc>
+        <w:tc>
+          <w:tcPr>
+            <w:tcW w:w="1657" w:type="pct"/>
+            <w:shd w:val="clear"/>
+            <w:vAlign w:val="center"/>
+          </w:tcPr>
+          <w:p>
+            <w:pPr>
+              <w:numPr>
+                <w:numId w:val="0"/>
+              </w:numPr>
+              <w:ind w:leftChars="0"/>
+              <w:rPr>
+                <w:rFonts w:hint="default"/>
+                <w:lang w:val="en-US" w:eastAsia="zh"/>
+                <w:woUserID w:val="1"/>
+              </w:rPr>
+            </w:pPr>
+            <w:r>
+              <w:rPr>
+                <w:rFonts w:hint="default"/>
+                <w:lang w:val="en-US" w:eastAsia="zh"/>
+                <w:woUserID w:val="1"/>
+              </w:rPr>
+              <w:t>支持更灵活的输入波束配置，但通常需要更多探头</w:t>
+            </w:r>
+          </w:p>
+        </w:tc>
+      </w:tr>
+      <w:tr>
+        <w:tblPrEx>
+          <w:tblBorders>
+            <w:top w:val="none" w:color="auto" w:sz="0" w:space="0"/>
+            <w:left w:val="none" w:color="auto" w:sz="0" w:space="0"/>
+            <w:bottom w:val="none" w:color="auto" w:sz="0" w:space="0"/>
+            <w:right w:val="none" w:color="auto" w:sz="0" w:space="0"/>
+            <w:insideH w:val="none" w:color="auto" w:sz="0" w:space="0"/>
+            <w:insideV w:val="none" w:color="auto" w:sz="0" w:space="0"/>
+          </w:tblBorders>
+          <w:shd w:val="clear"/>
+          <w:tblCellMar>
+            <w:top w:w="15" w:type="dxa"/>
+            <w:left w:w="15" w:type="dxa"/>
+            <w:bottom w:w="15" w:type="dxa"/>
+            <w:right w:w="15" w:type="dxa"/>
+          </w:tblCellMar>
+        </w:tblPrEx>
+        <w:trPr>
+          <w:tblCellSpacing w:w="15" w:type="dxa"/>
+        </w:trPr>
+        <w:tc>
+          <w:tcPr>
+            <w:tcW w:w="293" w:type="pct"/>
+            <w:shd w:val="clear"/>
+            <w:vAlign w:val="center"/>
+          </w:tcPr>
+          <w:p>
+            <w:pPr>
+              <w:numPr>
+                <w:numId w:val="0"/>
+              </w:numPr>
+              <w:ind w:leftChars="0"/>
+              <w:rPr>
+                <w:rFonts w:hint="default"/>
+                <w:lang w:val="en-US" w:eastAsia="zh"/>
+                <w:woUserID w:val="1"/>
+              </w:rPr>
+            </w:pPr>
+            <w:r>
+              <w:rPr>
+                <w:rFonts w:hint="default"/>
+                <w:lang w:val="en-US" w:eastAsia="zh"/>
+                <w:woUserID w:val="1"/>
+              </w:rPr>
+              <w:t>方法 B</w:t>
+            </w:r>
+          </w:p>
+        </w:tc>
+        <w:tc>
+          <w:tcPr>
+            <w:tcW w:w="1148" w:type="pct"/>
+            <w:shd w:val="clear"/>
+            <w:vAlign w:val="center"/>
+          </w:tcPr>
+          <w:p>
+            <w:pPr>
+              <w:numPr>
+                <w:numId w:val="0"/>
+              </w:numPr>
+              <w:ind w:leftChars="0"/>
+              <w:rPr>
+                <w:rFonts w:hint="default"/>
+                <w:lang w:val="en-US" w:eastAsia="zh"/>
+                <w:woUserID w:val="1"/>
+              </w:rPr>
+            </w:pPr>
+            <w:r>
+              <w:rPr>
+                <w:rFonts w:hint="default"/>
+                <w:lang w:val="en-US" w:eastAsia="zh"/>
+                <w:woUserID w:val="1"/>
+              </w:rPr>
+              <w:t>输入集合 B 已知、已规定</w:t>
+            </w:r>
+          </w:p>
+        </w:tc>
+        <w:tc>
+          <w:tcPr>
+            <w:tcW w:w="1811" w:type="pct"/>
+            <w:shd w:val="clear"/>
+            <w:vAlign w:val="center"/>
+          </w:tcPr>
+          <w:p>
+            <w:pPr>
+              <w:numPr>
+                <w:numId w:val="0"/>
+              </w:numPr>
+              <w:ind w:leftChars="0"/>
+              <w:rPr>
+                <w:rFonts w:hint="default"/>
+                <w:lang w:val="en-US" w:eastAsia="zh"/>
+                <w:woUserID w:val="1"/>
+              </w:rPr>
+            </w:pPr>
+            <w:r>
+              <w:rPr>
+                <w:rFonts w:hint="default"/>
+                <w:lang w:val="en-US" w:eastAsia="zh"/>
+                <w:woUserID w:val="1"/>
+              </w:rPr>
+              <w:t>集合 B，加上需要验证的 Top-K 目标波束对应的信道</w:t>
+            </w:r>
+          </w:p>
+        </w:tc>
+        <w:tc>
+          <w:tcPr>
+            <w:tcW w:w="1657" w:type="pct"/>
+            <w:shd w:val="clear"/>
+            <w:vAlign w:val="center"/>
+          </w:tcPr>
+          <w:p>
+            <w:pPr>
+              <w:numPr>
+                <w:numId w:val="0"/>
+              </w:numPr>
+              <w:ind w:leftChars="0"/>
+              <w:rPr>
+                <w:rFonts w:hint="default"/>
+                <w:lang w:val="en-US" w:eastAsia="zh"/>
+                <w:woUserID w:val="1"/>
+              </w:rPr>
+            </w:pPr>
+            <w:r>
+              <w:rPr>
+                <w:rFonts w:hint="default"/>
+                <w:lang w:val="en-US" w:eastAsia="zh"/>
+                <w:woUserID w:val="1"/>
+              </w:rPr>
+              <w:t>面向确定的测试配置，可以缩小重建范围</w:t>
+            </w:r>
+          </w:p>
+        </w:tc>
+      </w:tr>
+    </w:tbl>
+    <w:p>
+      <w:pPr>
+        <w:numPr>
+          <w:numId w:val="0"/>
+        </w:numPr>
+        <w:ind w:leftChars="0" w:firstLine="420" w:firstLineChars="0"/>
+        <w:rPr>
+          <w:rFonts w:hint="default"/>
+          <w:lang w:val="en-US" w:eastAsia="zh"/>
+          <w:woUserID w:val="1"/>
+        </w:rPr>
+      </w:pPr>
+      <w:r>
+        <w:rPr>
+          <w:rFonts w:hint="default"/>
+          <w:lang w:val="en-US" w:eastAsia="zh"/>
+          <w:woUserID w:val="1"/>
+        </w:rPr>
+        <w:t>例如，本文集合 A 有 32 个波束，而集合 B 只有 8 个。若采用方法 B，测试系统只需重点支持这 8 个输入波束，以及作为参考的目标波束，而不必同等精度地重建全部 32 个波束。这里的 Top-K 目标是测试场景中的参考目标，用于验证模型预测，不能理解为先相信模型预测，再只测它选出的波束。本文仿真主要验证 Top-1 目标。</w:t>
+      </w:r>
+    </w:p>
+    <w:p>
+      <w:pPr>
+        <w:numPr>
+          <w:numId w:val="0"/>
+        </w:numPr>
+        <w:ind w:leftChars="0" w:firstLine="420" w:firstLineChars="0"/>
+        <w:rPr>
+          <w:rFonts w:hint="default"/>
+          <w:lang w:val="en-US" w:eastAsia="zh"/>
+          <w:woUserID w:val="1"/>
+        </w:rPr>
+      </w:pPr>
+      <w:r>
+        <w:rPr>
+          <w:rFonts w:hint="default"/>
+          <w:lang w:val="en-US" w:eastAsia="zh"/>
+          <w:woUserID w:val="1"/>
+        </w:rPr>
+        <w:t>第四，BPSP 是逐波束检查测试环境的指标，探头选择由最差情况驱动。</w:t>
+      </w:r>
+    </w:p>
+    <w:p>
+      <w:pPr>
+        <w:numPr>
+          <w:numId w:val="0"/>
+        </w:numPr>
+        <w:ind w:leftChars="0"/>
+        <w:rPr>
+          <w:rFonts w:hint="default"/>
+          <w:lang w:val="en-US" w:eastAsia="zh"/>
+          <w:woUserID w:val="1"/>
+        </w:rPr>
+      </w:pPr>
+      <w:r>
+        <w:rPr>
+          <w:rFonts w:hint="default"/>
+          <w:lang w:val="en-US" w:eastAsia="zh"/>
+          <w:woUserID w:val="1"/>
+        </w:rPr>
+        <w:t>传统 PSP 通过比较目标与重建环境的归一化 Bartlett 功率角谱，评价信道空间特征的相似程度。本文将这一评价应用于每个基站波束滤波后的信道，因此，BPSP 可以表现为一条随波束编号变化的曲线，或一个向量。它保留了每个波束的重建质量，能够发现哪些波束成为测试环境的薄弱环节。</w:t>
+      </w:r>
+    </w:p>
+    <w:p>
+      <w:pPr>
+        <w:numPr>
+          <w:numId w:val="0"/>
+        </w:numPr>
+        <w:ind w:leftChars="0" w:firstLine="420" w:firstLineChars="0"/>
+        <w:rPr>
+          <w:rFonts w:hint="default"/>
+          <w:lang w:val="en-US" w:eastAsia="zh"/>
+          <w:woUserID w:val="1"/>
+        </w:rPr>
+      </w:pPr>
+      <w:r>
+        <w:rPr>
+          <w:rFonts w:hint="default"/>
+          <w:lang w:val="en-US" w:eastAsia="zh"/>
+          <w:woUserID w:val="1"/>
+        </w:rPr>
+        <w:t>算法 1 的基本过程是：先优化候选探头权重，再选取初始探头集合；计算所有目标波束的 BPSP；如果最差波束未达到门限，就围绕该薄弱情况补充探头、重新优化，直到全部目标波束满足要求</w:t>
+      </w:r>
+      <w:r>
+        <w:rPr>
+          <w:rFonts w:hint="eastAsia"/>
+          <w:lang w:val="en-US" w:eastAsia="zh"/>
+          <w:woUserID w:val="1"/>
+        </w:rPr>
+        <w:t>，即全部达到</w:t>
+      </w:r>
+      <w:r>
+        <w:rPr>
+          <w:rFonts w:hint="default"/>
+          <w:lang w:val="en-US" w:eastAsia="zh"/>
+          <w:woUserID w:val="1"/>
+        </w:rPr>
+        <w:t>测试环境重建门限。论文使用了 60% 和 80% 两档门限进行比较，它们不是 AI 模型预测准确率要求，也不能直接表述为标准验收门限。还需要注意，BPSP 比较的是归一化空间谱形状，不能单独证明绝对接收功率标定正确。若要进一步验收功率预测，还需要相应的功率参考和误差评价。</w:t>
+      </w:r>
+    </w:p>
+    <w:p>
+      <w:pPr>
+        <w:numPr>
+          <w:numId w:val="0"/>
+        </w:numPr>
+        <w:ind w:leftChars="0" w:firstLine="420" w:firstLineChars="0"/>
+        <w:rPr>
+          <w:rFonts w:hint="default"/>
+          <w:lang w:val="en-US" w:eastAsia="zh"/>
+          <w:woUserID w:val="1"/>
+        </w:rPr>
+      </w:pPr>
+      <w:r>
+        <w:rPr>
+          <w:rFonts w:hint="default"/>
+          <w:lang w:val="en-US" w:eastAsia="zh"/>
+          <w:woUserID w:val="1"/>
+        </w:rPr>
+        <w:t>第五，论文给出了实际的无线实验搭建方法，但终端软件集成细节仍不完整。图 2 给出的系统架构包括基站模拟器、信道模拟器、开关矩阵、多探头暗室和被测设备。具体的信道验证实验则使用信号发生器产生未预编码的信号，由信道模拟器实现发射波束形成、CDL 信道处理和探头权重映射。</w:t>
+      </w:r>
+    </w:p>
+    <w:p>
+      <w:pPr>
+        <w:numPr>
+          <w:numId w:val="0"/>
+        </w:numPr>
+        <w:ind w:leftChars="0" w:firstLine="420" w:firstLineChars="0"/>
+        <w:rPr>
+          <w:rFonts w:hint="default"/>
+          <w:lang w:val="en-US" w:eastAsia="zh"/>
+          <w:woUserID w:val="1"/>
+        </w:rPr>
+      </w:pPr>
+      <w:r>
+        <w:rPr>
+          <w:rFonts w:hint="default"/>
+          <w:lang w:val="en-US" w:eastAsia="zh"/>
+          <w:woUserID w:val="1"/>
+        </w:rPr>
+        <w:t>实际搭建的实验采用 CDL-A 信道，方法 A 使用 8 个探头，方法 B 使用 7 个探头，测量距离为 1.5 m。作者在静区中心放置窄波束天线阵列，通过三维转台扫描半球空间，测量近似功率角谱，再计算实测 BPSP，与仿真结果比较。这里转台的用途是验证环境、采集角谱，不是用于跟随快速波束扫描实时改变测试环境，两者不矛盾。</w:t>
+      </w:r>
+    </w:p>
+    <w:p>
+      <w:pPr>
+        <w:numPr>
+          <w:numId w:val="0"/>
+        </w:numPr>
+        <w:ind w:leftChars="0" w:firstLine="420" w:firstLineChars="0"/>
+        <w:rPr>
+          <w:rFonts w:hint="default"/>
+          <w:lang w:val="en-US" w:eastAsia="zh"/>
+          <w:woUserID w:val="1"/>
+        </w:rPr>
+      </w:pPr>
+      <w:r>
+        <w:rPr>
+          <w:rFonts w:hint="default"/>
+          <w:lang w:val="en-US" w:eastAsia="zh"/>
+          <w:woUserID w:val="1"/>
+        </w:rPr>
+        <w:t>模型验证则使用实测功率角谱形成的 1000 个样本。虽然作者明确将模型描述为部署在 UE 侧，但没有说明具体手机型号、处理器、推理运行环境，也没有给出模型与终端测量模块之间的接口。因此，可以确认“实测环境支撑了模型验证”，还不能确认一套可照搬的商用手机基带部署流程。</w:t>
+      </w:r>
+    </w:p>
+    <w:p>
+      <w:pPr>
+        <w:numPr>
+          <w:numId w:val="0"/>
+        </w:numPr>
+        <w:ind w:leftChars="0" w:firstLine="420" w:firstLineChars="0"/>
+        <w:rPr>
+          <w:rFonts w:hint="default"/>
+          <w:lang w:val="en-US" w:eastAsia="zh"/>
+          <w:woUserID w:val="1"/>
+        </w:rPr>
+      </w:pPr>
+      <w:r>
+        <w:rPr>
+          <w:rFonts w:hint="default"/>
+          <w:lang w:val="en-US" w:eastAsia="zh"/>
+          <w:woUserID w:val="1"/>
+        </w:rPr>
+        <w:t>第六，实验结果说明测试环境的选择会影响同一个模型的评估结果。论文先生成 45000 个原始仿真样本，随机选取 15000 个用于训练和测试，按正文给出的比例划分为 13125 个训练样本和 1875 个测试样本。模型在仿真测试集上的准确率为 97.7%，作为后续参考。随后使用实测数据进行验证，表 VI 的结果为：</w:t>
+      </w:r>
+    </w:p>
+    <w:tbl>
+      <w:tblPr>
+        <w:tblW w:w="0" w:type="auto"/>
+        <w:tblCellSpacing w:w="15" w:type="dxa"/>
+        <w:tblInd w:w="0" w:type="dxa"/>
+        <w:tblBorders>
+          <w:top w:val="none" w:color="auto" w:sz="0" w:space="0"/>
+          <w:left w:val="none" w:color="auto" w:sz="0" w:space="0"/>
+          <w:bottom w:val="none" w:color="auto" w:sz="0" w:space="0"/>
+          <w:right w:val="none" w:color="auto" w:sz="0" w:space="0"/>
+          <w:insideH w:val="none" w:color="auto" w:sz="0" w:space="0"/>
+          <w:insideV w:val="none" w:color="auto" w:sz="0" w:space="0"/>
+        </w:tblBorders>
+        <w:shd w:val="clear"/>
+        <w:tblLayout w:type="autofit"/>
+        <w:tblCellMar>
+          <w:top w:w="15" w:type="dxa"/>
+          <w:left w:w="15" w:type="dxa"/>
+          <w:bottom w:w="15" w:type="dxa"/>
+          <w:right w:w="15" w:type="dxa"/>
+        </w:tblCellMar>
+      </w:tblPr>
+      <w:tblGrid>
+        <w:gridCol w:w="2316"/>
+        <w:gridCol w:w="2569"/>
+      </w:tblGrid>
+      <w:tr>
+        <w:tblPrEx>
+          <w:tblBorders>
+            <w:top w:val="none" w:color="auto" w:sz="0" w:space="0"/>
+            <w:left w:val="none" w:color="auto" w:sz="0" w:space="0"/>
+            <w:bottom w:val="none" w:color="auto" w:sz="0" w:space="0"/>
+            <w:right w:val="none" w:color="auto" w:sz="0" w:space="0"/>
+            <w:insideH w:val="none" w:color="auto" w:sz="0" w:space="0"/>
+            <w:insideV w:val="none" w:color="auto" w:sz="0" w:space="0"/>
+          </w:tblBorders>
+        </w:tblPrEx>
+        <w:trPr>
+          <w:tblHeader/>
+          <w:tblCellSpacing w:w="15" w:type="dxa"/>
+        </w:trPr>
+        <w:tc>
+          <w:tcPr>
+            <w:tcW w:w="0" w:type="auto"/>
+            <w:shd w:val="clear"/>
+            <w:vAlign w:val="center"/>
+          </w:tcPr>
+          <w:p>
+            <w:pPr>
+              <w:numPr>
+                <w:numId w:val="0"/>
+              </w:numPr>
+              <w:ind w:leftChars="0"/>
+              <w:rPr>
+                <w:rFonts w:hint="default"/>
+                <w:lang w:val="en-US" w:eastAsia="zh"/>
+                <w:woUserID w:val="1"/>
+              </w:rPr>
+            </w:pPr>
+            <w:r>
+              <w:rPr>
+                <w:rFonts w:hint="default"/>
+                <w:lang w:val="en-US" w:eastAsia="zh"/>
+                <w:woUserID w:val="1"/>
+              </w:rPr>
+              <w:t>数据与测试环境</w:t>
+            </w:r>
+          </w:p>
+        </w:tc>
+        <w:tc>
+          <w:tcPr>
+            <w:tcW w:w="0" w:type="auto"/>
+            <w:shd w:val="clear"/>
+            <w:vAlign w:val="center"/>
+          </w:tcPr>
+          <w:p>
+            <w:pPr>
+              <w:numPr>
+                <w:numId w:val="0"/>
+              </w:numPr>
+              <w:ind w:leftChars="0"/>
+              <w:rPr>
+                <w:rFonts w:hint="default"/>
+                <w:lang w:val="en-US" w:eastAsia="zh"/>
+                <w:woUserID w:val="1"/>
+              </w:rPr>
+            </w:pPr>
+            <w:r>
+              <w:rPr>
+                <w:rFonts w:hint="default"/>
+                <w:lang w:val="en-US" w:eastAsia="zh"/>
+                <w:woUserID w:val="1"/>
+              </w:rPr>
+              <w:t>Top-1 发射波束预测准确率</w:t>
+            </w:r>
+          </w:p>
+        </w:tc>
+      </w:tr>
+      <w:tr>
+        <w:tblPrEx>
+          <w:tblBorders>
+            <w:top w:val="none" w:color="auto" w:sz="0" w:space="0"/>
+            <w:left w:val="none" w:color="auto" w:sz="0" w:space="0"/>
+            <w:bottom w:val="none" w:color="auto" w:sz="0" w:space="0"/>
+            <w:right w:val="none" w:color="auto" w:sz="0" w:space="0"/>
+            <w:insideH w:val="none" w:color="auto" w:sz="0" w:space="0"/>
+            <w:insideV w:val="none" w:color="auto" w:sz="0" w:space="0"/>
+          </w:tblBorders>
+          <w:shd w:val="clear"/>
+          <w:tblCellMar>
+            <w:top w:w="15" w:type="dxa"/>
+            <w:left w:w="15" w:type="dxa"/>
+            <w:bottom w:w="15" w:type="dxa"/>
+            <w:right w:w="15" w:type="dxa"/>
+          </w:tblCellMar>
+        </w:tblPrEx>
+        <w:trPr>
+          <w:tblCellSpacing w:w="15" w:type="dxa"/>
+        </w:trPr>
+        <w:tc>
+          <w:tcPr>
+            <w:tcW w:w="0" w:type="auto"/>
+            <w:shd w:val="clear"/>
+            <w:vAlign w:val="center"/>
+          </w:tcPr>
+          <w:p>
+            <w:pPr>
+              <w:numPr>
+                <w:numId w:val="0"/>
+              </w:numPr>
+              <w:ind w:leftChars="0"/>
+              <w:rPr>
+                <w:rFonts w:hint="default"/>
+                <w:lang w:val="en-US" w:eastAsia="zh"/>
+                <w:woUserID w:val="1"/>
+              </w:rPr>
+            </w:pPr>
+            <w:r>
+              <w:rPr>
+                <w:rFonts w:hint="default"/>
+                <w:lang w:val="en-US" w:eastAsia="zh"/>
+                <w:woUserID w:val="1"/>
+              </w:rPr>
+              <w:t>链路级仿真测试集</w:t>
+            </w:r>
+          </w:p>
+        </w:tc>
+        <w:tc>
+          <w:tcPr>
+            <w:tcW w:w="0" w:type="auto"/>
+            <w:shd w:val="clear"/>
+            <w:vAlign w:val="center"/>
+          </w:tcPr>
+          <w:p>
+            <w:pPr>
+              <w:numPr>
+                <w:numId w:val="0"/>
+              </w:numPr>
+              <w:ind w:leftChars="0"/>
+              <w:rPr>
+                <w:rFonts w:hint="default"/>
+                <w:lang w:val="en-US" w:eastAsia="zh"/>
+                <w:woUserID w:val="1"/>
+              </w:rPr>
+            </w:pPr>
+            <w:r>
+              <w:rPr>
+                <w:rFonts w:hint="default"/>
+                <w:lang w:val="en-US" w:eastAsia="zh"/>
+                <w:woUserID w:val="1"/>
+              </w:rPr>
+              <w:t>97.7%</w:t>
+            </w:r>
+          </w:p>
+        </w:tc>
+      </w:tr>
+      <w:tr>
+        <w:tblPrEx>
+          <w:tblBorders>
+            <w:top w:val="none" w:color="auto" w:sz="0" w:space="0"/>
+            <w:left w:val="none" w:color="auto" w:sz="0" w:space="0"/>
+            <w:bottom w:val="none" w:color="auto" w:sz="0" w:space="0"/>
+            <w:right w:val="none" w:color="auto" w:sz="0" w:space="0"/>
+            <w:insideH w:val="none" w:color="auto" w:sz="0" w:space="0"/>
+            <w:insideV w:val="none" w:color="auto" w:sz="0" w:space="0"/>
+          </w:tblBorders>
+          <w:shd w:val="clear"/>
+          <w:tblCellMar>
+            <w:top w:w="15" w:type="dxa"/>
+            <w:left w:w="15" w:type="dxa"/>
+            <w:bottom w:w="15" w:type="dxa"/>
+            <w:right w:w="15" w:type="dxa"/>
+          </w:tblCellMar>
+        </w:tblPrEx>
+        <w:trPr>
+          <w:tblCellSpacing w:w="15" w:type="dxa"/>
+        </w:trPr>
+        <w:tc>
+          <w:tcPr>
+            <w:tcW w:w="0" w:type="auto"/>
+            <w:shd w:val="clear"/>
+            <w:vAlign w:val="center"/>
+          </w:tcPr>
+          <w:p>
+            <w:pPr>
+              <w:numPr>
+                <w:numId w:val="0"/>
+              </w:numPr>
+              <w:ind w:leftChars="0"/>
+              <w:rPr>
+                <w:rFonts w:hint="default"/>
+                <w:lang w:val="en-US" w:eastAsia="zh"/>
+                <w:woUserID w:val="1"/>
+              </w:rPr>
+            </w:pPr>
+            <w:r>
+              <w:rPr>
+                <w:rFonts w:hint="default"/>
+                <w:lang w:val="en-US" w:eastAsia="zh"/>
+                <w:woUserID w:val="1"/>
+              </w:rPr>
+              <w:t>方法 A 的实测验证数据</w:t>
+            </w:r>
+          </w:p>
+        </w:tc>
+        <w:tc>
+          <w:tcPr>
+            <w:tcW w:w="0" w:type="auto"/>
+            <w:shd w:val="clear"/>
+            <w:vAlign w:val="center"/>
+          </w:tcPr>
+          <w:p>
+            <w:pPr>
+              <w:numPr>
+                <w:numId w:val="0"/>
+              </w:numPr>
+              <w:ind w:leftChars="0"/>
+              <w:rPr>
+                <w:rFonts w:hint="default"/>
+                <w:lang w:val="en-US" w:eastAsia="zh"/>
+                <w:woUserID w:val="1"/>
+              </w:rPr>
+            </w:pPr>
+            <w:r>
+              <w:rPr>
+                <w:rFonts w:hint="default"/>
+                <w:lang w:val="en-US" w:eastAsia="zh"/>
+                <w:woUserID w:val="1"/>
+              </w:rPr>
+              <w:t>73.1%</w:t>
+            </w:r>
+          </w:p>
+        </w:tc>
+      </w:tr>
+      <w:tr>
+        <w:tblPrEx>
+          <w:tblBorders>
+            <w:top w:val="none" w:color="auto" w:sz="0" w:space="0"/>
+            <w:left w:val="none" w:color="auto" w:sz="0" w:space="0"/>
+            <w:bottom w:val="none" w:color="auto" w:sz="0" w:space="0"/>
+            <w:right w:val="none" w:color="auto" w:sz="0" w:space="0"/>
+            <w:insideH w:val="none" w:color="auto" w:sz="0" w:space="0"/>
+            <w:insideV w:val="none" w:color="auto" w:sz="0" w:space="0"/>
+          </w:tblBorders>
+          <w:shd w:val="clear"/>
+        </w:tblPrEx>
+        <w:trPr>
+          <w:tblCellSpacing w:w="15" w:type="dxa"/>
+        </w:trPr>
+        <w:tc>
+          <w:tcPr>
+            <w:tcW w:w="0" w:type="auto"/>
+            <w:shd w:val="clear"/>
+            <w:vAlign w:val="center"/>
+          </w:tcPr>
+          <w:p>
+            <w:pPr>
+              <w:numPr>
+                <w:numId w:val="0"/>
+              </w:numPr>
+              <w:ind w:leftChars="0"/>
+              <w:rPr>
+                <w:rFonts w:hint="default"/>
+                <w:lang w:val="en-US" w:eastAsia="zh"/>
+                <w:woUserID w:val="1"/>
+              </w:rPr>
+            </w:pPr>
+            <w:r>
+              <w:rPr>
+                <w:rFonts w:hint="default"/>
+                <w:lang w:val="en-US" w:eastAsia="zh"/>
+                <w:woUserID w:val="1"/>
+              </w:rPr>
+              <w:t>方法 B 的实测验证数据</w:t>
+            </w:r>
+          </w:p>
+        </w:tc>
+        <w:tc>
+          <w:tcPr>
+            <w:tcW w:w="0" w:type="auto"/>
+            <w:shd w:val="clear"/>
+            <w:vAlign w:val="center"/>
+          </w:tcPr>
+          <w:p>
+            <w:pPr>
+              <w:numPr>
+                <w:numId w:val="0"/>
+              </w:numPr>
+              <w:ind w:leftChars="0"/>
+              <w:rPr>
+                <w:rFonts w:hint="default"/>
+                <w:lang w:val="en-US" w:eastAsia="zh"/>
+                <w:woUserID w:val="1"/>
+              </w:rPr>
+            </w:pPr>
+            <w:r>
+              <w:rPr>
+                <w:rFonts w:hint="default"/>
+                <w:lang w:val="en-US" w:eastAsia="zh"/>
+                <w:woUserID w:val="1"/>
+              </w:rPr>
+              <w:t>93.5%</w:t>
+            </w:r>
+          </w:p>
+        </w:tc>
+      </w:tr>
+    </w:tbl>
+    <w:p>
+      <w:pPr>
+        <w:numPr>
+          <w:numId w:val="0"/>
+        </w:numPr>
+        <w:ind w:leftChars="0" w:firstLine="420" w:firstLineChars="0"/>
+        <w:rPr>
+          <w:rFonts w:hint="default"/>
+          <w:lang w:val="en-US" w:eastAsia="zh"/>
+          <w:woUserID w:val="1"/>
+        </w:rPr>
+      </w:pPr>
+      <w:r>
+        <w:rPr>
+          <w:rFonts w:hint="default"/>
+          <w:lang w:val="en-US" w:eastAsia="zh"/>
+          <w:woUserID w:val="1"/>
+        </w:rPr>
+        <w:t>方法 B 的结果更接近仿真基准，相差 4.2 个百分点；方法 A 相差 24.6 个百分点。作者将这种差异与方法 A 支持更通用的发射配置、方法 B 针对特定配置构建环境联系起来。因此，这组结果不能写成“方法 B 提高了 AI 算法准确率”。它比较的是同一模型在不同测试环境中的表现，更直接支持的是：针对确定配置构建测试环境，有助于获得接近参考环境的预测结果。探头数量也体现了这种取舍。以 CDL-A 仿真为例，BPSP 门限为 80% 时，方法 A、B 分别需要 18、13 个探头；门限放宽至 60% 时，分别需要 8、7 个。实际实验采用的是后一档配置，而不是用 7 个探头实现了 80% 门限的方案。</w:t>
+      </w:r>
+    </w:p>
+    <w:p>
+      <w:pPr>
+        <w:numPr>
+          <w:numId w:val="0"/>
+        </w:numPr>
+        <w:ind w:leftChars="0"/>
+        <w:rPr>
+          <w:rFonts w:hint="default"/>
+          <w:b/>
+          <w:bCs/>
+          <w:lang w:val="en-US" w:eastAsia="zh"/>
+          <w:woUserID w:val="1"/>
+        </w:rPr>
+      </w:pPr>
+      <w:r>
+        <w:rPr>
+          <w:rFonts w:hint="default"/>
+          <w:b/>
+          <w:bCs/>
+          <w:lang w:val="en-US" w:eastAsia="zh"/>
+          <w:woUserID w:val="1"/>
+        </w:rPr>
+        <w:t>（3）研究启示、成熟度与应用思路</w:t>
+      </w:r>
+    </w:p>
+    <w:p>
+      <w:pPr>
+        <w:numPr>
+          <w:numId w:val="0"/>
+        </w:numPr>
+        <w:ind w:leftChars="0" w:firstLine="420" w:firstLineChars="0"/>
+        <w:rPr>
+          <w:rFonts w:hint="default"/>
+          <w:lang w:val="en-US" w:eastAsia="zh"/>
+          <w:woUserID w:val="1"/>
+        </w:rPr>
+      </w:pPr>
+      <w:r>
+        <w:rPr>
+          <w:rFonts w:hint="default"/>
+          <w:lang w:val="en-US" w:eastAsia="zh"/>
+          <w:woUserID w:val="1"/>
+        </w:rPr>
+        <w:t>这篇论文最有价值的地方，是把终端 AI 波束测试拆成了两个能够分别检查的环节：测试设备是否准确呈现了模型需要面对的无线环境，以及模型在这个环境下是否正确预测。这样，在模型性能下降时，可以先检查环境重建误差，减少把测试设备误差误判为模型问题的可能。</w:t>
+      </w:r>
+    </w:p>
+    <w:p>
+      <w:pPr>
+        <w:numPr>
+          <w:numId w:val="0"/>
+        </w:numPr>
+        <w:ind w:leftChars="0" w:firstLine="420" w:firstLineChars="0"/>
+        <w:rPr>
+          <w:rFonts w:hint="default"/>
+          <w:lang w:val="en-US" w:eastAsia="zh"/>
+          <w:woUserID w:val="1"/>
+        </w:rPr>
+      </w:pPr>
+      <w:r>
+        <w:rPr>
+          <w:rFonts w:hint="default"/>
+          <w:lang w:val="en-US" w:eastAsia="zh"/>
+          <w:woUserID w:val="1"/>
+        </w:rPr>
+        <w:t>它与前面苹果专利的侧重点也不同。苹果专利主要讨论模型表现退化后如何监控、验证和管理启用状态；本篇提供的是实验室基础能力：怎样生成输入测量、建立参考条件，并验证测试环境是否可信。两者可以衔接，但本篇没有实现模型漂移检测、版本审批或失败回退流程。</w:t>
+      </w:r>
+    </w:p>
+    <w:p>
+      <w:pPr>
+        <w:numPr>
+          <w:numId w:val="0"/>
+        </w:numPr>
+        <w:ind w:leftChars="0" w:firstLine="420" w:firstLineChars="0"/>
+        <w:rPr>
+          <w:rFonts w:hint="default"/>
+          <w:lang w:val="en-US" w:eastAsia="zh"/>
+          <w:woUserID w:val="1"/>
+        </w:rPr>
+      </w:pPr>
+      <w:bookmarkStart w:id="0" w:name="_GoBack"/>
+      <w:bookmarkEnd w:id="0"/>
+      <w:r>
+        <w:rPr>
+          <w:rFonts w:hint="default"/>
+          <w:lang w:val="en-US" w:eastAsia="zh"/>
+          <w:woUserID w:val="1"/>
+        </w:rPr>
+        <w:t>成熟度方面，论文已经给出了信道处理机制、两种测试策略、探头选择算法、实际 MPAC 装置和模型验证结果，具有明确的实验依据。它的核心贡献仍是面向 AI 波束管理的 OTA 环境重建，而不是覆盖用例管理、终端控制、自动判定和报告生成的完整验收平台。文中也没有提供代码仓库、训练数据下载地址或仪表控制程序。</w:t>
+      </w:r>
+    </w:p>
+    <w:p>
+      <w:pPr>
+        <w:numPr>
+          <w:numId w:val="0"/>
+        </w:numPr>
+        <w:ind w:leftChars="0"/>
+        <w:rPr>
+          <w:rFonts w:hint="default"/>
+          <w:lang w:val="en-US" w:eastAsia="zh"/>
+        </w:rPr>
+      </w:pPr>
     </w:p>
     <w:sectPr>
       <w:pgSz w:w="11906" w:h="16838"/>
@@ -1608,6 +8719,18 @@
 <file path=word/numbering.xml><?xml version="1.0" encoding="utf-8"?>
 <w:numbering xmlns:wpc="http://schemas.microsoft.com/office/word/2010/wordprocessingCanvas" xmlns:mc="http://schemas.openxmlformats.org/markup-compatibility/2006" xmlns:o="urn:schemas-microsoft-com:office:office" xmlns:r="http://schemas.openxmlformats.org/officeDocument/2006/relationships" xmlns:m="http://schemas.openxmlformats.org/officeDocument/2006/math" xmlns:v="urn:schemas-microsoft-com:vml" xmlns:wp14="http://schemas.microsoft.com/office/word/2010/wordprocessingDrawing" xmlns:wp="http://schemas.openxmlformats.org/drawingml/2006/wordprocessingDrawing" xmlns:w10="urn:schemas-microsoft-com:office:word" xmlns:w="http://schemas.openxmlformats.org/wordprocessingml/2006/main" xmlns:w14="http://schemas.microsoft.com/office/word/2010/wordml" xmlns:wpg="http://schemas.microsoft.com/office/word/2010/wordprocessingGroup" xmlns:wpi="http://schemas.microsoft.com/office/word/2010/wordprocessingInk" xmlns:wne="http://schemas.microsoft.com/office/word/2006/wordml" xmlns:wps="http://schemas.microsoft.com/office/word/2010/wordprocessingShape" xmlns:wpsCustomData="http://www.wps.cn/officeDocument/2013/wpsCustomData" mc:Ignorable="w14 wp14">
   <w:abstractNum w:abstractNumId="0">
+    <w:nsid w:val="B79CD559"/>
+    <w:multiLevelType w:val="singleLevel"/>
+    <w:tmpl w:val="B79CD559"/>
+    <w:lvl w:ilvl="0" w:tentative="0">
+      <w:start w:val="1"/>
+      <w:numFmt w:val="decimal"/>
+      <w:suff w:val="nothing"/>
+      <w:lvlText w:val="%1、"/>
+      <w:lvlJc w:val="left"/>
+    </w:lvl>
+  </w:abstractNum>
+  <w:abstractNum w:abstractNumId="1">
     <w:nsid w:val="EB6F4940"/>
     <w:multiLevelType w:val="singleLevel"/>
     <w:tmpl w:val="EB6F4940"/>
@@ -1623,6 +8746,9 @@
     </w:lvl>
   </w:abstractNum>
   <w:num w:numId="1">
+    <w:abstractNumId w:val="1"/>
+  </w:num>
+  <w:num w:numId="2">
     <w:abstractNumId w:val="0"/>
   </w:num>
 </w:numbering>
